--- a/EBIOS Risk Manager - Formation - Livret formateur.docx
+++ b/EBIOS Risk Manager - Formation - Livret formateur.docx
@@ -106,6 +106,7 @@
         <w:dataBinding w:prefixMappings="xmlns:ns0='http://schemas.openxmlformats.org/package/2006/metadata/core-properties' xmlns:ns1='http://purl.org/dc/elements/1.1/'" w:xpath="/ns0:coreProperties[1]/ns1:title[1]" w:storeItemID="{6C3C8BC8-F283-45AE-878A-BAB7291924A1}"/>
         <w:text/>
       </w:sdtPr>
+      <w:sdtEndPr/>
       <w:sdtContent>
         <w:p>
           <w:pPr>
@@ -142,6 +143,7 @@
           <w:dataBinding w:prefixMappings="xmlns:ns0='http://schemas.openxmlformats.org/package/2006/metadata/core-properties' xmlns:ns1='http://purl.org/dc/elements/1.1/'" w:xpath="/ns0:coreProperties[1]/ns1:subject[1]" w:storeItemID="{6C3C8BC8-F283-45AE-878A-BAB7291924A1}"/>
           <w:text/>
         </w:sdtPr>
+        <w:sdtEndPr/>
         <w:sdtContent>
           <w:r>
             <w:rPr>
@@ -440,6 +442,61 @@
             </w:r>
             <w:r>
               <w:t>, en cohérence avec les autres composants du kit de formation</w:t>
+            </w:r>
+          </w:p>
+        </w:tc>
+        <w:tc>
+          <w:tcPr>
+            <w:tcW w:w="1721" w:type="pct"/>
+            <w:vAlign w:val="center"/>
+          </w:tcPr>
+          <w:p>
+            <w:pPr>
+              <w:jc w:val="left"/>
+            </w:pPr>
+            <w:r>
+              <w:t>Matthieu GRALL</w:t>
+            </w:r>
+          </w:p>
+        </w:tc>
+        <w:tc>
+          <w:tcPr>
+            <w:tcW w:w="750" w:type="pct"/>
+            <w:vAlign w:val="center"/>
+          </w:tcPr>
+          <w:p>
+            <w:r>
+              <w:t>Amélioration continue</w:t>
+            </w:r>
+          </w:p>
+        </w:tc>
+      </w:tr>
+      <w:tr>
+        <w:trPr>
+          <w:jc w:val="center"/>
+        </w:trPr>
+        <w:tc>
+          <w:tcPr>
+            <w:tcW w:w="696" w:type="pct"/>
+            <w:vAlign w:val="center"/>
+          </w:tcPr>
+          <w:p>
+            <w:pPr>
+              <w:jc w:val="right"/>
+            </w:pPr>
+            <w:r>
+              <w:t>15/07/2025</w:t>
+            </w:r>
+          </w:p>
+        </w:tc>
+        <w:tc>
+          <w:tcPr>
+            <w:tcW w:w="1833" w:type="pct"/>
+            <w:vAlign w:val="center"/>
+          </w:tcPr>
+          <w:p>
+            <w:r>
+              <w:t>Corrections mineures</w:t>
             </w:r>
           </w:p>
         </w:tc>
@@ -2688,23 +2745,7 @@
                 <w:sz w:val="20"/>
                 <w:szCs w:val="20"/>
               </w:rPr>
-              <w:t xml:space="preserve">[diapositive </w:t>
-            </w:r>
-            <w:r>
-              <w:rPr>
-                <w:rFonts w:asciiTheme="majorHAnsi" w:hAnsiTheme="majorHAnsi" w:cstheme="majorHAnsi"/>
-                <w:sz w:val="20"/>
-                <w:szCs w:val="20"/>
-              </w:rPr>
-              <w:t>3</w:t>
-            </w:r>
-            <w:r>
-              <w:rPr>
-                <w:rFonts w:asciiTheme="majorHAnsi" w:hAnsiTheme="majorHAnsi" w:cstheme="majorHAnsi"/>
-                <w:sz w:val="20"/>
-                <w:szCs w:val="20"/>
-              </w:rPr>
-              <w:t>]</w:t>
+              <w:t>[diapositive 3]</w:t>
             </w:r>
           </w:p>
           <w:p>
@@ -2807,13 +2848,7 @@
               <w:rPr>
                 <w:rFonts w:cstheme="majorHAnsi"/>
               </w:rPr>
-              <w:t>Objectifs</w:t>
-            </w:r>
-            <w:r>
-              <w:rPr>
-                <w:rFonts w:cstheme="majorHAnsi"/>
-              </w:rPr>
-              <w:t xml:space="preserve"> (jour 1 matin)</w:t>
+              <w:t>Objectifs (jour 1 matin)</w:t>
             </w:r>
             <w:bookmarkEnd w:id="6"/>
           </w:p>
@@ -2983,23 +3018,7 @@
                 <w:sz w:val="20"/>
                 <w:szCs w:val="20"/>
               </w:rPr>
-              <w:t xml:space="preserve">[diapositive </w:t>
-            </w:r>
-            <w:r>
-              <w:rPr>
-                <w:rFonts w:asciiTheme="majorHAnsi" w:hAnsiTheme="majorHAnsi" w:cstheme="majorHAnsi"/>
-                <w:sz w:val="20"/>
-                <w:szCs w:val="20"/>
-              </w:rPr>
-              <w:t>6</w:t>
-            </w:r>
-            <w:r>
-              <w:rPr>
-                <w:rFonts w:asciiTheme="majorHAnsi" w:hAnsiTheme="majorHAnsi" w:cstheme="majorHAnsi"/>
-                <w:sz w:val="20"/>
-                <w:szCs w:val="20"/>
-              </w:rPr>
-              <w:t>]</w:t>
+              <w:t>[diapositive 6]</w:t>
             </w:r>
           </w:p>
           <w:p>
@@ -3782,13 +3801,23 @@
                 <w:szCs w:val="20"/>
               </w:rPr>
             </w:pPr>
-            <w:r>
-              <w:rPr>
-                <w:rFonts w:asciiTheme="majorHAnsi" w:hAnsiTheme="majorHAnsi" w:cstheme="majorHAnsi"/>
-                <w:sz w:val="20"/>
-                <w:szCs w:val="20"/>
-              </w:rPr>
-              <w:t xml:space="preserve">Faire un exercice collégial : </w:t>
+            <w:proofErr w:type="gramStart"/>
+            <w:r>
+              <w:rPr>
+                <w:rFonts w:asciiTheme="majorHAnsi" w:hAnsiTheme="majorHAnsi" w:cstheme="majorHAnsi"/>
+                <w:sz w:val="20"/>
+                <w:szCs w:val="20"/>
+              </w:rPr>
+              <w:t>Faire</w:t>
+            </w:r>
+            <w:proofErr w:type="gramEnd"/>
+            <w:r>
+              <w:rPr>
+                <w:rFonts w:asciiTheme="majorHAnsi" w:hAnsiTheme="majorHAnsi" w:cstheme="majorHAnsi"/>
+                <w:sz w:val="20"/>
+                <w:szCs w:val="20"/>
+              </w:rPr>
+              <w:t xml:space="preserve"> un exercice collégial : </w:t>
             </w:r>
             <w:r>
               <w:rPr>
@@ -4045,47 +4074,7 @@
                 <w:sz w:val="20"/>
                 <w:szCs w:val="20"/>
               </w:rPr>
-              <w:t>1</w:t>
-            </w:r>
-            <w:r>
-              <w:rPr>
-                <w:rFonts w:asciiTheme="majorHAnsi" w:hAnsiTheme="majorHAnsi" w:cstheme="majorHAnsi"/>
-                <w:sz w:val="20"/>
-                <w:szCs w:val="20"/>
-              </w:rPr>
-              <w:t>5</w:t>
-            </w:r>
-            <w:r>
-              <w:rPr>
-                <w:rFonts w:asciiTheme="majorHAnsi" w:hAnsiTheme="majorHAnsi" w:cstheme="majorHAnsi"/>
-                <w:sz w:val="20"/>
-                <w:szCs w:val="20"/>
-              </w:rPr>
-              <w:t xml:space="preserve"> </w:t>
-            </w:r>
-            <w:r>
-              <w:rPr>
-                <w:rFonts w:asciiTheme="majorHAnsi" w:hAnsiTheme="majorHAnsi" w:cstheme="majorHAnsi"/>
-                <w:sz w:val="20"/>
-                <w:szCs w:val="20"/>
-              </w:rPr>
-              <w:t>à</w:t>
-            </w:r>
-            <w:r>
-              <w:rPr>
-                <w:rFonts w:asciiTheme="majorHAnsi" w:hAnsiTheme="majorHAnsi" w:cstheme="majorHAnsi"/>
-                <w:sz w:val="20"/>
-                <w:szCs w:val="20"/>
-              </w:rPr>
-              <w:t xml:space="preserve"> 1</w:t>
-            </w:r>
-            <w:r>
-              <w:rPr>
-                <w:rFonts w:asciiTheme="majorHAnsi" w:hAnsiTheme="majorHAnsi" w:cstheme="majorHAnsi"/>
-                <w:sz w:val="20"/>
-                <w:szCs w:val="20"/>
-              </w:rPr>
-              <w:t>8</w:t>
+              <w:t>15 à 18</w:t>
             </w:r>
             <w:r>
               <w:rPr>
@@ -4291,13 +4280,23 @@
                 <w:szCs w:val="20"/>
               </w:rPr>
             </w:pPr>
-            <w:r>
-              <w:rPr>
-                <w:rFonts w:asciiTheme="majorHAnsi" w:hAnsiTheme="majorHAnsi" w:cstheme="majorHAnsi"/>
-                <w:sz w:val="20"/>
-                <w:szCs w:val="20"/>
-              </w:rPr>
-              <w:t>Faire un exercice collégial : pour chaque élément présenté, indique</w:t>
+            <w:proofErr w:type="gramStart"/>
+            <w:r>
+              <w:rPr>
+                <w:rFonts w:asciiTheme="majorHAnsi" w:hAnsiTheme="majorHAnsi" w:cstheme="majorHAnsi"/>
+                <w:sz w:val="20"/>
+                <w:szCs w:val="20"/>
+              </w:rPr>
+              <w:t>Faire</w:t>
+            </w:r>
+            <w:proofErr w:type="gramEnd"/>
+            <w:r>
+              <w:rPr>
+                <w:rFonts w:asciiTheme="majorHAnsi" w:hAnsiTheme="majorHAnsi" w:cstheme="majorHAnsi"/>
+                <w:sz w:val="20"/>
+                <w:szCs w:val="20"/>
+              </w:rPr>
+              <w:t xml:space="preserve"> un exercice collégial : pour chaque élément présenté, indique</w:t>
             </w:r>
             <w:r>
               <w:rPr>
@@ -5214,13 +5213,23 @@
                 <w:szCs w:val="20"/>
               </w:rPr>
             </w:pPr>
-            <w:r>
-              <w:rPr>
-                <w:rFonts w:asciiTheme="majorHAnsi" w:hAnsiTheme="majorHAnsi" w:cstheme="majorHAnsi"/>
-                <w:sz w:val="20"/>
-                <w:szCs w:val="20"/>
-              </w:rPr>
-              <w:t xml:space="preserve">Faire un exercice collégial : pour chaque </w:t>
+            <w:proofErr w:type="gramStart"/>
+            <w:r>
+              <w:rPr>
+                <w:rFonts w:asciiTheme="majorHAnsi" w:hAnsiTheme="majorHAnsi" w:cstheme="majorHAnsi"/>
+                <w:sz w:val="20"/>
+                <w:szCs w:val="20"/>
+              </w:rPr>
+              <w:t>Faire</w:t>
+            </w:r>
+            <w:proofErr w:type="gramEnd"/>
+            <w:r>
+              <w:rPr>
+                <w:rFonts w:asciiTheme="majorHAnsi" w:hAnsiTheme="majorHAnsi" w:cstheme="majorHAnsi"/>
+                <w:sz w:val="20"/>
+                <w:szCs w:val="20"/>
+              </w:rPr>
+              <w:t xml:space="preserve"> un exercice collégial : pour chaque </w:t>
             </w:r>
             <w:r>
               <w:rPr>
@@ -5997,13 +6006,23 @@
                 <w:szCs w:val="20"/>
               </w:rPr>
             </w:pPr>
-            <w:r>
-              <w:rPr>
-                <w:rFonts w:asciiTheme="majorHAnsi" w:hAnsiTheme="majorHAnsi" w:cstheme="majorHAnsi"/>
-                <w:sz w:val="20"/>
-                <w:szCs w:val="20"/>
-              </w:rPr>
-              <w:t xml:space="preserve">Faire un exercice collégial : pour </w:t>
+            <w:proofErr w:type="gramStart"/>
+            <w:r>
+              <w:rPr>
+                <w:rFonts w:asciiTheme="majorHAnsi" w:hAnsiTheme="majorHAnsi" w:cstheme="majorHAnsi"/>
+                <w:sz w:val="20"/>
+                <w:szCs w:val="20"/>
+              </w:rPr>
+              <w:t>Faire</w:t>
+            </w:r>
+            <w:proofErr w:type="gramEnd"/>
+            <w:r>
+              <w:rPr>
+                <w:rFonts w:asciiTheme="majorHAnsi" w:hAnsiTheme="majorHAnsi" w:cstheme="majorHAnsi"/>
+                <w:sz w:val="20"/>
+                <w:szCs w:val="20"/>
+              </w:rPr>
+              <w:t xml:space="preserve"> un exercice collégial : pour </w:t>
             </w:r>
             <w:r>
               <w:rPr>
@@ -6405,13 +6424,23 @@
                 <w:szCs w:val="20"/>
               </w:rPr>
             </w:pPr>
-            <w:r>
-              <w:rPr>
-                <w:rFonts w:asciiTheme="majorHAnsi" w:hAnsiTheme="majorHAnsi" w:cstheme="majorHAnsi"/>
-                <w:sz w:val="20"/>
-                <w:szCs w:val="20"/>
-              </w:rPr>
-              <w:t xml:space="preserve">Faire un exercice collégial : pour </w:t>
+            <w:proofErr w:type="gramStart"/>
+            <w:r>
+              <w:rPr>
+                <w:rFonts w:asciiTheme="majorHAnsi" w:hAnsiTheme="majorHAnsi" w:cstheme="majorHAnsi"/>
+                <w:sz w:val="20"/>
+                <w:szCs w:val="20"/>
+              </w:rPr>
+              <w:t>Faire</w:t>
+            </w:r>
+            <w:proofErr w:type="gramEnd"/>
+            <w:r>
+              <w:rPr>
+                <w:rFonts w:asciiTheme="majorHAnsi" w:hAnsiTheme="majorHAnsi" w:cstheme="majorHAnsi"/>
+                <w:sz w:val="20"/>
+                <w:szCs w:val="20"/>
+              </w:rPr>
+              <w:t xml:space="preserve"> un exercice collégial : pour </w:t>
             </w:r>
             <w:r>
               <w:rPr>
@@ -6793,13 +6822,23 @@
                 <w:szCs w:val="20"/>
               </w:rPr>
             </w:pPr>
-            <w:r>
-              <w:rPr>
-                <w:rFonts w:asciiTheme="majorHAnsi" w:hAnsiTheme="majorHAnsi" w:cstheme="majorHAnsi"/>
-                <w:sz w:val="20"/>
-                <w:szCs w:val="20"/>
-              </w:rPr>
-              <w:t xml:space="preserve">Faire un exercice en groupes : au vu du cas présenté, </w:t>
+            <w:proofErr w:type="gramStart"/>
+            <w:r>
+              <w:rPr>
+                <w:rFonts w:asciiTheme="majorHAnsi" w:hAnsiTheme="majorHAnsi" w:cstheme="majorHAnsi"/>
+                <w:sz w:val="20"/>
+                <w:szCs w:val="20"/>
+              </w:rPr>
+              <w:t>Faire</w:t>
+            </w:r>
+            <w:proofErr w:type="gramEnd"/>
+            <w:r>
+              <w:rPr>
+                <w:rFonts w:asciiTheme="majorHAnsi" w:hAnsiTheme="majorHAnsi" w:cstheme="majorHAnsi"/>
+                <w:sz w:val="20"/>
+                <w:szCs w:val="20"/>
+              </w:rPr>
+              <w:t xml:space="preserve"> un exercice en groupes : au vu du cas présenté, </w:t>
             </w:r>
             <w:r>
               <w:rPr>
@@ -6929,13 +6968,23 @@
                 <w:szCs w:val="20"/>
               </w:rPr>
             </w:pPr>
-            <w:r>
-              <w:rPr>
-                <w:rFonts w:asciiTheme="majorHAnsi" w:hAnsiTheme="majorHAnsi" w:cstheme="majorHAnsi"/>
-                <w:sz w:val="20"/>
-                <w:szCs w:val="20"/>
-              </w:rPr>
-              <w:t xml:space="preserve">Faire un exercice en groupes : au vu du cas présenté, </w:t>
+            <w:proofErr w:type="gramStart"/>
+            <w:r>
+              <w:rPr>
+                <w:rFonts w:asciiTheme="majorHAnsi" w:hAnsiTheme="majorHAnsi" w:cstheme="majorHAnsi"/>
+                <w:sz w:val="20"/>
+                <w:szCs w:val="20"/>
+              </w:rPr>
+              <w:t>Faire</w:t>
+            </w:r>
+            <w:proofErr w:type="gramEnd"/>
+            <w:r>
+              <w:rPr>
+                <w:rFonts w:asciiTheme="majorHAnsi" w:hAnsiTheme="majorHAnsi" w:cstheme="majorHAnsi"/>
+                <w:sz w:val="20"/>
+                <w:szCs w:val="20"/>
+              </w:rPr>
+              <w:t xml:space="preserve"> un exercice en groupes : au vu du cas présenté, </w:t>
             </w:r>
             <w:r>
               <w:rPr>
@@ -7103,15 +7152,7 @@
                 <w:sz w:val="20"/>
                 <w:szCs w:val="20"/>
               </w:rPr>
-              <w:t>4</w:t>
-            </w:r>
-            <w:r>
-              <w:rPr>
-                <w:rFonts w:asciiTheme="majorHAnsi" w:hAnsiTheme="majorHAnsi" w:cstheme="majorHAnsi"/>
-                <w:sz w:val="20"/>
-                <w:szCs w:val="20"/>
-              </w:rPr>
-              <w:t>6</w:t>
+              <w:t>46</w:t>
             </w:r>
             <w:r>
               <w:rPr>
@@ -7257,13 +7298,23 @@
                 <w:szCs w:val="20"/>
               </w:rPr>
             </w:pPr>
-            <w:r>
-              <w:rPr>
-                <w:rFonts w:asciiTheme="majorHAnsi" w:hAnsiTheme="majorHAnsi" w:cstheme="majorHAnsi"/>
-                <w:sz w:val="20"/>
-                <w:szCs w:val="20"/>
-              </w:rPr>
-              <w:t>Faire un exercice personnel : choisissez et illustrez un objet d’étude</w:t>
+            <w:proofErr w:type="gramStart"/>
+            <w:r>
+              <w:rPr>
+                <w:rFonts w:asciiTheme="majorHAnsi" w:hAnsiTheme="majorHAnsi" w:cstheme="majorHAnsi"/>
+                <w:sz w:val="20"/>
+                <w:szCs w:val="20"/>
+              </w:rPr>
+              <w:t>Faire</w:t>
+            </w:r>
+            <w:proofErr w:type="gramEnd"/>
+            <w:r>
+              <w:rPr>
+                <w:rFonts w:asciiTheme="majorHAnsi" w:hAnsiTheme="majorHAnsi" w:cstheme="majorHAnsi"/>
+                <w:sz w:val="20"/>
+                <w:szCs w:val="20"/>
+              </w:rPr>
+              <w:t xml:space="preserve"> un exercice personnel : choisissez et illustrez un objet d’étude</w:t>
             </w:r>
             <w:r>
               <w:rPr>
@@ -7721,8 +7772,18 @@
                 <w:sz w:val="20"/>
                 <w:szCs w:val="20"/>
               </w:rPr>
-              <w:t>Faire prendre conscience de la nécessité d’appliquer les mesures de base avant d’étudier les  risques</w:t>
-            </w:r>
+              <w:t xml:space="preserve">Faire prendre conscience de la nécessité d’appliquer les mesures de base avant d’étudier </w:t>
+            </w:r>
+            <w:proofErr w:type="gramStart"/>
+            <w:r>
+              <w:rPr>
+                <w:rFonts w:asciiTheme="majorHAnsi" w:hAnsiTheme="majorHAnsi" w:cstheme="majorHAnsi"/>
+                <w:sz w:val="20"/>
+                <w:szCs w:val="20"/>
+              </w:rPr>
+              <w:t>les  risques</w:t>
+            </w:r>
+            <w:proofErr w:type="gramEnd"/>
           </w:p>
         </w:tc>
         <w:tc>
@@ -8358,13 +8419,23 @@
                 <w:szCs w:val="20"/>
               </w:rPr>
             </w:pPr>
-            <w:r>
-              <w:rPr>
-                <w:rFonts w:asciiTheme="majorHAnsi" w:hAnsiTheme="majorHAnsi" w:cstheme="majorHAnsi"/>
-                <w:sz w:val="20"/>
-                <w:szCs w:val="20"/>
-              </w:rPr>
-              <w:t xml:space="preserve">Faire un exercice collégial : au vu du cas étudié, pour chaque élément fourni (PSSI, RGPD, </w:t>
+            <w:proofErr w:type="gramStart"/>
+            <w:r>
+              <w:rPr>
+                <w:rFonts w:asciiTheme="majorHAnsi" w:hAnsiTheme="majorHAnsi" w:cstheme="majorHAnsi"/>
+                <w:sz w:val="20"/>
+                <w:szCs w:val="20"/>
+              </w:rPr>
+              <w:t>Faire</w:t>
+            </w:r>
+            <w:proofErr w:type="gramEnd"/>
+            <w:r>
+              <w:rPr>
+                <w:rFonts w:asciiTheme="majorHAnsi" w:hAnsiTheme="majorHAnsi" w:cstheme="majorHAnsi"/>
+                <w:sz w:val="20"/>
+                <w:szCs w:val="20"/>
+              </w:rPr>
+              <w:t xml:space="preserve"> un exercice collégial : au vu du cas étudié, pour chaque élément fourni (PSSI, RGPD, </w:t>
             </w:r>
             <w:r>
               <w:rPr>
@@ -8541,15 +8612,7 @@
                 <w:sz w:val="20"/>
                 <w:szCs w:val="20"/>
               </w:rPr>
-              <w:t>5</w:t>
-            </w:r>
-            <w:r>
-              <w:rPr>
-                <w:rFonts w:asciiTheme="majorHAnsi" w:hAnsiTheme="majorHAnsi" w:cstheme="majorHAnsi"/>
-                <w:sz w:val="20"/>
-                <w:szCs w:val="20"/>
-              </w:rPr>
-              <w:t>6</w:t>
+              <w:t>56</w:t>
             </w:r>
             <w:r>
               <w:rPr>
@@ -8621,15 +8684,7 @@
                 <w:sz w:val="20"/>
                 <w:szCs w:val="20"/>
               </w:rPr>
-              <w:t>5</w:t>
-            </w:r>
-            <w:r>
-              <w:rPr>
-                <w:rFonts w:asciiTheme="majorHAnsi" w:hAnsiTheme="majorHAnsi" w:cstheme="majorHAnsi"/>
-                <w:sz w:val="20"/>
-                <w:szCs w:val="20"/>
-              </w:rPr>
-              <w:t>7</w:t>
+              <w:t>57</w:t>
             </w:r>
             <w:r>
               <w:rPr>
@@ -8726,15 +8781,7 @@
                 <w:szCs w:val="20"/>
               </w:rPr>
               <w:lastRenderedPageBreak/>
-              <w:t>L</w:t>
-            </w:r>
-            <w:r>
-              <w:rPr>
-                <w:rFonts w:asciiTheme="majorHAnsi" w:hAnsiTheme="majorHAnsi" w:cstheme="majorHAnsi"/>
-                <w:sz w:val="20"/>
-                <w:szCs w:val="20"/>
-              </w:rPr>
-              <w:t xml:space="preserve">e traitement des risques </w:t>
+              <w:t xml:space="preserve">Le traitement des risques </w:t>
             </w:r>
             <w:r>
               <w:rPr>
@@ -8853,13 +8900,23 @@
                 <w:szCs w:val="20"/>
               </w:rPr>
             </w:pPr>
-            <w:r>
-              <w:rPr>
-                <w:rFonts w:asciiTheme="majorHAnsi" w:hAnsiTheme="majorHAnsi" w:cstheme="majorHAnsi"/>
-                <w:sz w:val="20"/>
-                <w:szCs w:val="20"/>
-              </w:rPr>
-              <w:t xml:space="preserve">Faire un exercice collégial : au vu du cas étudié, quelles mesures pourrait-on préconiser </w:t>
+            <w:proofErr w:type="gramStart"/>
+            <w:r>
+              <w:rPr>
+                <w:rFonts w:asciiTheme="majorHAnsi" w:hAnsiTheme="majorHAnsi" w:cstheme="majorHAnsi"/>
+                <w:sz w:val="20"/>
+                <w:szCs w:val="20"/>
+              </w:rPr>
+              <w:t>Faire</w:t>
+            </w:r>
+            <w:proofErr w:type="gramEnd"/>
+            <w:r>
+              <w:rPr>
+                <w:rFonts w:asciiTheme="majorHAnsi" w:hAnsiTheme="majorHAnsi" w:cstheme="majorHAnsi"/>
+                <w:sz w:val="20"/>
+                <w:szCs w:val="20"/>
+              </w:rPr>
+              <w:t xml:space="preserve"> un exercice collégial : au vu du cas étudié, quelles mesures pourrait-on préconiser </w:t>
             </w:r>
             <w:r>
               <w:rPr>
@@ -9031,13 +9088,23 @@
                 <w:szCs w:val="20"/>
               </w:rPr>
             </w:pPr>
-            <w:r>
-              <w:rPr>
-                <w:rFonts w:asciiTheme="majorHAnsi" w:hAnsiTheme="majorHAnsi" w:cstheme="majorHAnsi"/>
-                <w:sz w:val="20"/>
-                <w:szCs w:val="20"/>
-              </w:rPr>
-              <w:t xml:space="preserve">Faire un exercice personnel : choisissez et </w:t>
+            <w:proofErr w:type="gramStart"/>
+            <w:r>
+              <w:rPr>
+                <w:rFonts w:asciiTheme="majorHAnsi" w:hAnsiTheme="majorHAnsi" w:cstheme="majorHAnsi"/>
+                <w:sz w:val="20"/>
+                <w:szCs w:val="20"/>
+              </w:rPr>
+              <w:t>Faire</w:t>
+            </w:r>
+            <w:proofErr w:type="gramEnd"/>
+            <w:r>
+              <w:rPr>
+                <w:rFonts w:asciiTheme="majorHAnsi" w:hAnsiTheme="majorHAnsi" w:cstheme="majorHAnsi"/>
+                <w:sz w:val="20"/>
+                <w:szCs w:val="20"/>
+              </w:rPr>
+              <w:t xml:space="preserve"> un exercice personnel : choisissez et </w:t>
             </w:r>
             <w:r>
               <w:rPr>
@@ -9184,13 +9251,7 @@
               <w:rPr>
                 <w:rFonts w:cstheme="majorHAnsi"/>
               </w:rPr>
-              <w:t xml:space="preserve">Appréciation des risques / Approche par </w:t>
-            </w:r>
-            <w:r>
-              <w:rPr>
-                <w:rFonts w:cstheme="majorHAnsi"/>
-              </w:rPr>
-              <w:t>scénarios</w:t>
+              <w:t>Appréciation des risques / Approche par scénarios</w:t>
             </w:r>
             <w:r>
               <w:rPr>
@@ -9841,13 +9902,23 @@
                 <w:szCs w:val="20"/>
               </w:rPr>
             </w:pPr>
-            <w:r>
-              <w:rPr>
-                <w:rFonts w:asciiTheme="majorHAnsi" w:hAnsiTheme="majorHAnsi" w:cstheme="majorHAnsi"/>
-                <w:sz w:val="20"/>
-                <w:szCs w:val="20"/>
-              </w:rPr>
-              <w:t>Faire un exercice en groupes : au vu du cas étudié</w:t>
+            <w:proofErr w:type="gramStart"/>
+            <w:r>
+              <w:rPr>
+                <w:rFonts w:asciiTheme="majorHAnsi" w:hAnsiTheme="majorHAnsi" w:cstheme="majorHAnsi"/>
+                <w:sz w:val="20"/>
+                <w:szCs w:val="20"/>
+              </w:rPr>
+              <w:t>Faire</w:t>
+            </w:r>
+            <w:proofErr w:type="gramEnd"/>
+            <w:r>
+              <w:rPr>
+                <w:rFonts w:asciiTheme="majorHAnsi" w:hAnsiTheme="majorHAnsi" w:cstheme="majorHAnsi"/>
+                <w:sz w:val="20"/>
+                <w:szCs w:val="20"/>
+              </w:rPr>
+              <w:t xml:space="preserve"> un exercice en groupes : au vu du cas étudié</w:t>
             </w:r>
             <w:r>
               <w:rPr>
@@ -10066,15 +10137,7 @@
                 <w:sz w:val="20"/>
                 <w:szCs w:val="20"/>
               </w:rPr>
-              <w:t xml:space="preserve">Le traitement des risques liés </w:t>
-            </w:r>
-            <w:r>
-              <w:rPr>
-                <w:rFonts w:asciiTheme="majorHAnsi" w:hAnsiTheme="majorHAnsi" w:cstheme="majorHAnsi"/>
-                <w:sz w:val="20"/>
-                <w:szCs w:val="20"/>
-              </w:rPr>
-              <w:t xml:space="preserve">aux </w:t>
+              <w:t xml:space="preserve">Le traitement des risques liés aux </w:t>
             </w:r>
             <w:r>
               <w:rPr>
@@ -10195,6 +10258,7 @@
                 <w:szCs w:val="20"/>
               </w:rPr>
             </w:pPr>
+            <w:proofErr w:type="gramStart"/>
             <w:r>
               <w:rPr>
                 <w:rFonts w:asciiTheme="majorHAnsi" w:hAnsiTheme="majorHAnsi" w:cstheme="majorHAnsi"/>
@@ -10202,7 +10266,16 @@
                 <w:szCs w:val="20"/>
               </w:rPr>
               <w:lastRenderedPageBreak/>
-              <w:t xml:space="preserve">Faire un exercice collégial : au vu du cas étudié, quelles mesures pourrait-on préconiser </w:t>
+              <w:t>Faire</w:t>
+            </w:r>
+            <w:proofErr w:type="gramEnd"/>
+            <w:r>
+              <w:rPr>
+                <w:rFonts w:asciiTheme="majorHAnsi" w:hAnsiTheme="majorHAnsi" w:cstheme="majorHAnsi"/>
+                <w:sz w:val="20"/>
+                <w:szCs w:val="20"/>
+              </w:rPr>
+              <w:t xml:space="preserve"> un exercice collégial : au vu du cas étudié, quelles mesures pourrait-on préconiser </w:t>
             </w:r>
             <w:r>
               <w:rPr>
@@ -10397,7 +10470,6 @@
         <w:tc>
           <w:tcPr>
             <w:tcW w:w="2631" w:type="pct"/>
-            <w:shd w:val="clear" w:color="auto" w:fill="auto"/>
             <w:vAlign w:val="center"/>
           </w:tcPr>
           <w:p>
@@ -10522,13 +10594,23 @@
                 <w:szCs w:val="20"/>
               </w:rPr>
             </w:pPr>
-            <w:r>
-              <w:rPr>
-                <w:rFonts w:asciiTheme="majorHAnsi" w:hAnsiTheme="majorHAnsi" w:cstheme="majorHAnsi"/>
-                <w:sz w:val="20"/>
-                <w:szCs w:val="20"/>
-              </w:rPr>
-              <w:t xml:space="preserve">Faire un exercice </w:t>
+            <w:proofErr w:type="gramStart"/>
+            <w:r>
+              <w:rPr>
+                <w:rFonts w:asciiTheme="majorHAnsi" w:hAnsiTheme="majorHAnsi" w:cstheme="majorHAnsi"/>
+                <w:sz w:val="20"/>
+                <w:szCs w:val="20"/>
+              </w:rPr>
+              <w:t>Faire</w:t>
+            </w:r>
+            <w:proofErr w:type="gramEnd"/>
+            <w:r>
+              <w:rPr>
+                <w:rFonts w:asciiTheme="majorHAnsi" w:hAnsiTheme="majorHAnsi" w:cstheme="majorHAnsi"/>
+                <w:sz w:val="20"/>
+                <w:szCs w:val="20"/>
+              </w:rPr>
+              <w:t xml:space="preserve"> un exercice </w:t>
             </w:r>
             <w:r>
               <w:rPr>
@@ -10829,13 +10911,23 @@
                 <w:szCs w:val="20"/>
               </w:rPr>
             </w:pPr>
-            <w:r>
-              <w:rPr>
-                <w:rFonts w:asciiTheme="majorHAnsi" w:hAnsiTheme="majorHAnsi" w:cstheme="majorHAnsi"/>
-                <w:sz w:val="20"/>
-                <w:szCs w:val="20"/>
-              </w:rPr>
-              <w:t xml:space="preserve">Faire un exercice </w:t>
+            <w:proofErr w:type="gramStart"/>
+            <w:r>
+              <w:rPr>
+                <w:rFonts w:asciiTheme="majorHAnsi" w:hAnsiTheme="majorHAnsi" w:cstheme="majorHAnsi"/>
+                <w:sz w:val="20"/>
+                <w:szCs w:val="20"/>
+              </w:rPr>
+              <w:t>Faire</w:t>
+            </w:r>
+            <w:proofErr w:type="gramEnd"/>
+            <w:r>
+              <w:rPr>
+                <w:rFonts w:asciiTheme="majorHAnsi" w:hAnsiTheme="majorHAnsi" w:cstheme="majorHAnsi"/>
+                <w:sz w:val="20"/>
+                <w:szCs w:val="20"/>
+              </w:rPr>
+              <w:t xml:space="preserve"> un exercice </w:t>
             </w:r>
             <w:r>
               <w:rPr>
@@ -11126,15 +11218,7 @@
                 <w:sz w:val="20"/>
                 <w:szCs w:val="20"/>
               </w:rPr>
-              <w:t xml:space="preserve">Le traitement des risques liés aux </w:t>
-            </w:r>
-            <w:r>
-              <w:rPr>
-                <w:rFonts w:asciiTheme="majorHAnsi" w:hAnsiTheme="majorHAnsi" w:cstheme="majorHAnsi"/>
-                <w:sz w:val="20"/>
-                <w:szCs w:val="20"/>
-              </w:rPr>
-              <w:t>sources de risques</w:t>
+              <w:t>Le traitement des risques liés aux sources de risques</w:t>
             </w:r>
           </w:p>
         </w:tc>
@@ -11245,13 +11329,23 @@
                 <w:szCs w:val="20"/>
               </w:rPr>
             </w:pPr>
-            <w:r>
-              <w:rPr>
-                <w:rFonts w:asciiTheme="majorHAnsi" w:hAnsiTheme="majorHAnsi" w:cstheme="majorHAnsi"/>
-                <w:sz w:val="20"/>
-                <w:szCs w:val="20"/>
-              </w:rPr>
-              <w:t xml:space="preserve">Faire un exercice collégial : au vu du cas étudié, quelles mesures pourrait-on préconiser </w:t>
+            <w:proofErr w:type="gramStart"/>
+            <w:r>
+              <w:rPr>
+                <w:rFonts w:asciiTheme="majorHAnsi" w:hAnsiTheme="majorHAnsi" w:cstheme="majorHAnsi"/>
+                <w:sz w:val="20"/>
+                <w:szCs w:val="20"/>
+              </w:rPr>
+              <w:t>Faire</w:t>
+            </w:r>
+            <w:proofErr w:type="gramEnd"/>
+            <w:r>
+              <w:rPr>
+                <w:rFonts w:asciiTheme="majorHAnsi" w:hAnsiTheme="majorHAnsi" w:cstheme="majorHAnsi"/>
+                <w:sz w:val="20"/>
+                <w:szCs w:val="20"/>
+              </w:rPr>
+              <w:t xml:space="preserve"> un exercice collégial : au vu du cas étudié, quelles mesures pourrait-on préconiser </w:t>
             </w:r>
             <w:r>
               <w:rPr>
@@ -11614,7 +11708,27 @@
                 <w:sz w:val="20"/>
                 <w:szCs w:val="20"/>
               </w:rPr>
-              <w:t>es critères (dépendance, pénétration, maturité cyber et confiance) et échelles proposés poussent à se poser des questions.</w:t>
+              <w:t xml:space="preserve">es critères (dépendance, pénétration, maturité cyber et confiance) et </w:t>
+            </w:r>
+            <w:proofErr w:type="gramStart"/>
+            <w:r>
+              <w:rPr>
+                <w:rFonts w:asciiTheme="majorHAnsi" w:hAnsiTheme="majorHAnsi" w:cstheme="majorHAnsi"/>
+                <w:i/>
+                <w:sz w:val="20"/>
+                <w:szCs w:val="20"/>
+              </w:rPr>
+              <w:t>échelles proposés</w:t>
+            </w:r>
+            <w:proofErr w:type="gramEnd"/>
+            <w:r>
+              <w:rPr>
+                <w:rFonts w:asciiTheme="majorHAnsi" w:hAnsiTheme="majorHAnsi" w:cstheme="majorHAnsi"/>
+                <w:i/>
+                <w:sz w:val="20"/>
+                <w:szCs w:val="20"/>
+              </w:rPr>
+              <w:t xml:space="preserve"> poussent à se poser des questions.</w:t>
             </w:r>
           </w:p>
           <w:p>
@@ -11632,13 +11746,23 @@
                 <w:szCs w:val="20"/>
               </w:rPr>
             </w:pPr>
-            <w:r>
-              <w:rPr>
-                <w:rFonts w:asciiTheme="majorHAnsi" w:hAnsiTheme="majorHAnsi" w:cstheme="majorHAnsi"/>
-                <w:sz w:val="20"/>
-                <w:szCs w:val="20"/>
-              </w:rPr>
-              <w:t xml:space="preserve">Faire un exercice </w:t>
+            <w:proofErr w:type="gramStart"/>
+            <w:r>
+              <w:rPr>
+                <w:rFonts w:asciiTheme="majorHAnsi" w:hAnsiTheme="majorHAnsi" w:cstheme="majorHAnsi"/>
+                <w:sz w:val="20"/>
+                <w:szCs w:val="20"/>
+              </w:rPr>
+              <w:t>Faire</w:t>
+            </w:r>
+            <w:proofErr w:type="gramEnd"/>
+            <w:r>
+              <w:rPr>
+                <w:rFonts w:asciiTheme="majorHAnsi" w:hAnsiTheme="majorHAnsi" w:cstheme="majorHAnsi"/>
+                <w:sz w:val="20"/>
+                <w:szCs w:val="20"/>
+              </w:rPr>
+              <w:t xml:space="preserve"> un exercice </w:t>
             </w:r>
             <w:r>
               <w:rPr>
@@ -12012,13 +12136,23 @@
                 <w:szCs w:val="20"/>
               </w:rPr>
             </w:pPr>
-            <w:r>
-              <w:rPr>
-                <w:rFonts w:asciiTheme="majorHAnsi" w:hAnsiTheme="majorHAnsi" w:cstheme="majorHAnsi"/>
-                <w:sz w:val="20"/>
-                <w:szCs w:val="20"/>
-              </w:rPr>
-              <w:t>Faire un exercice collégial : au vu du cas étudié, identifiez et représentez les chemins d’attaques possibles pour un couple SR/OV</w:t>
+            <w:proofErr w:type="gramStart"/>
+            <w:r>
+              <w:rPr>
+                <w:rFonts w:asciiTheme="majorHAnsi" w:hAnsiTheme="majorHAnsi" w:cstheme="majorHAnsi"/>
+                <w:sz w:val="20"/>
+                <w:szCs w:val="20"/>
+              </w:rPr>
+              <w:t>Faire</w:t>
+            </w:r>
+            <w:proofErr w:type="gramEnd"/>
+            <w:r>
+              <w:rPr>
+                <w:rFonts w:asciiTheme="majorHAnsi" w:hAnsiTheme="majorHAnsi" w:cstheme="majorHAnsi"/>
+                <w:sz w:val="20"/>
+                <w:szCs w:val="20"/>
+              </w:rPr>
+              <w:t xml:space="preserve"> un exercice collégial : au vu du cas étudié, identifiez et représentez les chemins d’attaques possibles pour un couple SR/OV</w:t>
             </w:r>
           </w:p>
           <w:p>
@@ -12158,15 +12292,7 @@
                 <w:szCs w:val="20"/>
               </w:rPr>
               <w:lastRenderedPageBreak/>
-              <w:t xml:space="preserve">Le traitement des risques liés aux </w:t>
-            </w:r>
-            <w:r>
-              <w:rPr>
-                <w:rFonts w:asciiTheme="majorHAnsi" w:hAnsiTheme="majorHAnsi" w:cstheme="majorHAnsi"/>
-                <w:sz w:val="20"/>
-                <w:szCs w:val="20"/>
-              </w:rPr>
-              <w:t>scénarios stratégiques</w:t>
+              <w:t>Le traitement des risques liés aux scénarios stratégiques</w:t>
             </w:r>
           </w:p>
         </w:tc>
@@ -12293,13 +12419,23 @@
                 <w:szCs w:val="20"/>
               </w:rPr>
             </w:pPr>
-            <w:r>
-              <w:rPr>
-                <w:rFonts w:asciiTheme="majorHAnsi" w:hAnsiTheme="majorHAnsi" w:cstheme="majorHAnsi"/>
-                <w:sz w:val="20"/>
-                <w:szCs w:val="20"/>
-              </w:rPr>
-              <w:t xml:space="preserve">Faire un exercice collégial : au vu du cas étudié, quelles mesures pourrait-on préconiser </w:t>
+            <w:proofErr w:type="gramStart"/>
+            <w:r>
+              <w:rPr>
+                <w:rFonts w:asciiTheme="majorHAnsi" w:hAnsiTheme="majorHAnsi" w:cstheme="majorHAnsi"/>
+                <w:sz w:val="20"/>
+                <w:szCs w:val="20"/>
+              </w:rPr>
+              <w:t>Faire</w:t>
+            </w:r>
+            <w:proofErr w:type="gramEnd"/>
+            <w:r>
+              <w:rPr>
+                <w:rFonts w:asciiTheme="majorHAnsi" w:hAnsiTheme="majorHAnsi" w:cstheme="majorHAnsi"/>
+                <w:sz w:val="20"/>
+                <w:szCs w:val="20"/>
+              </w:rPr>
+              <w:t xml:space="preserve"> un exercice collégial : au vu du cas étudié, quelles mesures pourrait-on préconiser </w:t>
             </w:r>
             <w:r>
               <w:rPr>
@@ -12635,13 +12771,23 @@
                 <w:szCs w:val="20"/>
               </w:rPr>
             </w:pPr>
-            <w:r>
-              <w:rPr>
-                <w:rFonts w:asciiTheme="majorHAnsi" w:hAnsiTheme="majorHAnsi" w:cstheme="majorHAnsi"/>
-                <w:sz w:val="20"/>
-                <w:szCs w:val="20"/>
-              </w:rPr>
-              <w:t>Faire un exercice en groupes : au vu du cas présenté, imaginez un ou plusieurs scénarios opérationnels permettant de mettre en œuvre l’un des chemins d’attaques d’un scénario stratégique</w:t>
+            <w:proofErr w:type="gramStart"/>
+            <w:r>
+              <w:rPr>
+                <w:rFonts w:asciiTheme="majorHAnsi" w:hAnsiTheme="majorHAnsi" w:cstheme="majorHAnsi"/>
+                <w:sz w:val="20"/>
+                <w:szCs w:val="20"/>
+              </w:rPr>
+              <w:t>Faire</w:t>
+            </w:r>
+            <w:proofErr w:type="gramEnd"/>
+            <w:r>
+              <w:rPr>
+                <w:rFonts w:asciiTheme="majorHAnsi" w:hAnsiTheme="majorHAnsi" w:cstheme="majorHAnsi"/>
+                <w:sz w:val="20"/>
+                <w:szCs w:val="20"/>
+              </w:rPr>
+              <w:t xml:space="preserve"> un exercice en groupes : au vu du cas présenté, imaginez un ou plusieurs scénarios opérationnels permettant de mettre en œuvre l’un des chemins d’attaques d’un scénario stratégique</w:t>
             </w:r>
           </w:p>
           <w:p>
@@ -12789,15 +12935,7 @@
                 <w:sz w:val="20"/>
                 <w:szCs w:val="20"/>
               </w:rPr>
-              <w:t xml:space="preserve">Le traitement des risques liés aux scénarios </w:t>
-            </w:r>
-            <w:r>
-              <w:rPr>
-                <w:rFonts w:asciiTheme="majorHAnsi" w:hAnsiTheme="majorHAnsi" w:cstheme="majorHAnsi"/>
-                <w:sz w:val="20"/>
-                <w:szCs w:val="20"/>
-              </w:rPr>
-              <w:t>opérationnels</w:t>
+              <w:t>Le traitement des risques liés aux scénarios opérationnels</w:t>
             </w:r>
           </w:p>
         </w:tc>
@@ -12908,13 +13046,23 @@
                 <w:szCs w:val="20"/>
               </w:rPr>
             </w:pPr>
-            <w:r>
-              <w:rPr>
-                <w:rFonts w:asciiTheme="majorHAnsi" w:hAnsiTheme="majorHAnsi" w:cstheme="majorHAnsi"/>
-                <w:sz w:val="20"/>
-                <w:szCs w:val="20"/>
-              </w:rPr>
-              <w:t xml:space="preserve">Faire un exercice collégial : au vu du cas étudié, quelles mesures pourrait-on préconiser </w:t>
+            <w:proofErr w:type="gramStart"/>
+            <w:r>
+              <w:rPr>
+                <w:rFonts w:asciiTheme="majorHAnsi" w:hAnsiTheme="majorHAnsi" w:cstheme="majorHAnsi"/>
+                <w:sz w:val="20"/>
+                <w:szCs w:val="20"/>
+              </w:rPr>
+              <w:t>Faire</w:t>
+            </w:r>
+            <w:proofErr w:type="gramEnd"/>
+            <w:r>
+              <w:rPr>
+                <w:rFonts w:asciiTheme="majorHAnsi" w:hAnsiTheme="majorHAnsi" w:cstheme="majorHAnsi"/>
+                <w:sz w:val="20"/>
+                <w:szCs w:val="20"/>
+              </w:rPr>
+              <w:t xml:space="preserve"> un exercice collégial : au vu du cas étudié, quelles mesures pourrait-on préconiser </w:t>
             </w:r>
             <w:r>
               <w:rPr>
@@ -13062,31 +13210,7 @@
                 <w:sz w:val="20"/>
                 <w:szCs w:val="20"/>
               </w:rPr>
-              <w:t>L’outil 1</w:t>
-            </w:r>
-            <w:r>
-              <w:rPr>
-                <w:rFonts w:asciiTheme="majorHAnsi" w:hAnsiTheme="majorHAnsi" w:cstheme="majorHAnsi"/>
-                <w:sz w:val="20"/>
-                <w:szCs w:val="20"/>
-              </w:rPr>
-              <w:t>1</w:t>
-            </w:r>
-            <w:r>
-              <w:rPr>
-                <w:rFonts w:asciiTheme="majorHAnsi" w:hAnsiTheme="majorHAnsi" w:cstheme="majorHAnsi"/>
-                <w:sz w:val="20"/>
-                <w:szCs w:val="20"/>
-              </w:rPr>
-              <w:t xml:space="preserve"> : </w:t>
-            </w:r>
-            <w:r>
-              <w:rPr>
-                <w:rFonts w:asciiTheme="majorHAnsi" w:hAnsiTheme="majorHAnsi" w:cstheme="majorHAnsi"/>
-                <w:sz w:val="20"/>
-                <w:szCs w:val="20"/>
-              </w:rPr>
-              <w:t>évaluer les risques</w:t>
+              <w:t>L’outil 11 : évaluer les risques</w:t>
             </w:r>
           </w:p>
         </w:tc>
@@ -13347,23 +13471,7 @@
                 <w:sz w:val="20"/>
                 <w:szCs w:val="20"/>
               </w:rPr>
-              <w:t xml:space="preserve">L’approche par </w:t>
-            </w:r>
-            <w:r>
-              <w:rPr>
-                <w:rFonts w:asciiTheme="majorHAnsi" w:hAnsiTheme="majorHAnsi" w:cstheme="majorHAnsi"/>
-                <w:sz w:val="20"/>
-                <w:szCs w:val="20"/>
-              </w:rPr>
-              <w:t>scénarios</w:t>
-            </w:r>
-            <w:r>
-              <w:rPr>
-                <w:rFonts w:asciiTheme="majorHAnsi" w:hAnsiTheme="majorHAnsi" w:cstheme="majorHAnsi"/>
-                <w:sz w:val="20"/>
-                <w:szCs w:val="20"/>
-              </w:rPr>
-              <w:t xml:space="preserve"> de votre contexte</w:t>
+              <w:t>L’approche par scénarios de votre contexte</w:t>
             </w:r>
           </w:p>
         </w:tc>
@@ -13410,13 +13518,31 @@
                 <w:szCs w:val="20"/>
               </w:rPr>
             </w:pPr>
-            <w:r>
-              <w:rPr>
-                <w:rFonts w:asciiTheme="majorHAnsi" w:hAnsiTheme="majorHAnsi" w:cstheme="majorHAnsi"/>
-                <w:sz w:val="20"/>
-                <w:szCs w:val="20"/>
-              </w:rPr>
-              <w:t>Faire un exercice personnel : choisissez et évaluez un socle de règles</w:t>
+            <w:proofErr w:type="gramStart"/>
+            <w:r>
+              <w:rPr>
+                <w:rFonts w:asciiTheme="majorHAnsi" w:hAnsiTheme="majorHAnsi" w:cstheme="majorHAnsi"/>
+                <w:sz w:val="20"/>
+                <w:szCs w:val="20"/>
+              </w:rPr>
+              <w:t>Faire</w:t>
+            </w:r>
+            <w:proofErr w:type="gramEnd"/>
+            <w:r>
+              <w:rPr>
+                <w:rFonts w:asciiTheme="majorHAnsi" w:hAnsiTheme="majorHAnsi" w:cstheme="majorHAnsi"/>
+                <w:sz w:val="20"/>
+                <w:szCs w:val="20"/>
+              </w:rPr>
+              <w:t xml:space="preserve"> un exercice personnel : </w:t>
+            </w:r>
+            <w:r>
+              <w:rPr>
+                <w:rFonts w:asciiTheme="majorHAnsi" w:hAnsiTheme="majorHAnsi" w:cstheme="majorHAnsi"/>
+                <w:sz w:val="20"/>
+                <w:szCs w:val="20"/>
+              </w:rPr>
+              <w:t>appréciez un scénario de risque</w:t>
             </w:r>
           </w:p>
           <w:p>
@@ -13547,13 +13673,7 @@
               <w:rPr>
                 <w:rFonts w:cstheme="majorHAnsi"/>
               </w:rPr>
-              <w:t>Traitement</w:t>
-            </w:r>
-            <w:r>
-              <w:rPr>
-                <w:rFonts w:cstheme="majorHAnsi"/>
-              </w:rPr>
-              <w:t xml:space="preserve"> des risques</w:t>
+              <w:t>Traitement des risques</w:t>
             </w:r>
             <w:r>
               <w:rPr>
@@ -14088,6 +14208,7 @@
                 <w:szCs w:val="20"/>
               </w:rPr>
             </w:pPr>
+            <w:proofErr w:type="gramStart"/>
             <w:r>
               <w:rPr>
                 <w:rFonts w:asciiTheme="majorHAnsi" w:hAnsiTheme="majorHAnsi" w:cstheme="majorHAnsi"/>
@@ -14095,7 +14216,17 @@
                 <w:sz w:val="20"/>
                 <w:szCs w:val="20"/>
               </w:rPr>
-              <w:t xml:space="preserve">Faire un exercice collégial : priorisez les mesures identifiées dans les </w:t>
+              <w:t>Faire</w:t>
+            </w:r>
+            <w:proofErr w:type="gramEnd"/>
+            <w:r>
+              <w:rPr>
+                <w:rFonts w:asciiTheme="majorHAnsi" w:hAnsiTheme="majorHAnsi" w:cstheme="majorHAnsi"/>
+                <w:iCs/>
+                <w:sz w:val="20"/>
+                <w:szCs w:val="20"/>
+              </w:rPr>
+              <w:t xml:space="preserve"> un exercice collégial : priorisez les mesures identifiées dans les </w:t>
             </w:r>
             <w:r>
               <w:rPr>
@@ -14753,15 +14884,7 @@
                 <w:sz w:val="20"/>
                 <w:szCs w:val="20"/>
               </w:rPr>
-              <w:t>Le traitement des risques</w:t>
-            </w:r>
-            <w:r>
-              <w:rPr>
-                <w:rFonts w:asciiTheme="majorHAnsi" w:hAnsiTheme="majorHAnsi" w:cstheme="majorHAnsi"/>
-                <w:sz w:val="20"/>
-                <w:szCs w:val="20"/>
-              </w:rPr>
-              <w:t xml:space="preserve"> de votre contexte</w:t>
+              <w:t>Le traitement des risques de votre contexte</w:t>
             </w:r>
           </w:p>
         </w:tc>
@@ -14808,22 +14931,31 @@
                 <w:szCs w:val="20"/>
               </w:rPr>
             </w:pPr>
-            <w:r>
-              <w:rPr>
-                <w:rFonts w:asciiTheme="majorHAnsi" w:hAnsiTheme="majorHAnsi" w:cstheme="majorHAnsi"/>
-                <w:sz w:val="20"/>
-                <w:szCs w:val="20"/>
-              </w:rPr>
-              <w:t xml:space="preserve">Faire un exercice personnel : </w:t>
-            </w:r>
-            <w:r>
-              <w:rPr>
-                <w:rFonts w:asciiTheme="majorHAnsi" w:hAnsiTheme="majorHAnsi" w:cstheme="majorHAnsi"/>
-                <w:sz w:val="20"/>
-                <w:szCs w:val="20"/>
-                <w:highlight w:val="yellow"/>
-              </w:rPr>
-              <w:t>choisissez et évaluez un socle de règles</w:t>
+            <w:proofErr w:type="gramStart"/>
+            <w:r>
+              <w:rPr>
+                <w:rFonts w:asciiTheme="majorHAnsi" w:hAnsiTheme="majorHAnsi" w:cstheme="majorHAnsi"/>
+                <w:sz w:val="20"/>
+                <w:szCs w:val="20"/>
+              </w:rPr>
+              <w:t>Faire</w:t>
+            </w:r>
+            <w:proofErr w:type="gramEnd"/>
+            <w:r>
+              <w:rPr>
+                <w:rFonts w:asciiTheme="majorHAnsi" w:hAnsiTheme="majorHAnsi" w:cstheme="majorHAnsi"/>
+                <w:sz w:val="20"/>
+                <w:szCs w:val="20"/>
+              </w:rPr>
+              <w:t xml:space="preserve"> un exercice personnel : </w:t>
+            </w:r>
+            <w:r>
+              <w:rPr>
+                <w:rFonts w:asciiTheme="majorHAnsi" w:hAnsiTheme="majorHAnsi" w:cstheme="majorHAnsi"/>
+                <w:sz w:val="20"/>
+                <w:szCs w:val="20"/>
+              </w:rPr>
+              <w:t>planifiez la mise en œuvre d’une mesure</w:t>
             </w:r>
           </w:p>
           <w:p>
@@ -15229,15 +15361,7 @@
                 <w:sz w:val="20"/>
                 <w:szCs w:val="20"/>
               </w:rPr>
-              <w:t>13</w:t>
-            </w:r>
-            <w:r>
-              <w:rPr>
-                <w:rFonts w:asciiTheme="majorHAnsi" w:hAnsiTheme="majorHAnsi" w:cstheme="majorHAnsi"/>
-                <w:sz w:val="20"/>
-                <w:szCs w:val="20"/>
-              </w:rPr>
-              <w:t>2</w:t>
+              <w:t>132</w:t>
             </w:r>
             <w:r>
               <w:rPr>
@@ -16526,6 +16650,7 @@
               <w:rPr>
                 <w:rFonts w:cstheme="majorHAnsi"/>
               </w:rPr>
+              <w:lastRenderedPageBreak/>
               <w:t>Conclusion (fin du jour 2)</w:t>
             </w:r>
             <w:bookmarkEnd w:id="18"/>
@@ -17123,15 +17248,7 @@
                 <w:sz w:val="20"/>
                 <w:szCs w:val="20"/>
               </w:rPr>
-              <w:t>5</w:t>
-            </w:r>
-            <w:r>
-              <w:rPr>
-                <w:rFonts w:asciiTheme="majorHAnsi" w:hAnsiTheme="majorHAnsi" w:cstheme="majorHAnsi"/>
-                <w:sz w:val="20"/>
-                <w:szCs w:val="20"/>
-              </w:rPr>
-              <w:t>6 et 157</w:t>
+              <w:t>56 et 157</w:t>
             </w:r>
             <w:r>
               <w:rPr>
@@ -17576,6 +17693,7 @@
         <w:dataBinding w:prefixMappings="xmlns:ns0='http://purl.org/dc/elements/1.1/' xmlns:ns1='http://schemas.openxmlformats.org/package/2006/metadata/core-properties' " w:xpath="/ns1:coreProperties[1]/ns1:contentStatus[1]" w:storeItemID="{6C3C8BC8-F283-45AE-878A-BAB7291924A1}"/>
         <w:text/>
       </w:sdtPr>
+      <w:sdtEndPr/>
       <w:sdtContent>
         <w:r>
           <w:t>Amélioration continue</w:t>
@@ -18004,6 +18122,7 @@
         <w:dataBinding w:prefixMappings="xmlns:ns0='http://purl.org/dc/elements/1.1/' xmlns:ns1='http://schemas.openxmlformats.org/package/2006/metadata/core-properties' " w:xpath="/ns1:coreProperties[1]/ns1:contentStatus[1]" w:storeItemID="{6C3C8BC8-F283-45AE-878A-BAB7291924A1}"/>
         <w:text/>
       </w:sdtPr>
+      <w:sdtEndPr/>
       <w:sdtContent>
         <w:r>
           <w:t>Amélioration continue</w:t>
@@ -18027,9 +18146,10 @@
         <w:dataBinding w:prefixMappings="xmlns:ns0='http://schemas.microsoft.com/office/2006/metadata/properties' xmlns:ns1='http://www.w3.org/2001/XMLSchema-instance' xmlns:ns2='http://schemas.microsoft.com/office/infopath/2007/PartnerControls' xmlns:ns3='6d93d202-47fc-4405-873a-cab67cc5f1b2' xmlns:ns4='64acb2c5-0a2b-4bda-bd34-58e36cbb80d2' " w:xpath="/ns0:properties[1]/documentManagement[1]/ns3:TPAppVersion[1]" w:storeItemID="{2DF866C4-50CD-47D7-BED6-205C60F51F83}"/>
         <w:text/>
       </w:sdtPr>
+      <w:sdtEndPr/>
       <w:sdtContent>
         <w:r>
-          <w:t>08/07/2025</w:t>
+          <w:t>15/07/2025</w:t>
         </w:r>
       </w:sdtContent>
     </w:sdt>
@@ -18147,6 +18267,7 @@
         <w:dataBinding w:prefixMappings="xmlns:ns0='http://purl.org/dc/elements/1.1/' xmlns:ns1='http://schemas.openxmlformats.org/package/2006/metadata/core-properties' " w:xpath="/ns1:coreProperties[1]/ns0:title[1]" w:storeItemID="{6C3C8BC8-F283-45AE-878A-BAB7291924A1}"/>
         <w:text/>
       </w:sdtPr>
+      <w:sdtEndPr/>
       <w:sdtContent>
         <w:r>
           <w:rPr>
@@ -18188,6 +18309,7 @@
         <w:dataBinding w:prefixMappings="xmlns:ns0='http://purl.org/dc/elements/1.1/' xmlns:ns1='http://schemas.openxmlformats.org/package/2006/metadata/core-properties' " w:xpath="/ns1:coreProperties[1]/ns0:subject[1]" w:storeItemID="{6C3C8BC8-F283-45AE-878A-BAB7291924A1}"/>
         <w:text/>
       </w:sdtPr>
+      <w:sdtEndPr/>
       <w:sdtContent>
         <w:proofErr w:type="spellStart"/>
         <w:r>
@@ -18233,18 +18355,13 @@
         <w:dataBinding w:prefixMappings="xmlns:ns0='http://schemas.microsoft.com/office/2006/metadata/properties' xmlns:ns1='http://www.w3.org/2001/XMLSchema-instance' xmlns:ns2='http://schemas.microsoft.com/office/infopath/2007/PartnerControls' xmlns:ns3='6d93d202-47fc-4405-873a-cab67cc5f1b2' xmlns:ns4='64acb2c5-0a2b-4bda-bd34-58e36cbb80d2' " w:xpath="/ns0:properties[1]/documentManagement[1]/ns3:TPAppVersion[1]" w:storeItemID="{2DF866C4-50CD-47D7-BED6-205C60F51F83}"/>
         <w:text/>
       </w:sdtPr>
+      <w:sdtEndPr/>
       <w:sdtContent>
         <w:r>
           <w:rPr>
             <w:lang w:val="en-US"/>
           </w:rPr>
-          <w:t>0</w:t>
-        </w:r>
-        <w:r>
-          <w:rPr>
-            <w:lang w:val="en-US"/>
-          </w:rPr>
-          <w:t>8</w:t>
+          <w:t>15</w:t>
         </w:r>
         <w:r>
           <w:rPr>
@@ -21916,7 +22033,7 @@
     <w:charset w:val="00"/>
     <w:family w:val="swiss"/>
     <w:pitch w:val="variable"/>
-    <w:sig w:usb0="E4002EFF" w:usb1="C200247B" w:usb2="00000009" w:usb3="00000000" w:csb0="000001FF" w:csb1="00000000"/>
+    <w:sig w:usb0="E4002EFF" w:usb1="C000247B" w:usb2="00000009" w:usb3="00000000" w:csb0="000001FF" w:csb1="00000000"/>
   </w:font>
   <w:font w:name="Tahoma">
     <w:panose1 w:val="020B0604030504040204"/>
@@ -21937,7 +22054,7 @@
     <w:charset w:val="00"/>
     <w:family w:val="swiss"/>
     <w:pitch w:val="variable"/>
-    <w:sig w:usb0="E4002EFF" w:usb1="C200247B" w:usb2="00000009" w:usb3="00000000" w:csb0="000001FF" w:csb1="00000000"/>
+    <w:sig w:usb0="E4002EFF" w:usb1="C000247B" w:usb2="00000009" w:usb3="00000000" w:csb0="000001FF" w:csb1="00000000"/>
   </w:font>
   <w:font w:name="Aptos">
     <w:charset w:val="00"/>
@@ -22019,6 +22136,7 @@
     <w:rsid w:val="00A41199"/>
     <w:rsid w:val="00AB247D"/>
     <w:rsid w:val="00AD06F8"/>
+    <w:rsid w:val="00B35366"/>
     <w:rsid w:val="00B55005"/>
     <w:rsid w:val="00B7477C"/>
     <w:rsid w:val="00BD0C72"/>
@@ -22863,10 +22981,155 @@
 </file>
 
 <file path=customXml/item2.xml><?xml version="1.0" encoding="utf-8"?>
-<b:Sources xmlns:b="http://schemas.openxmlformats.org/officeDocument/2006/bibliography" xmlns="http://schemas.openxmlformats.org/officeDocument/2006/bibliography" SelectedStyle="\APASixthEditionOfficeOnline.xsl" StyleName="APA" Version="6"/>
+<p:properties xmlns:p="http://schemas.microsoft.com/office/2006/metadata/properties" xmlns:xsi="http://www.w3.org/2001/XMLSchema-instance" xmlns:pc="http://schemas.microsoft.com/office/infopath/2007/PartnerControls">
+  <documentManagement>
+    <TPExecutable xmlns="6d93d202-47fc-4405-873a-cab67cc5f1b2" xsi:nil="true"/>
+    <SubmitterId xmlns="6d93d202-47fc-4405-873a-cab67cc5f1b2" xsi:nil="true"/>
+    <DirectSourceMarket xmlns="6d93d202-47fc-4405-873a-cab67cc5f1b2">english</DirectSourceMarket>
+    <AssetType xmlns="6d93d202-47fc-4405-873a-cab67cc5f1b2" xsi:nil="true"/>
+    <Milestone xmlns="6d93d202-47fc-4405-873a-cab67cc5f1b2" xsi:nil="true"/>
+    <OriginAsset xmlns="6d93d202-47fc-4405-873a-cab67cc5f1b2" xsi:nil="true"/>
+    <TPComponent xmlns="6d93d202-47fc-4405-873a-cab67cc5f1b2" xsi:nil="true"/>
+    <AssetId xmlns="6d93d202-47fc-4405-873a-cab67cc5f1b2">TP101840837</AssetId>
+    <TPFriendlyName xmlns="6d93d202-47fc-4405-873a-cab67cc5f1b2" xsi:nil="true"/>
+    <SourceTitle xmlns="6d93d202-47fc-4405-873a-cab67cc5f1b2" xsi:nil="true"/>
+    <TPApplication xmlns="6d93d202-47fc-4405-873a-cab67cc5f1b2" xsi:nil="true"/>
+    <TPLaunchHelpLink xmlns="6d93d202-47fc-4405-873a-cab67cc5f1b2" xsi:nil="true"/>
+    <OpenTemplate xmlns="6d93d202-47fc-4405-873a-cab67cc5f1b2">true</OpenTemplate>
+    <PlannedPubDate xmlns="6d93d202-47fc-4405-873a-cab67cc5f1b2">2010-03-09T05:43:00+00:00</PlannedPubDate>
+    <CrawlForDependencies xmlns="6d93d202-47fc-4405-873a-cab67cc5f1b2">false</CrawlForDependencies>
+    <TrustLevel xmlns="6d93d202-47fc-4405-873a-cab67cc5f1b2">1 Microsoft Managed Content</TrustLevel>
+    <PublishStatusLookup xmlns="6d93d202-47fc-4405-873a-cab67cc5f1b2">
+      <Value>336099</Value>
+      <Value>458294</Value>
+    </PublishStatusLookup>
+    <TemplateTemplateType xmlns="6d93d202-47fc-4405-873a-cab67cc5f1b2">Word Document Template</TemplateTemplateType>
+    <TPNamespace xmlns="6d93d202-47fc-4405-873a-cab67cc5f1b2" xsi:nil="true"/>
+    <Markets xmlns="6d93d202-47fc-4405-873a-cab67cc5f1b2"/>
+    <OriginalSourceMarket xmlns="6d93d202-47fc-4405-873a-cab67cc5f1b2">english</OriginalSourceMarket>
+    <TPInstallLocation xmlns="6d93d202-47fc-4405-873a-cab67cc5f1b2" xsi:nil="true"/>
+    <TPAppVersion xmlns="6d93d202-47fc-4405-873a-cab67cc5f1b2">15/07/2025</TPAppVersion>
+    <TPCommandLine xmlns="6d93d202-47fc-4405-873a-cab67cc5f1b2" xsi:nil="true"/>
+    <APAuthor xmlns="6d93d202-47fc-4405-873a-cab67cc5f1b2">
+      <UserInfo>
+        <DisplayName/>
+        <AccountId>1073741823</AccountId>
+        <AccountType/>
+      </UserInfo>
+    </APAuthor>
+    <EditorialStatus xmlns="6d93d202-47fc-4405-873a-cab67cc5f1b2" xsi:nil="true"/>
+    <PublishTargets xmlns="6d93d202-47fc-4405-873a-cab67cc5f1b2">OfficeOnline</PublishTargets>
+    <TPLaunchHelpLinkType xmlns="6d93d202-47fc-4405-873a-cab67cc5f1b2">Template</TPLaunchHelpLinkType>
+    <TPClientViewer xmlns="6d93d202-47fc-4405-873a-cab67cc5f1b2" xsi:nil="true"/>
+    <CSXHash xmlns="6d93d202-47fc-4405-873a-cab67cc5f1b2" xsi:nil="true"/>
+    <IsDeleted xmlns="6d93d202-47fc-4405-873a-cab67cc5f1b2">false</IsDeleted>
+    <ShowIn xmlns="6d93d202-47fc-4405-873a-cab67cc5f1b2">Show everywhere</ShowIn>
+    <UANotes xmlns="6d93d202-47fc-4405-873a-cab67cc5f1b2" xsi:nil="true"/>
+    <TemplateStatus xmlns="6d93d202-47fc-4405-873a-cab67cc5f1b2" xsi:nil="true"/>
+    <Downloads xmlns="6d93d202-47fc-4405-873a-cab67cc5f1b2">0</Downloads>
+    <AcquiredFrom xmlns="6d93d202-47fc-4405-873a-cab67cc5f1b2">Internal MS</AcquiredFrom>
+    <IsSearchable xmlns="6d93d202-47fc-4405-873a-cab67cc5f1b2">false</IsSearchable>
+    <ThumbnailAssetId xmlns="6d93d202-47fc-4405-873a-cab67cc5f1b2" xsi:nil="true"/>
+    <MarketSpecific xmlns="6d93d202-47fc-4405-873a-cab67cc5f1b2" xsi:nil="true"/>
+    <MachineTranslated xmlns="6d93d202-47fc-4405-873a-cab67cc5f1b2">false</MachineTranslated>
+    <ArtSampleDocs xmlns="6d93d202-47fc-4405-873a-cab67cc5f1b2" xsi:nil="true"/>
+    <ApprovalLog xmlns="6d93d202-47fc-4405-873a-cab67cc5f1b2" xsi:nil="true"/>
+    <ApprovalStatus xmlns="6d93d202-47fc-4405-873a-cab67cc5f1b2">InProgress</ApprovalStatus>
+    <EditorialTags xmlns="6d93d202-47fc-4405-873a-cab67cc5f1b2" xsi:nil="true"/>
+    <LastHandOff xmlns="6d93d202-47fc-4405-873a-cab67cc5f1b2" xsi:nil="true"/>
+    <BusinessGroup xmlns="6d93d202-47fc-4405-873a-cab67cc5f1b2" xsi:nil="true"/>
+    <VoteCount xmlns="6d93d202-47fc-4405-873a-cab67cc5f1b2" xsi:nil="true"/>
+    <UACurrentWords xmlns="6d93d202-47fc-4405-873a-cab67cc5f1b2" xsi:nil="true"/>
+    <Manager xmlns="6d93d202-47fc-4405-873a-cab67cc5f1b2" xsi:nil="true"/>
+    <NumericId xmlns="6d93d202-47fc-4405-873a-cab67cc5f1b2" xsi:nil="true"/>
+    <Component xmlns="64acb2c5-0a2b-4bda-bd34-58e36cbb80d2" xsi:nil="true"/>
+    <HandoffToMSDN xmlns="6d93d202-47fc-4405-873a-cab67cc5f1b2" xsi:nil="true"/>
+    <UALocComments xmlns="6d93d202-47fc-4405-873a-cab67cc5f1b2" xsi:nil="true"/>
+    <UALocRecommendation xmlns="6d93d202-47fc-4405-873a-cab67cc5f1b2">Localize</UALocRecommendation>
+    <AssetStart xmlns="6d93d202-47fc-4405-873a-cab67cc5f1b2">2010-10-20T14:05:51+00:00</AssetStart>
+    <LastModifiedDateTime xmlns="6d93d202-47fc-4405-873a-cab67cc5f1b2" xsi:nil="true"/>
+    <LastPublishResultLookup xmlns="6d93d202-47fc-4405-873a-cab67cc5f1b2" xsi:nil="true"/>
+    <AverageRating xmlns="6d93d202-47fc-4405-873a-cab67cc5f1b2" xsi:nil="true"/>
+    <CSXUpdate xmlns="6d93d202-47fc-4405-873a-cab67cc5f1b2">false</CSXUpdate>
+    <UAProjectedTotalWords xmlns="6d93d202-47fc-4405-873a-cab67cc5f1b2" xsi:nil="true"/>
+    <AssetExpire xmlns="6d93d202-47fc-4405-873a-cab67cc5f1b2">2100-01-01T00:00:00+00:00</AssetExpire>
+    <IntlLangReviewDate xmlns="6d93d202-47fc-4405-873a-cab67cc5f1b2" xsi:nil="true"/>
+    <IntlLangReview xmlns="6d93d202-47fc-4405-873a-cab67cc5f1b2" xsi:nil="true"/>
+    <OOCacheId xmlns="6d93d202-47fc-4405-873a-cab67cc5f1b2" xsi:nil="true"/>
+    <PolicheckWords xmlns="6d93d202-47fc-4405-873a-cab67cc5f1b2" xsi:nil="true"/>
+    <CSXSubmissionMarket xmlns="6d93d202-47fc-4405-873a-cab67cc5f1b2" xsi:nil="true"/>
+    <BlockPublish xmlns="6d93d202-47fc-4405-873a-cab67cc5f1b2" xsi:nil="true"/>
+    <FriendlyTitle xmlns="6d93d202-47fc-4405-873a-cab67cc5f1b2" xsi:nil="true"/>
+    <Providers xmlns="6d93d202-47fc-4405-873a-cab67cc5f1b2" xsi:nil="true"/>
+    <TimesCloned xmlns="6d93d202-47fc-4405-873a-cab67cc5f1b2" xsi:nil="true"/>
+    <ClipArtFilename xmlns="6d93d202-47fc-4405-873a-cab67cc5f1b2" xsi:nil="true"/>
+    <APDescription xmlns="6d93d202-47fc-4405-873a-cab67cc5f1b2" xsi:nil="true"/>
+    <PrimaryImageGen xmlns="6d93d202-47fc-4405-873a-cab67cc5f1b2">false</PrimaryImageGen>
+    <ContentItem xmlns="6d93d202-47fc-4405-873a-cab67cc5f1b2" xsi:nil="true"/>
+    <BugNumber xmlns="6d93d202-47fc-4405-873a-cab67cc5f1b2" xsi:nil="true"/>
+    <LegacyData xmlns="6d93d202-47fc-4405-873a-cab67cc5f1b2" xsi:nil="true"/>
+    <Description0 xmlns="64acb2c5-0a2b-4bda-bd34-58e36cbb80d2" xsi:nil="true"/>
+    <IntlLangReviewer xmlns="6d93d202-47fc-4405-873a-cab67cc5f1b2" xsi:nil="true"/>
+    <IntlLocPriority xmlns="6d93d202-47fc-4405-873a-cab67cc5f1b2" xsi:nil="true"/>
+    <Provider xmlns="6d93d202-47fc-4405-873a-cab67cc5f1b2" xsi:nil="true"/>
+    <CSXSubmissionDate xmlns="6d93d202-47fc-4405-873a-cab67cc5f1b2" xsi:nil="true"/>
+    <DSATActionTaken xmlns="6d93d202-47fc-4405-873a-cab67cc5f1b2" xsi:nil="true"/>
+    <APEditor xmlns="6d93d202-47fc-4405-873a-cab67cc5f1b2">
+      <UserInfo>
+        <DisplayName/>
+        <AccountId xsi:nil="true"/>
+        <AccountType/>
+      </UserInfo>
+    </APEditor>
+    <OutputCachingOn xmlns="6d93d202-47fc-4405-873a-cab67cc5f1b2">false</OutputCachingOn>
+    <ParentAssetId xmlns="6d93d202-47fc-4405-873a-cab67cc5f1b2" xsi:nil="true"/>
+    <LocManualTestRequired xmlns="6d93d202-47fc-4405-873a-cab67cc5f1b2" xsi:nil="true"/>
+    <LocalizationTagsTaxHTField0 xmlns="6d93d202-47fc-4405-873a-cab67cc5f1b2">
+      <Terms xmlns="http://schemas.microsoft.com/office/infopath/2007/PartnerControls"/>
+    </LocalizationTagsTaxHTField0>
+    <CampaignTagsTaxHTField0 xmlns="6d93d202-47fc-4405-873a-cab67cc5f1b2">
+      <Terms xmlns="http://schemas.microsoft.com/office/infopath/2007/PartnerControls"/>
+    </CampaignTagsTaxHTField0>
+    <LocLastLocAttemptVersionLookup xmlns="6d93d202-47fc-4405-873a-cab67cc5f1b2">146743</LocLastLocAttemptVersionLookup>
+    <InternalTagsTaxHTField0 xmlns="6d93d202-47fc-4405-873a-cab67cc5f1b2">
+      <Terms xmlns="http://schemas.microsoft.com/office/infopath/2007/PartnerControls"/>
+    </InternalTagsTaxHTField0>
+    <LocProcessedForMarketsLookup xmlns="6d93d202-47fc-4405-873a-cab67cc5f1b2" xsi:nil="true"/>
+    <LocRecommendedHandoff xmlns="6d93d202-47fc-4405-873a-cab67cc5f1b2" xsi:nil="true"/>
+    <LocOverallPreviewStatusLookup xmlns="6d93d202-47fc-4405-873a-cab67cc5f1b2" xsi:nil="true"/>
+    <LocOverallPublishStatusLookup xmlns="6d93d202-47fc-4405-873a-cab67cc5f1b2" xsi:nil="true"/>
+    <LocProcessedForHandoffsLookup xmlns="6d93d202-47fc-4405-873a-cab67cc5f1b2" xsi:nil="true"/>
+    <LocLastLocAttemptVersionTypeLookup xmlns="6d93d202-47fc-4405-873a-cab67cc5f1b2" xsi:nil="true"/>
+    <LocOverallHandbackStatusLookup xmlns="6d93d202-47fc-4405-873a-cab67cc5f1b2" xsi:nil="true"/>
+    <LocComments xmlns="6d93d202-47fc-4405-873a-cab67cc5f1b2" xsi:nil="true"/>
+    <TaxCatchAll xmlns="6d93d202-47fc-4405-873a-cab67cc5f1b2"/>
+    <RecommendationsModifier xmlns="6d93d202-47fc-4405-873a-cab67cc5f1b2" xsi:nil="true"/>
+    <ScenarioTagsTaxHTField0 xmlns="6d93d202-47fc-4405-873a-cab67cc5f1b2">
+      <Terms xmlns="http://schemas.microsoft.com/office/infopath/2007/PartnerControls"/>
+    </ScenarioTagsTaxHTField0>
+    <FeatureTagsTaxHTField0 xmlns="6d93d202-47fc-4405-873a-cab67cc5f1b2">
+      <Terms xmlns="http://schemas.microsoft.com/office/infopath/2007/PartnerControls"/>
+    </FeatureTagsTaxHTField0>
+    <LocOverallLocStatusLookup xmlns="6d93d202-47fc-4405-873a-cab67cc5f1b2" xsi:nil="true"/>
+    <LocPublishedLinkedAssetsLookup xmlns="6d93d202-47fc-4405-873a-cab67cc5f1b2" xsi:nil="true"/>
+    <LocNewPublishedVersionLookup xmlns="6d93d202-47fc-4405-873a-cab67cc5f1b2" xsi:nil="true"/>
+    <LocPublishedDependentAssetsLookup xmlns="6d93d202-47fc-4405-873a-cab67cc5f1b2" xsi:nil="true"/>
+    <OriginalRelease xmlns="6d93d202-47fc-4405-873a-cab67cc5f1b2">14</OriginalRelease>
+    <LocMarketGroupTiers2 xmlns="6d93d202-47fc-4405-873a-cab67cc5f1b2" xsi:nil="true"/>
+  </documentManagement>
+</p:properties>
 </file>
 
 <file path=customXml/item3.xml><?xml version="1.0" encoding="utf-8"?>
+<?mso-contentType ?>
+<FormTemplates xmlns="http://schemas.microsoft.com/sharepoint/v3/contenttype/forms">
+  <Display>DocumentLibraryForm</Display>
+  <Edit>AssetEditForm</Edit>
+  <New>DocumentLibraryForm</New>
+</FormTemplates>
+</file>
+
+<file path=customXml/item4.xml><?xml version="1.0" encoding="utf-8"?>
 <ct:contentTypeSchema xmlns:ct="http://schemas.microsoft.com/office/2006/metadata/contentType" xmlns:ma="http://schemas.microsoft.com/office/2006/metadata/properties/metaAttributes" ct:_="" ma:_="" ma:contentTypeName="TemplateFile" ma:contentTypeID="0x01010069924D1ECC420D47A2456556BC94F7370400BDF4491DEA4973499845289601F88B9F" ma:contentTypeVersion="55" ma:contentTypeDescription="Create a new document." ma:contentTypeScope="" ma:versionID="41eb558a2b826e6e4f9defd990175bec">
   <xsd:schema xmlns:xsd="http://www.w3.org/2001/XMLSchema" xmlns:xs="http://www.w3.org/2001/XMLSchema" xmlns:p="http://schemas.microsoft.com/office/2006/metadata/properties" xmlns:ns2="6d93d202-47fc-4405-873a-cab67cc5f1b2" xmlns:ns3="64acb2c5-0a2b-4bda-bd34-58e36cbb80d2" targetNamespace="http://schemas.microsoft.com/office/2006/metadata/properties" ma:root="true" ma:fieldsID="19deea0185cf7bc57eee9b90b1ba2ace" ns2:_="" ns3:_="">
     <xsd:import namespace="6d93d202-47fc-4405-873a-cab67cc5f1b2"/>
@@ -23925,153 +24188,8 @@
 </ct:contentTypeSchema>
 </file>
 
-<file path=customXml/item4.xml><?xml version="1.0" encoding="utf-8"?>
-<?mso-contentType ?>
-<FormTemplates xmlns="http://schemas.microsoft.com/sharepoint/v3/contenttype/forms">
-  <Display>DocumentLibraryForm</Display>
-  <Edit>AssetEditForm</Edit>
-  <New>DocumentLibraryForm</New>
-</FormTemplates>
-</file>
-
 <file path=customXml/item5.xml><?xml version="1.0" encoding="utf-8"?>
-<p:properties xmlns:p="http://schemas.microsoft.com/office/2006/metadata/properties" xmlns:xsi="http://www.w3.org/2001/XMLSchema-instance" xmlns:pc="http://schemas.microsoft.com/office/infopath/2007/PartnerControls">
-  <documentManagement>
-    <TPExecutable xmlns="6d93d202-47fc-4405-873a-cab67cc5f1b2" xsi:nil="true"/>
-    <SubmitterId xmlns="6d93d202-47fc-4405-873a-cab67cc5f1b2" xsi:nil="true"/>
-    <DirectSourceMarket xmlns="6d93d202-47fc-4405-873a-cab67cc5f1b2">english</DirectSourceMarket>
-    <AssetType xmlns="6d93d202-47fc-4405-873a-cab67cc5f1b2" xsi:nil="true"/>
-    <Milestone xmlns="6d93d202-47fc-4405-873a-cab67cc5f1b2" xsi:nil="true"/>
-    <OriginAsset xmlns="6d93d202-47fc-4405-873a-cab67cc5f1b2" xsi:nil="true"/>
-    <TPComponent xmlns="6d93d202-47fc-4405-873a-cab67cc5f1b2" xsi:nil="true"/>
-    <AssetId xmlns="6d93d202-47fc-4405-873a-cab67cc5f1b2">TP101840837</AssetId>
-    <TPFriendlyName xmlns="6d93d202-47fc-4405-873a-cab67cc5f1b2" xsi:nil="true"/>
-    <SourceTitle xmlns="6d93d202-47fc-4405-873a-cab67cc5f1b2" xsi:nil="true"/>
-    <TPApplication xmlns="6d93d202-47fc-4405-873a-cab67cc5f1b2" xsi:nil="true"/>
-    <TPLaunchHelpLink xmlns="6d93d202-47fc-4405-873a-cab67cc5f1b2" xsi:nil="true"/>
-    <OpenTemplate xmlns="6d93d202-47fc-4405-873a-cab67cc5f1b2">true</OpenTemplate>
-    <PlannedPubDate xmlns="6d93d202-47fc-4405-873a-cab67cc5f1b2">2010-03-09T05:43:00+00:00</PlannedPubDate>
-    <CrawlForDependencies xmlns="6d93d202-47fc-4405-873a-cab67cc5f1b2">false</CrawlForDependencies>
-    <TrustLevel xmlns="6d93d202-47fc-4405-873a-cab67cc5f1b2">1 Microsoft Managed Content</TrustLevel>
-    <PublishStatusLookup xmlns="6d93d202-47fc-4405-873a-cab67cc5f1b2">
-      <Value>336099</Value>
-      <Value>458294</Value>
-    </PublishStatusLookup>
-    <TemplateTemplateType xmlns="6d93d202-47fc-4405-873a-cab67cc5f1b2">Word Document Template</TemplateTemplateType>
-    <TPNamespace xmlns="6d93d202-47fc-4405-873a-cab67cc5f1b2" xsi:nil="true"/>
-    <Markets xmlns="6d93d202-47fc-4405-873a-cab67cc5f1b2"/>
-    <OriginalSourceMarket xmlns="6d93d202-47fc-4405-873a-cab67cc5f1b2">english</OriginalSourceMarket>
-    <TPInstallLocation xmlns="6d93d202-47fc-4405-873a-cab67cc5f1b2" xsi:nil="true"/>
-    <TPAppVersion xmlns="6d93d202-47fc-4405-873a-cab67cc5f1b2">08/07/2025</TPAppVersion>
-    <TPCommandLine xmlns="6d93d202-47fc-4405-873a-cab67cc5f1b2" xsi:nil="true"/>
-    <APAuthor xmlns="6d93d202-47fc-4405-873a-cab67cc5f1b2">
-      <UserInfo>
-        <DisplayName/>
-        <AccountId>1073741823</AccountId>
-        <AccountType/>
-      </UserInfo>
-    </APAuthor>
-    <EditorialStatus xmlns="6d93d202-47fc-4405-873a-cab67cc5f1b2" xsi:nil="true"/>
-    <PublishTargets xmlns="6d93d202-47fc-4405-873a-cab67cc5f1b2">OfficeOnline</PublishTargets>
-    <TPLaunchHelpLinkType xmlns="6d93d202-47fc-4405-873a-cab67cc5f1b2">Template</TPLaunchHelpLinkType>
-    <TPClientViewer xmlns="6d93d202-47fc-4405-873a-cab67cc5f1b2" xsi:nil="true"/>
-    <CSXHash xmlns="6d93d202-47fc-4405-873a-cab67cc5f1b2" xsi:nil="true"/>
-    <IsDeleted xmlns="6d93d202-47fc-4405-873a-cab67cc5f1b2">false</IsDeleted>
-    <ShowIn xmlns="6d93d202-47fc-4405-873a-cab67cc5f1b2">Show everywhere</ShowIn>
-    <UANotes xmlns="6d93d202-47fc-4405-873a-cab67cc5f1b2" xsi:nil="true"/>
-    <TemplateStatus xmlns="6d93d202-47fc-4405-873a-cab67cc5f1b2" xsi:nil="true"/>
-    <Downloads xmlns="6d93d202-47fc-4405-873a-cab67cc5f1b2">0</Downloads>
-    <AcquiredFrom xmlns="6d93d202-47fc-4405-873a-cab67cc5f1b2">Internal MS</AcquiredFrom>
-    <IsSearchable xmlns="6d93d202-47fc-4405-873a-cab67cc5f1b2">false</IsSearchable>
-    <ThumbnailAssetId xmlns="6d93d202-47fc-4405-873a-cab67cc5f1b2" xsi:nil="true"/>
-    <MarketSpecific xmlns="6d93d202-47fc-4405-873a-cab67cc5f1b2" xsi:nil="true"/>
-    <MachineTranslated xmlns="6d93d202-47fc-4405-873a-cab67cc5f1b2">false</MachineTranslated>
-    <ArtSampleDocs xmlns="6d93d202-47fc-4405-873a-cab67cc5f1b2" xsi:nil="true"/>
-    <ApprovalLog xmlns="6d93d202-47fc-4405-873a-cab67cc5f1b2" xsi:nil="true"/>
-    <ApprovalStatus xmlns="6d93d202-47fc-4405-873a-cab67cc5f1b2">InProgress</ApprovalStatus>
-    <EditorialTags xmlns="6d93d202-47fc-4405-873a-cab67cc5f1b2" xsi:nil="true"/>
-    <LastHandOff xmlns="6d93d202-47fc-4405-873a-cab67cc5f1b2" xsi:nil="true"/>
-    <BusinessGroup xmlns="6d93d202-47fc-4405-873a-cab67cc5f1b2" xsi:nil="true"/>
-    <VoteCount xmlns="6d93d202-47fc-4405-873a-cab67cc5f1b2" xsi:nil="true"/>
-    <UACurrentWords xmlns="6d93d202-47fc-4405-873a-cab67cc5f1b2" xsi:nil="true"/>
-    <Manager xmlns="6d93d202-47fc-4405-873a-cab67cc5f1b2" xsi:nil="true"/>
-    <NumericId xmlns="6d93d202-47fc-4405-873a-cab67cc5f1b2" xsi:nil="true"/>
-    <Component xmlns="64acb2c5-0a2b-4bda-bd34-58e36cbb80d2" xsi:nil="true"/>
-    <HandoffToMSDN xmlns="6d93d202-47fc-4405-873a-cab67cc5f1b2" xsi:nil="true"/>
-    <UALocComments xmlns="6d93d202-47fc-4405-873a-cab67cc5f1b2" xsi:nil="true"/>
-    <UALocRecommendation xmlns="6d93d202-47fc-4405-873a-cab67cc5f1b2">Localize</UALocRecommendation>
-    <AssetStart xmlns="6d93d202-47fc-4405-873a-cab67cc5f1b2">2010-10-20T14:05:51+00:00</AssetStart>
-    <LastModifiedDateTime xmlns="6d93d202-47fc-4405-873a-cab67cc5f1b2" xsi:nil="true"/>
-    <LastPublishResultLookup xmlns="6d93d202-47fc-4405-873a-cab67cc5f1b2" xsi:nil="true"/>
-    <AverageRating xmlns="6d93d202-47fc-4405-873a-cab67cc5f1b2" xsi:nil="true"/>
-    <CSXUpdate xmlns="6d93d202-47fc-4405-873a-cab67cc5f1b2">false</CSXUpdate>
-    <UAProjectedTotalWords xmlns="6d93d202-47fc-4405-873a-cab67cc5f1b2" xsi:nil="true"/>
-    <AssetExpire xmlns="6d93d202-47fc-4405-873a-cab67cc5f1b2">2100-01-01T00:00:00+00:00</AssetExpire>
-    <IntlLangReviewDate xmlns="6d93d202-47fc-4405-873a-cab67cc5f1b2" xsi:nil="true"/>
-    <IntlLangReview xmlns="6d93d202-47fc-4405-873a-cab67cc5f1b2" xsi:nil="true"/>
-    <OOCacheId xmlns="6d93d202-47fc-4405-873a-cab67cc5f1b2" xsi:nil="true"/>
-    <PolicheckWords xmlns="6d93d202-47fc-4405-873a-cab67cc5f1b2" xsi:nil="true"/>
-    <CSXSubmissionMarket xmlns="6d93d202-47fc-4405-873a-cab67cc5f1b2" xsi:nil="true"/>
-    <BlockPublish xmlns="6d93d202-47fc-4405-873a-cab67cc5f1b2" xsi:nil="true"/>
-    <FriendlyTitle xmlns="6d93d202-47fc-4405-873a-cab67cc5f1b2" xsi:nil="true"/>
-    <Providers xmlns="6d93d202-47fc-4405-873a-cab67cc5f1b2" xsi:nil="true"/>
-    <TimesCloned xmlns="6d93d202-47fc-4405-873a-cab67cc5f1b2" xsi:nil="true"/>
-    <ClipArtFilename xmlns="6d93d202-47fc-4405-873a-cab67cc5f1b2" xsi:nil="true"/>
-    <APDescription xmlns="6d93d202-47fc-4405-873a-cab67cc5f1b2" xsi:nil="true"/>
-    <PrimaryImageGen xmlns="6d93d202-47fc-4405-873a-cab67cc5f1b2">false</PrimaryImageGen>
-    <ContentItem xmlns="6d93d202-47fc-4405-873a-cab67cc5f1b2" xsi:nil="true"/>
-    <BugNumber xmlns="6d93d202-47fc-4405-873a-cab67cc5f1b2" xsi:nil="true"/>
-    <LegacyData xmlns="6d93d202-47fc-4405-873a-cab67cc5f1b2" xsi:nil="true"/>
-    <Description0 xmlns="64acb2c5-0a2b-4bda-bd34-58e36cbb80d2" xsi:nil="true"/>
-    <IntlLangReviewer xmlns="6d93d202-47fc-4405-873a-cab67cc5f1b2" xsi:nil="true"/>
-    <IntlLocPriority xmlns="6d93d202-47fc-4405-873a-cab67cc5f1b2" xsi:nil="true"/>
-    <Provider xmlns="6d93d202-47fc-4405-873a-cab67cc5f1b2" xsi:nil="true"/>
-    <CSXSubmissionDate xmlns="6d93d202-47fc-4405-873a-cab67cc5f1b2" xsi:nil="true"/>
-    <DSATActionTaken xmlns="6d93d202-47fc-4405-873a-cab67cc5f1b2" xsi:nil="true"/>
-    <APEditor xmlns="6d93d202-47fc-4405-873a-cab67cc5f1b2">
-      <UserInfo>
-        <DisplayName/>
-        <AccountId xsi:nil="true"/>
-        <AccountType/>
-      </UserInfo>
-    </APEditor>
-    <OutputCachingOn xmlns="6d93d202-47fc-4405-873a-cab67cc5f1b2">false</OutputCachingOn>
-    <ParentAssetId xmlns="6d93d202-47fc-4405-873a-cab67cc5f1b2" xsi:nil="true"/>
-    <LocManualTestRequired xmlns="6d93d202-47fc-4405-873a-cab67cc5f1b2" xsi:nil="true"/>
-    <LocalizationTagsTaxHTField0 xmlns="6d93d202-47fc-4405-873a-cab67cc5f1b2">
-      <Terms xmlns="http://schemas.microsoft.com/office/infopath/2007/PartnerControls"/>
-    </LocalizationTagsTaxHTField0>
-    <CampaignTagsTaxHTField0 xmlns="6d93d202-47fc-4405-873a-cab67cc5f1b2">
-      <Terms xmlns="http://schemas.microsoft.com/office/infopath/2007/PartnerControls"/>
-    </CampaignTagsTaxHTField0>
-    <LocLastLocAttemptVersionLookup xmlns="6d93d202-47fc-4405-873a-cab67cc5f1b2">146743</LocLastLocAttemptVersionLookup>
-    <InternalTagsTaxHTField0 xmlns="6d93d202-47fc-4405-873a-cab67cc5f1b2">
-      <Terms xmlns="http://schemas.microsoft.com/office/infopath/2007/PartnerControls"/>
-    </InternalTagsTaxHTField0>
-    <LocProcessedForMarketsLookup xmlns="6d93d202-47fc-4405-873a-cab67cc5f1b2" xsi:nil="true"/>
-    <LocRecommendedHandoff xmlns="6d93d202-47fc-4405-873a-cab67cc5f1b2" xsi:nil="true"/>
-    <LocOverallPreviewStatusLookup xmlns="6d93d202-47fc-4405-873a-cab67cc5f1b2" xsi:nil="true"/>
-    <LocOverallPublishStatusLookup xmlns="6d93d202-47fc-4405-873a-cab67cc5f1b2" xsi:nil="true"/>
-    <LocProcessedForHandoffsLookup xmlns="6d93d202-47fc-4405-873a-cab67cc5f1b2" xsi:nil="true"/>
-    <LocLastLocAttemptVersionTypeLookup xmlns="6d93d202-47fc-4405-873a-cab67cc5f1b2" xsi:nil="true"/>
-    <LocOverallHandbackStatusLookup xmlns="6d93d202-47fc-4405-873a-cab67cc5f1b2" xsi:nil="true"/>
-    <LocComments xmlns="6d93d202-47fc-4405-873a-cab67cc5f1b2" xsi:nil="true"/>
-    <TaxCatchAll xmlns="6d93d202-47fc-4405-873a-cab67cc5f1b2"/>
-    <RecommendationsModifier xmlns="6d93d202-47fc-4405-873a-cab67cc5f1b2" xsi:nil="true"/>
-    <ScenarioTagsTaxHTField0 xmlns="6d93d202-47fc-4405-873a-cab67cc5f1b2">
-      <Terms xmlns="http://schemas.microsoft.com/office/infopath/2007/PartnerControls"/>
-    </ScenarioTagsTaxHTField0>
-    <FeatureTagsTaxHTField0 xmlns="6d93d202-47fc-4405-873a-cab67cc5f1b2">
-      <Terms xmlns="http://schemas.microsoft.com/office/infopath/2007/PartnerControls"/>
-    </FeatureTagsTaxHTField0>
-    <LocOverallLocStatusLookup xmlns="6d93d202-47fc-4405-873a-cab67cc5f1b2" xsi:nil="true"/>
-    <LocPublishedLinkedAssetsLookup xmlns="6d93d202-47fc-4405-873a-cab67cc5f1b2" xsi:nil="true"/>
-    <LocNewPublishedVersionLookup xmlns="6d93d202-47fc-4405-873a-cab67cc5f1b2" xsi:nil="true"/>
-    <LocPublishedDependentAssetsLookup xmlns="6d93d202-47fc-4405-873a-cab67cc5f1b2" xsi:nil="true"/>
-    <OriginalRelease xmlns="6d93d202-47fc-4405-873a-cab67cc5f1b2">14</OriginalRelease>
-    <LocMarketGroupTiers2 xmlns="6d93d202-47fc-4405-873a-cab67cc5f1b2" xsi:nil="true"/>
-  </documentManagement>
-</p:properties>
+<b:Sources xmlns:b="http://schemas.openxmlformats.org/officeDocument/2006/bibliography" xmlns="http://schemas.openxmlformats.org/officeDocument/2006/bibliography" SelectedStyle="\APASixthEditionOfficeOnline.xsl" StyleName="APA" Version="6"/>
 </file>
 
 <file path=customXml/itemProps1.xml><?xml version="1.0" encoding="utf-8"?>
@@ -24083,14 +24201,31 @@
 </file>
 
 <file path=customXml/itemProps2.xml><?xml version="1.0" encoding="utf-8"?>
-<ds:datastoreItem xmlns:ds="http://schemas.openxmlformats.org/officeDocument/2006/customXml" ds:itemID="{AB9AA636-D291-4B2E-BBD8-8A9285B3238E}">
+<ds:datastoreItem xmlns:ds="http://schemas.openxmlformats.org/officeDocument/2006/customXml" ds:itemID="{2DF866C4-50CD-47D7-BED6-205C60F51F83}">
   <ds:schemaRefs>
-    <ds:schemaRef ds:uri="http://schemas.openxmlformats.org/officeDocument/2006/bibliography"/>
+    <ds:schemaRef ds:uri="http://purl.org/dc/terms/"/>
+    <ds:schemaRef ds:uri="http://schemas.microsoft.com/office/2006/documentManagement/types"/>
+    <ds:schemaRef ds:uri="http://schemas.openxmlformats.org/package/2006/metadata/core-properties"/>
+    <ds:schemaRef ds:uri="http://purl.org/dc/elements/1.1/"/>
+    <ds:schemaRef ds:uri="http://schemas.microsoft.com/office/2006/metadata/properties"/>
+    <ds:schemaRef ds:uri="6d93d202-47fc-4405-873a-cab67cc5f1b2"/>
+    <ds:schemaRef ds:uri="http://schemas.microsoft.com/office/infopath/2007/PartnerControls"/>
+    <ds:schemaRef ds:uri="64acb2c5-0a2b-4bda-bd34-58e36cbb80d2"/>
+    <ds:schemaRef ds:uri="http://www.w3.org/XML/1998/namespace"/>
+    <ds:schemaRef ds:uri="http://purl.org/dc/dcmitype/"/>
   </ds:schemaRefs>
 </ds:datastoreItem>
 </file>
 
 <file path=customXml/itemProps3.xml><?xml version="1.0" encoding="utf-8"?>
+<ds:datastoreItem xmlns:ds="http://schemas.openxmlformats.org/officeDocument/2006/customXml" ds:itemID="{0997F6B8-5DA6-4A19-9077-FDDDE75F6343}">
+  <ds:schemaRefs>
+    <ds:schemaRef ds:uri="http://schemas.microsoft.com/sharepoint/v3/contenttype/forms"/>
+  </ds:schemaRefs>
+</ds:datastoreItem>
+</file>
+
+<file path=customXml/itemProps4.xml><?xml version="1.0" encoding="utf-8"?>
 <ds:datastoreItem xmlns:ds="http://schemas.openxmlformats.org/officeDocument/2006/customXml" ds:itemID="{998361FD-1826-403A-96A6-4B967799DB7D}">
   <ds:schemaRefs>
     <ds:schemaRef ds:uri="http://schemas.microsoft.com/office/2006/metadata/contentType"/>
@@ -24109,21 +24244,10 @@
 </ds:datastoreItem>
 </file>
 
-<file path=customXml/itemProps4.xml><?xml version="1.0" encoding="utf-8"?>
-<ds:datastoreItem xmlns:ds="http://schemas.openxmlformats.org/officeDocument/2006/customXml" ds:itemID="{0997F6B8-5DA6-4A19-9077-FDDDE75F6343}">
+<file path=customXml/itemProps5.xml><?xml version="1.0" encoding="utf-8"?>
+<ds:datastoreItem xmlns:ds="http://schemas.openxmlformats.org/officeDocument/2006/customXml" ds:itemID="{AB9AA636-D291-4B2E-BBD8-8A9285B3238E}">
   <ds:schemaRefs>
-    <ds:schemaRef ds:uri="http://schemas.microsoft.com/sharepoint/v3/contenttype/forms"/>
-  </ds:schemaRefs>
-</ds:datastoreItem>
-</file>
-
-<file path=customXml/itemProps5.xml><?xml version="1.0" encoding="utf-8"?>
-<ds:datastoreItem xmlns:ds="http://schemas.openxmlformats.org/officeDocument/2006/customXml" ds:itemID="{2DF866C4-50CD-47D7-BED6-205C60F51F83}">
-  <ds:schemaRefs>
-    <ds:schemaRef ds:uri="http://schemas.microsoft.com/office/2006/metadata/properties"/>
-    <ds:schemaRef ds:uri="http://schemas.microsoft.com/office/infopath/2007/PartnerControls"/>
-    <ds:schemaRef ds:uri="6d93d202-47fc-4405-873a-cab67cc5f1b2"/>
-    <ds:schemaRef ds:uri="64acb2c5-0a2b-4bda-bd34-58e36cbb80d2"/>
+    <ds:schemaRef ds:uri="http://schemas.openxmlformats.org/officeDocument/2006/bibliography"/>
   </ds:schemaRefs>
 </ds:datastoreItem>
 </file>
--- a/EBIOS Risk Manager - Formation - Livret formateur.docx
+++ b/EBIOS Risk Manager - Formation - Livret formateur.docx
@@ -486,6 +486,61 @@
             </w:pPr>
             <w:r>
               <w:t>15/07/2025</w:t>
+            </w:r>
+          </w:p>
+        </w:tc>
+        <w:tc>
+          <w:tcPr>
+            <w:tcW w:w="1833" w:type="pct"/>
+            <w:vAlign w:val="center"/>
+          </w:tcPr>
+          <w:p>
+            <w:r>
+              <w:t>Corrections mineures</w:t>
+            </w:r>
+          </w:p>
+        </w:tc>
+        <w:tc>
+          <w:tcPr>
+            <w:tcW w:w="1721" w:type="pct"/>
+            <w:vAlign w:val="center"/>
+          </w:tcPr>
+          <w:p>
+            <w:pPr>
+              <w:jc w:val="left"/>
+            </w:pPr>
+            <w:r>
+              <w:t>Matthieu GRALL</w:t>
+            </w:r>
+          </w:p>
+        </w:tc>
+        <w:tc>
+          <w:tcPr>
+            <w:tcW w:w="750" w:type="pct"/>
+            <w:vAlign w:val="center"/>
+          </w:tcPr>
+          <w:p>
+            <w:r>
+              <w:t>Amélioration continue</w:t>
+            </w:r>
+          </w:p>
+        </w:tc>
+      </w:tr>
+      <w:tr>
+        <w:trPr>
+          <w:jc w:val="center"/>
+        </w:trPr>
+        <w:tc>
+          <w:tcPr>
+            <w:tcW w:w="696" w:type="pct"/>
+            <w:vAlign w:val="center"/>
+          </w:tcPr>
+          <w:p>
+            <w:pPr>
+              <w:jc w:val="right"/>
+            </w:pPr>
+            <w:r>
+              <w:t>21/10/2025</w:t>
             </w:r>
           </w:p>
         </w:tc>
@@ -2821,7 +2876,7 @@
                 <w:sz w:val="20"/>
                 <w:szCs w:val="20"/>
               </w:rPr>
-              <w:t> : une journée pas-à-pas sur les étapes clés de la méthode (cela signifie ici qu’on ne va pas voir dans le détail l’ensemble des étapes mais uniquement les points les plus importants), et une journée sur une étude de cas complète.</w:t>
+              <w:t> : une journée pas-à-pas sur les étapes clés de la méthode (cela signifie ici qu’on ne va pas voir dans le détail l’ensemble des étapes mais uniquement les points les plus importants), et une journée sur une étude de cas complète</w:t>
             </w:r>
           </w:p>
         </w:tc>
@@ -3285,7 +3340,7 @@
                 <w:sz w:val="20"/>
                 <w:szCs w:val="20"/>
               </w:rPr>
-              <w:t> : l’objectif est d’être capable d’utiliser la méthode EBIOS Risk Manager et ses outils pour réaliser ou piloter une étude des risques.</w:t>
+              <w:t> : l’objectif est d’être capable d’utiliser la méthode EBIOS Risk Manager et ses outils pour réaliser ou piloter une étude des risques</w:t>
             </w:r>
           </w:p>
           <w:p>
@@ -4018,7 +4073,7 @@
                 <w:sz w:val="20"/>
                 <w:szCs w:val="20"/>
               </w:rPr>
-              <w:t> » sur l’organisme, pour atteindre son « objectif visé ».</w:t>
+              <w:t> » sur l’organisme, pour atteindre son « objectif visé »</w:t>
             </w:r>
           </w:p>
           <w:p>
@@ -4262,7 +4317,7 @@
                 <w:sz w:val="20"/>
                 <w:szCs w:val="20"/>
               </w:rPr>
-              <w:t> : le niveau d’un risque est constitué de sa gravité et de sa vraisemblance.</w:t>
+              <w:t> : le niveau d’un risque est constitué de sa gravité et de sa vraisemblance</w:t>
             </w:r>
           </w:p>
           <w:p>
@@ -7772,18 +7827,8 @@
                 <w:sz w:val="20"/>
                 <w:szCs w:val="20"/>
               </w:rPr>
-              <w:t xml:space="preserve">Faire prendre conscience de la nécessité d’appliquer les mesures de base avant d’étudier </w:t>
-            </w:r>
-            <w:proofErr w:type="gramStart"/>
-            <w:r>
-              <w:rPr>
-                <w:rFonts w:asciiTheme="majorHAnsi" w:hAnsiTheme="majorHAnsi" w:cstheme="majorHAnsi"/>
-                <w:sz w:val="20"/>
-                <w:szCs w:val="20"/>
-              </w:rPr>
-              <w:t>les  risques</w:t>
-            </w:r>
-            <w:proofErr w:type="gramEnd"/>
+              <w:t>Faire prendre conscience de la nécessité d’appliquer les mesures de base avant d’étudier les risques</w:t>
+            </w:r>
           </w:p>
         </w:tc>
         <w:tc>
@@ -9584,7 +9629,16 @@
                 <w:sz w:val="20"/>
                 <w:szCs w:val="20"/>
               </w:rPr>
-              <w:t>en plus du socle de sécurité</w:t>
+              <w:t xml:space="preserve">en plus du socle de </w:t>
+            </w:r>
+            <w:r>
+              <w:rPr>
+                <w:rFonts w:asciiTheme="majorHAnsi" w:hAnsiTheme="majorHAnsi" w:cstheme="majorHAnsi"/>
+                <w:i/>
+                <w:sz w:val="20"/>
+                <w:szCs w:val="20"/>
+              </w:rPr>
+              <w:t>règles</w:t>
             </w:r>
             <w:r>
               <w:rPr>
@@ -11708,9 +11762,8 @@
                 <w:sz w:val="20"/>
                 <w:szCs w:val="20"/>
               </w:rPr>
-              <w:t xml:space="preserve">es critères (dépendance, pénétration, maturité cyber et confiance) et </w:t>
-            </w:r>
-            <w:proofErr w:type="gramStart"/>
+              <w:t>es critères (dépendance, pénétration, maturité cyber et confiance) et échelles proposé</w:t>
+            </w:r>
             <w:r>
               <w:rPr>
                 <w:rFonts w:asciiTheme="majorHAnsi" w:hAnsiTheme="majorHAnsi" w:cstheme="majorHAnsi"/>
@@ -11718,9 +11771,8 @@
                 <w:sz w:val="20"/>
                 <w:szCs w:val="20"/>
               </w:rPr>
-              <w:t>échelles proposés</w:t>
-            </w:r>
-            <w:proofErr w:type="gramEnd"/>
+              <w:t>e</w:t>
+            </w:r>
             <w:r>
               <w:rPr>
                 <w:rFonts w:asciiTheme="majorHAnsi" w:hAnsiTheme="majorHAnsi" w:cstheme="majorHAnsi"/>
@@ -11728,7 +11780,7 @@
                 <w:sz w:val="20"/>
                 <w:szCs w:val="20"/>
               </w:rPr>
-              <w:t xml:space="preserve"> poussent à se poser des questions.</w:t>
+              <w:t>s poussent à se poser des questions</w:t>
             </w:r>
           </w:p>
           <w:p>
@@ -12118,7 +12170,7 @@
                 <w:sz w:val="20"/>
                 <w:szCs w:val="20"/>
               </w:rPr>
-              <w:t> : les scénarios stratégiques sont des scénarios de haut niveau, compréhensibles par tous, prenant en compte l’écosystème.</w:t>
+              <w:t> : les scénarios stratégiques sont des scénarios de haut niveau, compréhensibles par tous, prenant en compte l’écosystème</w:t>
             </w:r>
           </w:p>
           <w:p>
@@ -14541,7 +14593,34 @@
                 <w:sz w:val="20"/>
                 <w:szCs w:val="20"/>
               </w:rPr>
-              <w:t> : les risques résiduels doivent être acceptés formellement par la direction</w:t>
+              <w:t xml:space="preserve"> : les risques résiduels doivent être acceptés formellement </w:t>
+            </w:r>
+            <w:r>
+              <w:rPr>
+                <w:rFonts w:asciiTheme="majorHAnsi" w:hAnsiTheme="majorHAnsi" w:cstheme="majorHAnsi"/>
+                <w:i/>
+                <w:sz w:val="20"/>
+                <w:szCs w:val="20"/>
+              </w:rPr>
+              <w:t xml:space="preserve">(ex : </w:t>
+            </w:r>
+            <w:r>
+              <w:rPr>
+                <w:rFonts w:asciiTheme="majorHAnsi" w:hAnsiTheme="majorHAnsi" w:cstheme="majorHAnsi"/>
+                <w:i/>
+                <w:sz w:val="20"/>
+                <w:szCs w:val="20"/>
+              </w:rPr>
+              <w:t>par la direction</w:t>
+            </w:r>
+            <w:r>
+              <w:rPr>
+                <w:rFonts w:asciiTheme="majorHAnsi" w:hAnsiTheme="majorHAnsi" w:cstheme="majorHAnsi"/>
+                <w:i/>
+                <w:sz w:val="20"/>
+                <w:szCs w:val="20"/>
+              </w:rPr>
+              <w:t>)</w:t>
             </w:r>
           </w:p>
         </w:tc>
@@ -14841,15 +14920,6 @@
                 <w:szCs w:val="20"/>
               </w:rPr>
               <w:t xml:space="preserve"> et des incidents grâce à un tableau de bord</w:t>
-            </w:r>
-            <w:r>
-              <w:rPr>
-                <w:rFonts w:asciiTheme="majorHAnsi" w:hAnsiTheme="majorHAnsi" w:cstheme="majorHAnsi"/>
-                <w:i/>
-                <w:sz w:val="20"/>
-                <w:szCs w:val="20"/>
-              </w:rPr>
-              <w:t>.</w:t>
             </w:r>
           </w:p>
         </w:tc>
@@ -18149,7 +18219,7 @@
       <w:sdtEndPr/>
       <w:sdtContent>
         <w:r>
-          <w:t>15/07/2025</w:t>
+          <w:t>21/10/2025</w:t>
         </w:r>
       </w:sdtContent>
     </w:sdt>
@@ -18361,13 +18431,7 @@
           <w:rPr>
             <w:lang w:val="en-US"/>
           </w:rPr>
-          <w:t>15</w:t>
-        </w:r>
-        <w:r>
-          <w:rPr>
-            <w:lang w:val="en-US"/>
-          </w:rPr>
-          <w:t>/07</w:t>
+          <w:t>21/10</w:t>
         </w:r>
         <w:r>
           <w:rPr>
@@ -22099,6 +22163,7 @@
     <w:rsid w:val="00122E9C"/>
     <w:rsid w:val="00156A49"/>
     <w:rsid w:val="001E2F76"/>
+    <w:rsid w:val="001E3AF2"/>
     <w:rsid w:val="00214D50"/>
     <w:rsid w:val="00243F1B"/>
     <w:rsid w:val="0026664A"/>
@@ -23008,7 +23073,7 @@
     <Markets xmlns="6d93d202-47fc-4405-873a-cab67cc5f1b2"/>
     <OriginalSourceMarket xmlns="6d93d202-47fc-4405-873a-cab67cc5f1b2">english</OriginalSourceMarket>
     <TPInstallLocation xmlns="6d93d202-47fc-4405-873a-cab67cc5f1b2" xsi:nil="true"/>
-    <TPAppVersion xmlns="6d93d202-47fc-4405-873a-cab67cc5f1b2">15/07/2025</TPAppVersion>
+    <TPAppVersion xmlns="6d93d202-47fc-4405-873a-cab67cc5f1b2">21/10/2025</TPAppVersion>
     <TPCommandLine xmlns="6d93d202-47fc-4405-873a-cab67cc5f1b2" xsi:nil="true"/>
     <APAuthor xmlns="6d93d202-47fc-4405-873a-cab67cc5f1b2">
       <UserInfo>
@@ -23121,12 +23186,7 @@
 </file>
 
 <file path=customXml/item3.xml><?xml version="1.0" encoding="utf-8"?>
-<?mso-contentType ?>
-<FormTemplates xmlns="http://schemas.microsoft.com/sharepoint/v3/contenttype/forms">
-  <Display>DocumentLibraryForm</Display>
-  <Edit>AssetEditForm</Edit>
-  <New>DocumentLibraryForm</New>
-</FormTemplates>
+<b:Sources xmlns:b="http://schemas.openxmlformats.org/officeDocument/2006/bibliography" xmlns="http://schemas.openxmlformats.org/officeDocument/2006/bibliography" SelectedStyle="\APASixthEditionOfficeOnline.xsl" StyleName="APA" Version="6"/>
 </file>
 
 <file path=customXml/item4.xml><?xml version="1.0" encoding="utf-8"?>
@@ -24189,7 +24249,12 @@
 </file>
 
 <file path=customXml/item5.xml><?xml version="1.0" encoding="utf-8"?>
-<b:Sources xmlns:b="http://schemas.openxmlformats.org/officeDocument/2006/bibliography" xmlns="http://schemas.openxmlformats.org/officeDocument/2006/bibliography" SelectedStyle="\APASixthEditionOfficeOnline.xsl" StyleName="APA" Version="6"/>
+<?mso-contentType ?>
+<FormTemplates xmlns="http://schemas.microsoft.com/sharepoint/v3/contenttype/forms">
+  <Display>DocumentLibraryForm</Display>
+  <Edit>AssetEditForm</Edit>
+  <New>DocumentLibraryForm</New>
+</FormTemplates>
 </file>
 
 <file path=customXml/itemProps1.xml><?xml version="1.0" encoding="utf-8"?>
@@ -24203,14 +24268,14 @@
 <file path=customXml/itemProps2.xml><?xml version="1.0" encoding="utf-8"?>
 <ds:datastoreItem xmlns:ds="http://schemas.openxmlformats.org/officeDocument/2006/customXml" ds:itemID="{2DF866C4-50CD-47D7-BED6-205C60F51F83}">
   <ds:schemaRefs>
+    <ds:schemaRef ds:uri="6d93d202-47fc-4405-873a-cab67cc5f1b2"/>
     <ds:schemaRef ds:uri="http://purl.org/dc/terms/"/>
+    <ds:schemaRef ds:uri="64acb2c5-0a2b-4bda-bd34-58e36cbb80d2"/>
     <ds:schemaRef ds:uri="http://schemas.microsoft.com/office/2006/documentManagement/types"/>
-    <ds:schemaRef ds:uri="http://schemas.openxmlformats.org/package/2006/metadata/core-properties"/>
     <ds:schemaRef ds:uri="http://purl.org/dc/elements/1.1/"/>
     <ds:schemaRef ds:uri="http://schemas.microsoft.com/office/2006/metadata/properties"/>
-    <ds:schemaRef ds:uri="6d93d202-47fc-4405-873a-cab67cc5f1b2"/>
     <ds:schemaRef ds:uri="http://schemas.microsoft.com/office/infopath/2007/PartnerControls"/>
-    <ds:schemaRef ds:uri="64acb2c5-0a2b-4bda-bd34-58e36cbb80d2"/>
+    <ds:schemaRef ds:uri="http://schemas.openxmlformats.org/package/2006/metadata/core-properties"/>
     <ds:schemaRef ds:uri="http://www.w3.org/XML/1998/namespace"/>
     <ds:schemaRef ds:uri="http://purl.org/dc/dcmitype/"/>
   </ds:schemaRefs>
@@ -24218,9 +24283,9 @@
 </file>
 
 <file path=customXml/itemProps3.xml><?xml version="1.0" encoding="utf-8"?>
-<ds:datastoreItem xmlns:ds="http://schemas.openxmlformats.org/officeDocument/2006/customXml" ds:itemID="{0997F6B8-5DA6-4A19-9077-FDDDE75F6343}">
+<ds:datastoreItem xmlns:ds="http://schemas.openxmlformats.org/officeDocument/2006/customXml" ds:itemID="{AB9AA636-D291-4B2E-BBD8-8A9285B3238E}">
   <ds:schemaRefs>
-    <ds:schemaRef ds:uri="http://schemas.microsoft.com/sharepoint/v3/contenttype/forms"/>
+    <ds:schemaRef ds:uri="http://schemas.openxmlformats.org/officeDocument/2006/bibliography"/>
   </ds:schemaRefs>
 </ds:datastoreItem>
 </file>
@@ -24245,9 +24310,9 @@
 </file>
 
 <file path=customXml/itemProps5.xml><?xml version="1.0" encoding="utf-8"?>
-<ds:datastoreItem xmlns:ds="http://schemas.openxmlformats.org/officeDocument/2006/customXml" ds:itemID="{AB9AA636-D291-4B2E-BBD8-8A9285B3238E}">
+<ds:datastoreItem xmlns:ds="http://schemas.openxmlformats.org/officeDocument/2006/customXml" ds:itemID="{0997F6B8-5DA6-4A19-9077-FDDDE75F6343}">
   <ds:schemaRefs>
-    <ds:schemaRef ds:uri="http://schemas.openxmlformats.org/officeDocument/2006/bibliography"/>
+    <ds:schemaRef ds:uri="http://schemas.microsoft.com/sharepoint/v3/contenttype/forms"/>
   </ds:schemaRefs>
 </ds:datastoreItem>
 </file>
--- a/EBIOS Risk Manager - Formation - Livret formateur.docx
+++ b/EBIOS Risk Manager - Formation - Livret formateur.docx
@@ -106,7 +106,6 @@
         <w:dataBinding w:prefixMappings="xmlns:ns0='http://schemas.openxmlformats.org/package/2006/metadata/core-properties' xmlns:ns1='http://purl.org/dc/elements/1.1/'" w:xpath="/ns0:coreProperties[1]/ns1:title[1]" w:storeItemID="{6C3C8BC8-F283-45AE-878A-BAB7291924A1}"/>
         <w:text/>
       </w:sdtPr>
-      <w:sdtEndPr/>
       <w:sdtContent>
         <w:p>
           <w:pPr>
@@ -143,7 +142,6 @@
           <w:dataBinding w:prefixMappings="xmlns:ns0='http://schemas.openxmlformats.org/package/2006/metadata/core-properties' xmlns:ns1='http://purl.org/dc/elements/1.1/'" w:xpath="/ns0:coreProperties[1]/ns1:subject[1]" w:storeItemID="{6C3C8BC8-F283-45AE-878A-BAB7291924A1}"/>
           <w:text/>
         </w:sdtPr>
-        <w:sdtEndPr/>
         <w:sdtContent>
           <w:r>
             <w:rPr>
@@ -552,6 +550,67 @@
           <w:p>
             <w:r>
               <w:t>Corrections mineures</w:t>
+            </w:r>
+          </w:p>
+        </w:tc>
+        <w:tc>
+          <w:tcPr>
+            <w:tcW w:w="1721" w:type="pct"/>
+            <w:vAlign w:val="center"/>
+          </w:tcPr>
+          <w:p>
+            <w:pPr>
+              <w:jc w:val="left"/>
+            </w:pPr>
+            <w:r>
+              <w:t>Matthieu GRALL</w:t>
+            </w:r>
+          </w:p>
+        </w:tc>
+        <w:tc>
+          <w:tcPr>
+            <w:tcW w:w="750" w:type="pct"/>
+            <w:vAlign w:val="center"/>
+          </w:tcPr>
+          <w:p>
+            <w:r>
+              <w:t>Amélioration continue</w:t>
+            </w:r>
+          </w:p>
+        </w:tc>
+      </w:tr>
+      <w:tr>
+        <w:trPr>
+          <w:jc w:val="center"/>
+        </w:trPr>
+        <w:tc>
+          <w:tcPr>
+            <w:tcW w:w="696" w:type="pct"/>
+            <w:vAlign w:val="center"/>
+          </w:tcPr>
+          <w:p>
+            <w:pPr>
+              <w:jc w:val="right"/>
+            </w:pPr>
+            <w:r>
+              <w:t>19/11/2025</w:t>
+            </w:r>
+          </w:p>
+        </w:tc>
+        <w:tc>
+          <w:tcPr>
+            <w:tcW w:w="1833" w:type="pct"/>
+            <w:vAlign w:val="center"/>
+          </w:tcPr>
+          <w:p>
+            <w:r>
+              <w:t>Révision du timing</w:t>
+            </w:r>
+            <w:r>
+              <w:t xml:space="preserve"> et du type d’exercices de l’étude de cas</w:t>
+            </w:r>
+            <w:r>
+              <w:t>, et corrections mineures</w:t>
             </w:r>
           </w:p>
         </w:tc>
@@ -721,13 +780,8 @@
       <w:r>
         <w:t xml:space="preserve"> : </w:t>
       </w:r>
-      <w:proofErr w:type="spellStart"/>
       <w:r>
-        <w:t>Grid</w:t>
-      </w:r>
-      <w:proofErr w:type="spellEnd"/>
-      <w:r>
-        <w:t>, par Magic Creative, de PIXABAY</w:t>
+        <w:t>Grid, par Magic Creative, de PIXABAY</w:t>
       </w:r>
     </w:p>
     <w:p>
@@ -1972,31 +2026,13 @@
         </w:numPr>
         <w:spacing w:after="200" w:line="276" w:lineRule="auto"/>
       </w:pPr>
-      <w:proofErr w:type="spellStart"/>
       <w:r>
         <w:rPr>
           <w:i/>
           <w:iCs/>
         </w:rPr>
-        <w:t>paper</w:t>
+        <w:t>paper board</w:t>
       </w:r>
-      <w:proofErr w:type="spellEnd"/>
-      <w:r>
-        <w:rPr>
-          <w:i/>
-          <w:iCs/>
-        </w:rPr>
-        <w:t xml:space="preserve"> </w:t>
-      </w:r>
-      <w:proofErr w:type="spellStart"/>
-      <w:r>
-        <w:rPr>
-          <w:i/>
-          <w:iCs/>
-        </w:rPr>
-        <w:t>board</w:t>
-      </w:r>
-      <w:proofErr w:type="spellEnd"/>
       <w:r>
         <w:t> et feutres ;</w:t>
       </w:r>
@@ -3856,23 +3892,13 @@
                 <w:szCs w:val="20"/>
               </w:rPr>
             </w:pPr>
-            <w:proofErr w:type="gramStart"/>
-            <w:r>
-              <w:rPr>
-                <w:rFonts w:asciiTheme="majorHAnsi" w:hAnsiTheme="majorHAnsi" w:cstheme="majorHAnsi"/>
-                <w:sz w:val="20"/>
-                <w:szCs w:val="20"/>
-              </w:rPr>
-              <w:t>Faire</w:t>
-            </w:r>
-            <w:proofErr w:type="gramEnd"/>
-            <w:r>
-              <w:rPr>
-                <w:rFonts w:asciiTheme="majorHAnsi" w:hAnsiTheme="majorHAnsi" w:cstheme="majorHAnsi"/>
-                <w:sz w:val="20"/>
-                <w:szCs w:val="20"/>
-              </w:rPr>
-              <w:t xml:space="preserve"> un exercice collégial : </w:t>
+            <w:r>
+              <w:rPr>
+                <w:rFonts w:asciiTheme="majorHAnsi" w:hAnsiTheme="majorHAnsi" w:cstheme="majorHAnsi"/>
+                <w:sz w:val="20"/>
+                <w:szCs w:val="20"/>
+              </w:rPr>
+              <w:t xml:space="preserve">Faire un exercice collégial : </w:t>
             </w:r>
             <w:r>
               <w:rPr>
@@ -4335,23 +4361,13 @@
                 <w:szCs w:val="20"/>
               </w:rPr>
             </w:pPr>
-            <w:proofErr w:type="gramStart"/>
-            <w:r>
-              <w:rPr>
-                <w:rFonts w:asciiTheme="majorHAnsi" w:hAnsiTheme="majorHAnsi" w:cstheme="majorHAnsi"/>
-                <w:sz w:val="20"/>
-                <w:szCs w:val="20"/>
-              </w:rPr>
-              <w:t>Faire</w:t>
-            </w:r>
-            <w:proofErr w:type="gramEnd"/>
-            <w:r>
-              <w:rPr>
-                <w:rFonts w:asciiTheme="majorHAnsi" w:hAnsiTheme="majorHAnsi" w:cstheme="majorHAnsi"/>
-                <w:sz w:val="20"/>
-                <w:szCs w:val="20"/>
-              </w:rPr>
-              <w:t xml:space="preserve"> un exercice collégial : pour chaque élément présenté, indique</w:t>
+            <w:r>
+              <w:rPr>
+                <w:rFonts w:asciiTheme="majorHAnsi" w:hAnsiTheme="majorHAnsi" w:cstheme="majorHAnsi"/>
+                <w:sz w:val="20"/>
+                <w:szCs w:val="20"/>
+              </w:rPr>
+              <w:t>Faire un exercice collégial : pour chaque élément présenté, indique</w:t>
             </w:r>
             <w:r>
               <w:rPr>
@@ -4937,7 +4953,19 @@
               <w:rPr>
                 <w:rFonts w:cstheme="majorHAnsi"/>
               </w:rPr>
-              <w:t xml:space="preserve"> (jour 1 matin)</w:t>
+              <w:t xml:space="preserve"> (jour 1 matin</w:t>
+            </w:r>
+            <w:r>
+              <w:rPr>
+                <w:rFonts w:cstheme="majorHAnsi"/>
+              </w:rPr>
+              <w:t xml:space="preserve"> ou début d’après-midi</w:t>
+            </w:r>
+            <w:r>
+              <w:rPr>
+                <w:rFonts w:cstheme="majorHAnsi"/>
+              </w:rPr>
+              <w:t>)</w:t>
             </w:r>
             <w:bookmarkEnd w:id="9"/>
             <w:bookmarkEnd w:id="10"/>
@@ -5268,23 +5296,13 @@
                 <w:szCs w:val="20"/>
               </w:rPr>
             </w:pPr>
-            <w:proofErr w:type="gramStart"/>
-            <w:r>
-              <w:rPr>
-                <w:rFonts w:asciiTheme="majorHAnsi" w:hAnsiTheme="majorHAnsi" w:cstheme="majorHAnsi"/>
-                <w:sz w:val="20"/>
-                <w:szCs w:val="20"/>
-              </w:rPr>
-              <w:t>Faire</w:t>
-            </w:r>
-            <w:proofErr w:type="gramEnd"/>
-            <w:r>
-              <w:rPr>
-                <w:rFonts w:asciiTheme="majorHAnsi" w:hAnsiTheme="majorHAnsi" w:cstheme="majorHAnsi"/>
-                <w:sz w:val="20"/>
-                <w:szCs w:val="20"/>
-              </w:rPr>
-              <w:t xml:space="preserve"> un exercice collégial : pour chaque </w:t>
+            <w:r>
+              <w:rPr>
+                <w:rFonts w:asciiTheme="majorHAnsi" w:hAnsiTheme="majorHAnsi" w:cstheme="majorHAnsi"/>
+                <w:sz w:val="20"/>
+                <w:szCs w:val="20"/>
+              </w:rPr>
+              <w:t xml:space="preserve">Faire un exercice collégial : pour chaque </w:t>
             </w:r>
             <w:r>
               <w:rPr>
@@ -6061,23 +6079,13 @@
                 <w:szCs w:val="20"/>
               </w:rPr>
             </w:pPr>
-            <w:proofErr w:type="gramStart"/>
-            <w:r>
-              <w:rPr>
-                <w:rFonts w:asciiTheme="majorHAnsi" w:hAnsiTheme="majorHAnsi" w:cstheme="majorHAnsi"/>
-                <w:sz w:val="20"/>
-                <w:szCs w:val="20"/>
-              </w:rPr>
-              <w:t>Faire</w:t>
-            </w:r>
-            <w:proofErr w:type="gramEnd"/>
-            <w:r>
-              <w:rPr>
-                <w:rFonts w:asciiTheme="majorHAnsi" w:hAnsiTheme="majorHAnsi" w:cstheme="majorHAnsi"/>
-                <w:sz w:val="20"/>
-                <w:szCs w:val="20"/>
-              </w:rPr>
-              <w:t xml:space="preserve"> un exercice collégial : pour </w:t>
+            <w:r>
+              <w:rPr>
+                <w:rFonts w:asciiTheme="majorHAnsi" w:hAnsiTheme="majorHAnsi" w:cstheme="majorHAnsi"/>
+                <w:sz w:val="20"/>
+                <w:szCs w:val="20"/>
+              </w:rPr>
+              <w:t xml:space="preserve">Faire un exercice collégial : pour </w:t>
             </w:r>
             <w:r>
               <w:rPr>
@@ -6479,23 +6487,13 @@
                 <w:szCs w:val="20"/>
               </w:rPr>
             </w:pPr>
-            <w:proofErr w:type="gramStart"/>
-            <w:r>
-              <w:rPr>
-                <w:rFonts w:asciiTheme="majorHAnsi" w:hAnsiTheme="majorHAnsi" w:cstheme="majorHAnsi"/>
-                <w:sz w:val="20"/>
-                <w:szCs w:val="20"/>
-              </w:rPr>
-              <w:t>Faire</w:t>
-            </w:r>
-            <w:proofErr w:type="gramEnd"/>
-            <w:r>
-              <w:rPr>
-                <w:rFonts w:asciiTheme="majorHAnsi" w:hAnsiTheme="majorHAnsi" w:cstheme="majorHAnsi"/>
-                <w:sz w:val="20"/>
-                <w:szCs w:val="20"/>
-              </w:rPr>
-              <w:t xml:space="preserve"> un exercice collégial : pour </w:t>
+            <w:r>
+              <w:rPr>
+                <w:rFonts w:asciiTheme="majorHAnsi" w:hAnsiTheme="majorHAnsi" w:cstheme="majorHAnsi"/>
+                <w:sz w:val="20"/>
+                <w:szCs w:val="20"/>
+              </w:rPr>
+              <w:t xml:space="preserve">Faire un exercice collégial : pour </w:t>
             </w:r>
             <w:r>
               <w:rPr>
@@ -6877,23 +6875,13 @@
                 <w:szCs w:val="20"/>
               </w:rPr>
             </w:pPr>
-            <w:proofErr w:type="gramStart"/>
-            <w:r>
-              <w:rPr>
-                <w:rFonts w:asciiTheme="majorHAnsi" w:hAnsiTheme="majorHAnsi" w:cstheme="majorHAnsi"/>
-                <w:sz w:val="20"/>
-                <w:szCs w:val="20"/>
-              </w:rPr>
-              <w:t>Faire</w:t>
-            </w:r>
-            <w:proofErr w:type="gramEnd"/>
-            <w:r>
-              <w:rPr>
-                <w:rFonts w:asciiTheme="majorHAnsi" w:hAnsiTheme="majorHAnsi" w:cstheme="majorHAnsi"/>
-                <w:sz w:val="20"/>
-                <w:szCs w:val="20"/>
-              </w:rPr>
-              <w:t xml:space="preserve"> un exercice en groupes : au vu du cas présenté, </w:t>
+            <w:r>
+              <w:rPr>
+                <w:rFonts w:asciiTheme="majorHAnsi" w:hAnsiTheme="majorHAnsi" w:cstheme="majorHAnsi"/>
+                <w:sz w:val="20"/>
+                <w:szCs w:val="20"/>
+              </w:rPr>
+              <w:t xml:space="preserve">Faire un exercice en groupes : au vu du cas présenté, </w:t>
             </w:r>
             <w:r>
               <w:rPr>
@@ -7023,23 +7011,13 @@
                 <w:szCs w:val="20"/>
               </w:rPr>
             </w:pPr>
-            <w:proofErr w:type="gramStart"/>
-            <w:r>
-              <w:rPr>
-                <w:rFonts w:asciiTheme="majorHAnsi" w:hAnsiTheme="majorHAnsi" w:cstheme="majorHAnsi"/>
-                <w:sz w:val="20"/>
-                <w:szCs w:val="20"/>
-              </w:rPr>
-              <w:t>Faire</w:t>
-            </w:r>
-            <w:proofErr w:type="gramEnd"/>
-            <w:r>
-              <w:rPr>
-                <w:rFonts w:asciiTheme="majorHAnsi" w:hAnsiTheme="majorHAnsi" w:cstheme="majorHAnsi"/>
-                <w:sz w:val="20"/>
-                <w:szCs w:val="20"/>
-              </w:rPr>
-              <w:t xml:space="preserve"> un exercice en groupes : au vu du cas présenté, </w:t>
+            <w:r>
+              <w:rPr>
+                <w:rFonts w:asciiTheme="majorHAnsi" w:hAnsiTheme="majorHAnsi" w:cstheme="majorHAnsi"/>
+                <w:sz w:val="20"/>
+                <w:szCs w:val="20"/>
+              </w:rPr>
+              <w:t xml:space="preserve">Faire un exercice en groupes : au vu du cas présenté, </w:t>
             </w:r>
             <w:r>
               <w:rPr>
@@ -7353,23 +7331,13 @@
                 <w:szCs w:val="20"/>
               </w:rPr>
             </w:pPr>
-            <w:proofErr w:type="gramStart"/>
-            <w:r>
-              <w:rPr>
-                <w:rFonts w:asciiTheme="majorHAnsi" w:hAnsiTheme="majorHAnsi" w:cstheme="majorHAnsi"/>
-                <w:sz w:val="20"/>
-                <w:szCs w:val="20"/>
-              </w:rPr>
-              <w:t>Faire</w:t>
-            </w:r>
-            <w:proofErr w:type="gramEnd"/>
-            <w:r>
-              <w:rPr>
-                <w:rFonts w:asciiTheme="majorHAnsi" w:hAnsiTheme="majorHAnsi" w:cstheme="majorHAnsi"/>
-                <w:sz w:val="20"/>
-                <w:szCs w:val="20"/>
-              </w:rPr>
-              <w:t xml:space="preserve"> un exercice personnel : choisissez et illustrez un objet d’étude</w:t>
+            <w:r>
+              <w:rPr>
+                <w:rFonts w:asciiTheme="majorHAnsi" w:hAnsiTheme="majorHAnsi" w:cstheme="majorHAnsi"/>
+                <w:sz w:val="20"/>
+                <w:szCs w:val="20"/>
+              </w:rPr>
+              <w:t>Faire un exercice personnel : choisissez et illustrez un objet d’étude</w:t>
             </w:r>
             <w:r>
               <w:rPr>
@@ -8464,23 +8432,13 @@
                 <w:szCs w:val="20"/>
               </w:rPr>
             </w:pPr>
-            <w:proofErr w:type="gramStart"/>
-            <w:r>
-              <w:rPr>
-                <w:rFonts w:asciiTheme="majorHAnsi" w:hAnsiTheme="majorHAnsi" w:cstheme="majorHAnsi"/>
-                <w:sz w:val="20"/>
-                <w:szCs w:val="20"/>
-              </w:rPr>
-              <w:t>Faire</w:t>
-            </w:r>
-            <w:proofErr w:type="gramEnd"/>
-            <w:r>
-              <w:rPr>
-                <w:rFonts w:asciiTheme="majorHAnsi" w:hAnsiTheme="majorHAnsi" w:cstheme="majorHAnsi"/>
-                <w:sz w:val="20"/>
-                <w:szCs w:val="20"/>
-              </w:rPr>
-              <w:t xml:space="preserve"> un exercice collégial : au vu du cas étudié, pour chaque élément fourni (PSSI, RGPD, </w:t>
+            <w:r>
+              <w:rPr>
+                <w:rFonts w:asciiTheme="majorHAnsi" w:hAnsiTheme="majorHAnsi" w:cstheme="majorHAnsi"/>
+                <w:sz w:val="20"/>
+                <w:szCs w:val="20"/>
+              </w:rPr>
+              <w:t xml:space="preserve">Faire un exercice collégial : au vu du cas étudié, pour chaque élément fourni (PSSI, RGPD, </w:t>
             </w:r>
             <w:r>
               <w:rPr>
@@ -8945,23 +8903,13 @@
                 <w:szCs w:val="20"/>
               </w:rPr>
             </w:pPr>
-            <w:proofErr w:type="gramStart"/>
-            <w:r>
-              <w:rPr>
-                <w:rFonts w:asciiTheme="majorHAnsi" w:hAnsiTheme="majorHAnsi" w:cstheme="majorHAnsi"/>
-                <w:sz w:val="20"/>
-                <w:szCs w:val="20"/>
-              </w:rPr>
-              <w:t>Faire</w:t>
-            </w:r>
-            <w:proofErr w:type="gramEnd"/>
-            <w:r>
-              <w:rPr>
-                <w:rFonts w:asciiTheme="majorHAnsi" w:hAnsiTheme="majorHAnsi" w:cstheme="majorHAnsi"/>
-                <w:sz w:val="20"/>
-                <w:szCs w:val="20"/>
-              </w:rPr>
-              <w:t xml:space="preserve"> un exercice collégial : au vu du cas étudié, quelles mesures pourrait-on préconiser </w:t>
+            <w:r>
+              <w:rPr>
+                <w:rFonts w:asciiTheme="majorHAnsi" w:hAnsiTheme="majorHAnsi" w:cstheme="majorHAnsi"/>
+                <w:sz w:val="20"/>
+                <w:szCs w:val="20"/>
+              </w:rPr>
+              <w:t xml:space="preserve">Faire un exercice collégial : au vu du cas étudié, quelles mesures pourrait-on préconiser </w:t>
             </w:r>
             <w:r>
               <w:rPr>
@@ -9003,7 +8951,6 @@
               </w:rPr>
               <w:t xml:space="preserve">[commencer une liste de mesures sur un </w:t>
             </w:r>
-            <w:proofErr w:type="spellStart"/>
             <w:r>
               <w:rPr>
                 <w:rFonts w:asciiTheme="majorHAnsi" w:hAnsiTheme="majorHAnsi" w:cstheme="majorHAnsi"/>
@@ -9012,31 +8959,8 @@
                 <w:sz w:val="20"/>
                 <w:szCs w:val="20"/>
               </w:rPr>
-              <w:t>paper</w:t>
-            </w:r>
-            <w:proofErr w:type="spellEnd"/>
-            <w:r>
-              <w:rPr>
-                <w:rFonts w:asciiTheme="majorHAnsi" w:hAnsiTheme="majorHAnsi" w:cstheme="majorHAnsi"/>
-                <w:i/>
-                <w:iCs/>
-                <w:sz w:val="20"/>
-                <w:szCs w:val="20"/>
-              </w:rPr>
-              <w:t xml:space="preserve"> </w:t>
-            </w:r>
-            <w:proofErr w:type="spellStart"/>
-            <w:r>
-              <w:rPr>
-                <w:rFonts w:asciiTheme="majorHAnsi" w:hAnsiTheme="majorHAnsi" w:cstheme="majorHAnsi"/>
-                <w:i/>
-                <w:iCs/>
-                <w:sz w:val="20"/>
-                <w:szCs w:val="20"/>
-              </w:rPr>
-              <w:t>board</w:t>
-            </w:r>
-            <w:proofErr w:type="spellEnd"/>
+              <w:t>paper board</w:t>
+            </w:r>
             <w:r>
               <w:rPr>
                 <w:rFonts w:asciiTheme="majorHAnsi" w:hAnsiTheme="majorHAnsi" w:cstheme="majorHAnsi"/>
@@ -9133,23 +9057,13 @@
                 <w:szCs w:val="20"/>
               </w:rPr>
             </w:pPr>
-            <w:proofErr w:type="gramStart"/>
-            <w:r>
-              <w:rPr>
-                <w:rFonts w:asciiTheme="majorHAnsi" w:hAnsiTheme="majorHAnsi" w:cstheme="majorHAnsi"/>
-                <w:sz w:val="20"/>
-                <w:szCs w:val="20"/>
-              </w:rPr>
-              <w:t>Faire</w:t>
-            </w:r>
-            <w:proofErr w:type="gramEnd"/>
-            <w:r>
-              <w:rPr>
-                <w:rFonts w:asciiTheme="majorHAnsi" w:hAnsiTheme="majorHAnsi" w:cstheme="majorHAnsi"/>
-                <w:sz w:val="20"/>
-                <w:szCs w:val="20"/>
-              </w:rPr>
-              <w:t xml:space="preserve"> un exercice personnel : choisissez et </w:t>
+            <w:r>
+              <w:rPr>
+                <w:rFonts w:asciiTheme="majorHAnsi" w:hAnsiTheme="majorHAnsi" w:cstheme="majorHAnsi"/>
+                <w:sz w:val="20"/>
+                <w:szCs w:val="20"/>
+              </w:rPr>
+              <w:t xml:space="preserve">Faire un exercice personnel : choisissez et </w:t>
             </w:r>
             <w:r>
               <w:rPr>
@@ -9302,7 +9216,31 @@
               <w:rPr>
                 <w:rFonts w:cstheme="majorHAnsi"/>
               </w:rPr>
-              <w:t xml:space="preserve"> (jour 1 après-midi)</w:t>
+              <w:t xml:space="preserve"> (jour </w:t>
+            </w:r>
+            <w:r>
+              <w:rPr>
+                <w:rFonts w:cstheme="majorHAnsi"/>
+              </w:rPr>
+              <w:t>1</w:t>
+            </w:r>
+            <w:r>
+              <w:rPr>
+                <w:rFonts w:cstheme="majorHAnsi"/>
+              </w:rPr>
+              <w:t xml:space="preserve"> après-midi et jour </w:t>
+            </w:r>
+            <w:r>
+              <w:rPr>
+                <w:rFonts w:cstheme="majorHAnsi"/>
+              </w:rPr>
+              <w:t>2 matin</w:t>
+            </w:r>
+            <w:r>
+              <w:rPr>
+                <w:rFonts w:cstheme="majorHAnsi"/>
+              </w:rPr>
+              <w:t>)</w:t>
             </w:r>
             <w:bookmarkEnd w:id="14"/>
           </w:p>
@@ -9956,23 +9894,13 @@
                 <w:szCs w:val="20"/>
               </w:rPr>
             </w:pPr>
-            <w:proofErr w:type="gramStart"/>
-            <w:r>
-              <w:rPr>
-                <w:rFonts w:asciiTheme="majorHAnsi" w:hAnsiTheme="majorHAnsi" w:cstheme="majorHAnsi"/>
-                <w:sz w:val="20"/>
-                <w:szCs w:val="20"/>
-              </w:rPr>
-              <w:t>Faire</w:t>
-            </w:r>
-            <w:proofErr w:type="gramEnd"/>
-            <w:r>
-              <w:rPr>
-                <w:rFonts w:asciiTheme="majorHAnsi" w:hAnsiTheme="majorHAnsi" w:cstheme="majorHAnsi"/>
-                <w:sz w:val="20"/>
-                <w:szCs w:val="20"/>
-              </w:rPr>
-              <w:t xml:space="preserve"> un exercice en groupes : au vu du cas étudié</w:t>
+            <w:r>
+              <w:rPr>
+                <w:rFonts w:asciiTheme="majorHAnsi" w:hAnsiTheme="majorHAnsi" w:cstheme="majorHAnsi"/>
+                <w:sz w:val="20"/>
+                <w:szCs w:val="20"/>
+              </w:rPr>
+              <w:t>Faire un exercice en groupes : au vu du cas étudié</w:t>
             </w:r>
             <w:r>
               <w:rPr>
@@ -10191,16 +10119,8 @@
                 <w:sz w:val="20"/>
                 <w:szCs w:val="20"/>
               </w:rPr>
-              <w:t xml:space="preserve">Le traitement des risques liés aux </w:t>
-            </w:r>
-            <w:r>
-              <w:rPr>
-                <w:rFonts w:asciiTheme="majorHAnsi" w:hAnsiTheme="majorHAnsi" w:cstheme="majorHAnsi"/>
-                <w:sz w:val="20"/>
-                <w:szCs w:val="20"/>
-              </w:rPr>
               <w:lastRenderedPageBreak/>
-              <w:t>événements redoutés</w:t>
+              <w:t>Le traitement des risques liés aux événements redoutés</w:t>
             </w:r>
           </w:p>
         </w:tc>
@@ -10223,7 +10143,6 @@
                 <w:sz w:val="20"/>
                 <w:szCs w:val="20"/>
               </w:rPr>
-              <w:lastRenderedPageBreak/>
               <w:t>Faire comprendre qu’on peut déjà déterminer des mesures complémentaires au socle</w:t>
             </w:r>
           </w:p>
@@ -10312,24 +10231,13 @@
                 <w:szCs w:val="20"/>
               </w:rPr>
             </w:pPr>
-            <w:proofErr w:type="gramStart"/>
-            <w:r>
-              <w:rPr>
-                <w:rFonts w:asciiTheme="majorHAnsi" w:hAnsiTheme="majorHAnsi" w:cstheme="majorHAnsi"/>
-                <w:sz w:val="20"/>
-                <w:szCs w:val="20"/>
-              </w:rPr>
-              <w:lastRenderedPageBreak/>
-              <w:t>Faire</w:t>
-            </w:r>
-            <w:proofErr w:type="gramEnd"/>
-            <w:r>
-              <w:rPr>
-                <w:rFonts w:asciiTheme="majorHAnsi" w:hAnsiTheme="majorHAnsi" w:cstheme="majorHAnsi"/>
-                <w:sz w:val="20"/>
-                <w:szCs w:val="20"/>
-              </w:rPr>
-              <w:t xml:space="preserve"> un exercice collégial : au vu du cas étudié, quelles mesures pourrait-on préconiser </w:t>
+            <w:r>
+              <w:rPr>
+                <w:rFonts w:asciiTheme="majorHAnsi" w:hAnsiTheme="majorHAnsi" w:cstheme="majorHAnsi"/>
+                <w:sz w:val="20"/>
+                <w:szCs w:val="20"/>
+              </w:rPr>
+              <w:t xml:space="preserve">Faire un exercice collégial : au vu du cas étudié, quelles mesures pourrait-on préconiser </w:t>
             </w:r>
             <w:r>
               <w:rPr>
@@ -10403,7 +10311,6 @@
               </w:rPr>
               <w:t xml:space="preserve"> </w:t>
             </w:r>
-            <w:proofErr w:type="spellStart"/>
             <w:r>
               <w:rPr>
                 <w:rFonts w:asciiTheme="majorHAnsi" w:hAnsiTheme="majorHAnsi" w:cstheme="majorHAnsi"/>
@@ -10412,31 +10319,8 @@
                 <w:sz w:val="20"/>
                 <w:szCs w:val="20"/>
               </w:rPr>
-              <w:t>paper</w:t>
-            </w:r>
-            <w:proofErr w:type="spellEnd"/>
-            <w:r>
-              <w:rPr>
-                <w:rFonts w:asciiTheme="majorHAnsi" w:hAnsiTheme="majorHAnsi" w:cstheme="majorHAnsi"/>
-                <w:i/>
-                <w:iCs/>
-                <w:sz w:val="20"/>
-                <w:szCs w:val="20"/>
-              </w:rPr>
-              <w:t xml:space="preserve"> </w:t>
-            </w:r>
-            <w:proofErr w:type="spellStart"/>
-            <w:r>
-              <w:rPr>
-                <w:rFonts w:asciiTheme="majorHAnsi" w:hAnsiTheme="majorHAnsi" w:cstheme="majorHAnsi"/>
-                <w:i/>
-                <w:iCs/>
-                <w:sz w:val="20"/>
-                <w:szCs w:val="20"/>
-              </w:rPr>
-              <w:t>board</w:t>
-            </w:r>
-            <w:proofErr w:type="spellEnd"/>
+              <w:t>paper board</w:t>
+            </w:r>
             <w:r>
               <w:rPr>
                 <w:rFonts w:asciiTheme="majorHAnsi" w:hAnsiTheme="majorHAnsi" w:cstheme="majorHAnsi"/>
@@ -10477,7 +10361,6 @@
                 <w:sz w:val="20"/>
                 <w:szCs w:val="20"/>
               </w:rPr>
-              <w:lastRenderedPageBreak/>
               <w:t>L’outil 07 : analys</w:t>
             </w:r>
             <w:r>
@@ -10648,23 +10531,13 @@
                 <w:szCs w:val="20"/>
               </w:rPr>
             </w:pPr>
-            <w:proofErr w:type="gramStart"/>
-            <w:r>
-              <w:rPr>
-                <w:rFonts w:asciiTheme="majorHAnsi" w:hAnsiTheme="majorHAnsi" w:cstheme="majorHAnsi"/>
-                <w:sz w:val="20"/>
-                <w:szCs w:val="20"/>
-              </w:rPr>
-              <w:t>Faire</w:t>
-            </w:r>
-            <w:proofErr w:type="gramEnd"/>
-            <w:r>
-              <w:rPr>
-                <w:rFonts w:asciiTheme="majorHAnsi" w:hAnsiTheme="majorHAnsi" w:cstheme="majorHAnsi"/>
-                <w:sz w:val="20"/>
-                <w:szCs w:val="20"/>
-              </w:rPr>
-              <w:t xml:space="preserve"> un exercice </w:t>
+            <w:r>
+              <w:rPr>
+                <w:rFonts w:asciiTheme="majorHAnsi" w:hAnsiTheme="majorHAnsi" w:cstheme="majorHAnsi"/>
+                <w:sz w:val="20"/>
+                <w:szCs w:val="20"/>
+              </w:rPr>
+              <w:t xml:space="preserve">Faire un exercice </w:t>
             </w:r>
             <w:r>
               <w:rPr>
@@ -10965,23 +10838,13 @@
                 <w:szCs w:val="20"/>
               </w:rPr>
             </w:pPr>
-            <w:proofErr w:type="gramStart"/>
-            <w:r>
-              <w:rPr>
-                <w:rFonts w:asciiTheme="majorHAnsi" w:hAnsiTheme="majorHAnsi" w:cstheme="majorHAnsi"/>
-                <w:sz w:val="20"/>
-                <w:szCs w:val="20"/>
-              </w:rPr>
-              <w:t>Faire</w:t>
-            </w:r>
-            <w:proofErr w:type="gramEnd"/>
-            <w:r>
-              <w:rPr>
-                <w:rFonts w:asciiTheme="majorHAnsi" w:hAnsiTheme="majorHAnsi" w:cstheme="majorHAnsi"/>
-                <w:sz w:val="20"/>
-                <w:szCs w:val="20"/>
-              </w:rPr>
-              <w:t xml:space="preserve"> un exercice </w:t>
+            <w:r>
+              <w:rPr>
+                <w:rFonts w:asciiTheme="majorHAnsi" w:hAnsiTheme="majorHAnsi" w:cstheme="majorHAnsi"/>
+                <w:sz w:val="20"/>
+                <w:szCs w:val="20"/>
+              </w:rPr>
+              <w:t xml:space="preserve">Faire un exercice </w:t>
             </w:r>
             <w:r>
               <w:rPr>
@@ -11383,23 +11246,13 @@
                 <w:szCs w:val="20"/>
               </w:rPr>
             </w:pPr>
-            <w:proofErr w:type="gramStart"/>
-            <w:r>
-              <w:rPr>
-                <w:rFonts w:asciiTheme="majorHAnsi" w:hAnsiTheme="majorHAnsi" w:cstheme="majorHAnsi"/>
-                <w:sz w:val="20"/>
-                <w:szCs w:val="20"/>
-              </w:rPr>
-              <w:t>Faire</w:t>
-            </w:r>
-            <w:proofErr w:type="gramEnd"/>
-            <w:r>
-              <w:rPr>
-                <w:rFonts w:asciiTheme="majorHAnsi" w:hAnsiTheme="majorHAnsi" w:cstheme="majorHAnsi"/>
-                <w:sz w:val="20"/>
-                <w:szCs w:val="20"/>
-              </w:rPr>
-              <w:t xml:space="preserve"> un exercice collégial : au vu du cas étudié, quelles mesures pourrait-on préconiser </w:t>
+            <w:r>
+              <w:rPr>
+                <w:rFonts w:asciiTheme="majorHAnsi" w:hAnsiTheme="majorHAnsi" w:cstheme="majorHAnsi"/>
+                <w:sz w:val="20"/>
+                <w:szCs w:val="20"/>
+              </w:rPr>
+              <w:t xml:space="preserve">Faire un exercice collégial : au vu du cas étudié, quelles mesures pourrait-on préconiser </w:t>
             </w:r>
             <w:r>
               <w:rPr>
@@ -11473,7 +11326,6 @@
               </w:rPr>
               <w:t xml:space="preserve"> </w:t>
             </w:r>
-            <w:proofErr w:type="spellStart"/>
             <w:r>
               <w:rPr>
                 <w:rFonts w:asciiTheme="majorHAnsi" w:hAnsiTheme="majorHAnsi" w:cstheme="majorHAnsi"/>
@@ -11482,31 +11334,8 @@
                 <w:sz w:val="20"/>
                 <w:szCs w:val="20"/>
               </w:rPr>
-              <w:t>paper</w:t>
-            </w:r>
-            <w:proofErr w:type="spellEnd"/>
-            <w:r>
-              <w:rPr>
-                <w:rFonts w:asciiTheme="majorHAnsi" w:hAnsiTheme="majorHAnsi" w:cstheme="majorHAnsi"/>
-                <w:i/>
-                <w:iCs/>
-                <w:sz w:val="20"/>
-                <w:szCs w:val="20"/>
-              </w:rPr>
-              <w:t xml:space="preserve"> </w:t>
-            </w:r>
-            <w:proofErr w:type="spellStart"/>
-            <w:r>
-              <w:rPr>
-                <w:rFonts w:asciiTheme="majorHAnsi" w:hAnsiTheme="majorHAnsi" w:cstheme="majorHAnsi"/>
-                <w:i/>
-                <w:iCs/>
-                <w:sz w:val="20"/>
-                <w:szCs w:val="20"/>
-              </w:rPr>
-              <w:t>board</w:t>
-            </w:r>
-            <w:proofErr w:type="spellEnd"/>
+              <w:t>paper board</w:t>
+            </w:r>
             <w:r>
               <w:rPr>
                 <w:rFonts w:asciiTheme="majorHAnsi" w:hAnsiTheme="majorHAnsi" w:cstheme="majorHAnsi"/>
@@ -11798,23 +11627,13 @@
                 <w:szCs w:val="20"/>
               </w:rPr>
             </w:pPr>
-            <w:proofErr w:type="gramStart"/>
-            <w:r>
-              <w:rPr>
-                <w:rFonts w:asciiTheme="majorHAnsi" w:hAnsiTheme="majorHAnsi" w:cstheme="majorHAnsi"/>
-                <w:sz w:val="20"/>
-                <w:szCs w:val="20"/>
-              </w:rPr>
-              <w:t>Faire</w:t>
-            </w:r>
-            <w:proofErr w:type="gramEnd"/>
-            <w:r>
-              <w:rPr>
-                <w:rFonts w:asciiTheme="majorHAnsi" w:hAnsiTheme="majorHAnsi" w:cstheme="majorHAnsi"/>
-                <w:sz w:val="20"/>
-                <w:szCs w:val="20"/>
-              </w:rPr>
-              <w:t xml:space="preserve"> un exercice </w:t>
+            <w:r>
+              <w:rPr>
+                <w:rFonts w:asciiTheme="majorHAnsi" w:hAnsiTheme="majorHAnsi" w:cstheme="majorHAnsi"/>
+                <w:sz w:val="20"/>
+                <w:szCs w:val="20"/>
+              </w:rPr>
+              <w:t xml:space="preserve">Faire un exercice </w:t>
             </w:r>
             <w:r>
               <w:rPr>
@@ -12009,7 +11828,16 @@
                 <w:sz w:val="20"/>
                 <w:szCs w:val="20"/>
               </w:rPr>
-              <w:t>L’outil 09 : analyser les s</w:t>
+              <w:t xml:space="preserve">L’outil 09 : analyser les </w:t>
+            </w:r>
+            <w:r>
+              <w:rPr>
+                <w:rFonts w:asciiTheme="majorHAnsi" w:hAnsiTheme="majorHAnsi" w:cstheme="majorHAnsi"/>
+                <w:sz w:val="20"/>
+                <w:szCs w:val="20"/>
+              </w:rPr>
+              <w:lastRenderedPageBreak/>
+              <w:t>s</w:t>
             </w:r>
             <w:r>
               <w:rPr>
@@ -12040,6 +11868,7 @@
                 <w:sz w:val="20"/>
                 <w:szCs w:val="20"/>
               </w:rPr>
+              <w:lastRenderedPageBreak/>
               <w:t>Expliquer comment créer des scénarios stratégiques</w:t>
             </w:r>
           </w:p>
@@ -12118,6 +11947,7 @@
                 <w:sz w:val="20"/>
                 <w:szCs w:val="20"/>
               </w:rPr>
+              <w:lastRenderedPageBreak/>
               <w:t>[diapositive</w:t>
             </w:r>
             <w:r>
@@ -12160,7 +11990,6 @@
                 <w:szCs w:val="20"/>
                 <w:u w:val="single"/>
               </w:rPr>
-              <w:lastRenderedPageBreak/>
               <w:t>Principal message</w:t>
             </w:r>
             <w:r>
@@ -12188,23 +12017,13 @@
                 <w:szCs w:val="20"/>
               </w:rPr>
             </w:pPr>
-            <w:proofErr w:type="gramStart"/>
-            <w:r>
-              <w:rPr>
-                <w:rFonts w:asciiTheme="majorHAnsi" w:hAnsiTheme="majorHAnsi" w:cstheme="majorHAnsi"/>
-                <w:sz w:val="20"/>
-                <w:szCs w:val="20"/>
-              </w:rPr>
-              <w:t>Faire</w:t>
-            </w:r>
-            <w:proofErr w:type="gramEnd"/>
-            <w:r>
-              <w:rPr>
-                <w:rFonts w:asciiTheme="majorHAnsi" w:hAnsiTheme="majorHAnsi" w:cstheme="majorHAnsi"/>
-                <w:sz w:val="20"/>
-                <w:szCs w:val="20"/>
-              </w:rPr>
-              <w:t xml:space="preserve"> un exercice collégial : au vu du cas étudié, identifiez et représentez les chemins d’attaques possibles pour un couple SR/OV</w:t>
+            <w:r>
+              <w:rPr>
+                <w:rFonts w:asciiTheme="majorHAnsi" w:hAnsiTheme="majorHAnsi" w:cstheme="majorHAnsi"/>
+                <w:sz w:val="20"/>
+                <w:szCs w:val="20"/>
+              </w:rPr>
+              <w:t>Faire un exercice collégial : au vu du cas étudié, identifiez et représentez les chemins d’attaques possibles pour un couple SR/OV</w:t>
             </w:r>
           </w:p>
           <w:p>
@@ -12471,23 +12290,13 @@
                 <w:szCs w:val="20"/>
               </w:rPr>
             </w:pPr>
-            <w:proofErr w:type="gramStart"/>
-            <w:r>
-              <w:rPr>
-                <w:rFonts w:asciiTheme="majorHAnsi" w:hAnsiTheme="majorHAnsi" w:cstheme="majorHAnsi"/>
-                <w:sz w:val="20"/>
-                <w:szCs w:val="20"/>
-              </w:rPr>
-              <w:t>Faire</w:t>
-            </w:r>
-            <w:proofErr w:type="gramEnd"/>
-            <w:r>
-              <w:rPr>
-                <w:rFonts w:asciiTheme="majorHAnsi" w:hAnsiTheme="majorHAnsi" w:cstheme="majorHAnsi"/>
-                <w:sz w:val="20"/>
-                <w:szCs w:val="20"/>
-              </w:rPr>
-              <w:t xml:space="preserve"> un exercice collégial : au vu du cas étudié, quelles mesures pourrait-on préconiser </w:t>
+            <w:r>
+              <w:rPr>
+                <w:rFonts w:asciiTheme="majorHAnsi" w:hAnsiTheme="majorHAnsi" w:cstheme="majorHAnsi"/>
+                <w:sz w:val="20"/>
+                <w:szCs w:val="20"/>
+              </w:rPr>
+              <w:t xml:space="preserve">Faire un exercice collégial : au vu du cas étudié, quelles mesures pourrait-on préconiser </w:t>
             </w:r>
             <w:r>
               <w:rPr>
@@ -12561,7 +12370,6 @@
               </w:rPr>
               <w:t xml:space="preserve"> </w:t>
             </w:r>
-            <w:proofErr w:type="spellStart"/>
             <w:r>
               <w:rPr>
                 <w:rFonts w:asciiTheme="majorHAnsi" w:hAnsiTheme="majorHAnsi" w:cstheme="majorHAnsi"/>
@@ -12570,31 +12378,8 @@
                 <w:sz w:val="20"/>
                 <w:szCs w:val="20"/>
               </w:rPr>
-              <w:t>paper</w:t>
-            </w:r>
-            <w:proofErr w:type="spellEnd"/>
-            <w:r>
-              <w:rPr>
-                <w:rFonts w:asciiTheme="majorHAnsi" w:hAnsiTheme="majorHAnsi" w:cstheme="majorHAnsi"/>
-                <w:i/>
-                <w:iCs/>
-                <w:sz w:val="20"/>
-                <w:szCs w:val="20"/>
-              </w:rPr>
-              <w:t xml:space="preserve"> </w:t>
-            </w:r>
-            <w:proofErr w:type="spellStart"/>
-            <w:r>
-              <w:rPr>
-                <w:rFonts w:asciiTheme="majorHAnsi" w:hAnsiTheme="majorHAnsi" w:cstheme="majorHAnsi"/>
-                <w:i/>
-                <w:iCs/>
-                <w:sz w:val="20"/>
-                <w:szCs w:val="20"/>
-              </w:rPr>
-              <w:t>board</w:t>
-            </w:r>
-            <w:proofErr w:type="spellEnd"/>
+              <w:t>paper board</w:t>
+            </w:r>
             <w:r>
               <w:rPr>
                 <w:rFonts w:asciiTheme="majorHAnsi" w:hAnsiTheme="majorHAnsi" w:cstheme="majorHAnsi"/>
@@ -12823,23 +12608,13 @@
                 <w:szCs w:val="20"/>
               </w:rPr>
             </w:pPr>
-            <w:proofErr w:type="gramStart"/>
-            <w:r>
-              <w:rPr>
-                <w:rFonts w:asciiTheme="majorHAnsi" w:hAnsiTheme="majorHAnsi" w:cstheme="majorHAnsi"/>
-                <w:sz w:val="20"/>
-                <w:szCs w:val="20"/>
-              </w:rPr>
-              <w:t>Faire</w:t>
-            </w:r>
-            <w:proofErr w:type="gramEnd"/>
-            <w:r>
-              <w:rPr>
-                <w:rFonts w:asciiTheme="majorHAnsi" w:hAnsiTheme="majorHAnsi" w:cstheme="majorHAnsi"/>
-                <w:sz w:val="20"/>
-                <w:szCs w:val="20"/>
-              </w:rPr>
-              <w:t xml:space="preserve"> un exercice en groupes : au vu du cas présenté, imaginez un ou plusieurs scénarios opérationnels permettant de mettre en œuvre l’un des chemins d’attaques d’un scénario stratégique</w:t>
+            <w:r>
+              <w:rPr>
+                <w:rFonts w:asciiTheme="majorHAnsi" w:hAnsiTheme="majorHAnsi" w:cstheme="majorHAnsi"/>
+                <w:sz w:val="20"/>
+                <w:szCs w:val="20"/>
+              </w:rPr>
+              <w:t>Faire un exercice en groupes : au vu du cas présenté, imaginez un ou plusieurs scénarios opérationnels permettant de mettre en œuvre l’un des chemins d’attaques d’un scénario stratégique</w:t>
             </w:r>
           </w:p>
           <w:p>
@@ -13098,23 +12873,13 @@
                 <w:szCs w:val="20"/>
               </w:rPr>
             </w:pPr>
-            <w:proofErr w:type="gramStart"/>
-            <w:r>
-              <w:rPr>
-                <w:rFonts w:asciiTheme="majorHAnsi" w:hAnsiTheme="majorHAnsi" w:cstheme="majorHAnsi"/>
-                <w:sz w:val="20"/>
-                <w:szCs w:val="20"/>
-              </w:rPr>
-              <w:t>Faire</w:t>
-            </w:r>
-            <w:proofErr w:type="gramEnd"/>
-            <w:r>
-              <w:rPr>
-                <w:rFonts w:asciiTheme="majorHAnsi" w:hAnsiTheme="majorHAnsi" w:cstheme="majorHAnsi"/>
-                <w:sz w:val="20"/>
-                <w:szCs w:val="20"/>
-              </w:rPr>
-              <w:t xml:space="preserve"> un exercice collégial : au vu du cas étudié, quelles mesures pourrait-on préconiser </w:t>
+            <w:r>
+              <w:rPr>
+                <w:rFonts w:asciiTheme="majorHAnsi" w:hAnsiTheme="majorHAnsi" w:cstheme="majorHAnsi"/>
+                <w:sz w:val="20"/>
+                <w:szCs w:val="20"/>
+              </w:rPr>
+              <w:t xml:space="preserve">Faire un exercice collégial : au vu du cas étudié, quelles mesures pourrait-on préconiser </w:t>
             </w:r>
             <w:r>
               <w:rPr>
@@ -13188,7 +12953,6 @@
               </w:rPr>
               <w:t xml:space="preserve"> </w:t>
             </w:r>
-            <w:proofErr w:type="spellStart"/>
             <w:r>
               <w:rPr>
                 <w:rFonts w:asciiTheme="majorHAnsi" w:hAnsiTheme="majorHAnsi" w:cstheme="majorHAnsi"/>
@@ -13197,31 +12961,8 @@
                 <w:sz w:val="20"/>
                 <w:szCs w:val="20"/>
               </w:rPr>
-              <w:t>paper</w:t>
-            </w:r>
-            <w:proofErr w:type="spellEnd"/>
-            <w:r>
-              <w:rPr>
-                <w:rFonts w:asciiTheme="majorHAnsi" w:hAnsiTheme="majorHAnsi" w:cstheme="majorHAnsi"/>
-                <w:i/>
-                <w:iCs/>
-                <w:sz w:val="20"/>
-                <w:szCs w:val="20"/>
-              </w:rPr>
-              <w:t xml:space="preserve"> </w:t>
-            </w:r>
-            <w:proofErr w:type="spellStart"/>
-            <w:r>
-              <w:rPr>
-                <w:rFonts w:asciiTheme="majorHAnsi" w:hAnsiTheme="majorHAnsi" w:cstheme="majorHAnsi"/>
-                <w:i/>
-                <w:iCs/>
-                <w:sz w:val="20"/>
-                <w:szCs w:val="20"/>
-              </w:rPr>
-              <w:t>board</w:t>
-            </w:r>
-            <w:proofErr w:type="spellEnd"/>
+              <w:t>paper board</w:t>
+            </w:r>
             <w:r>
               <w:rPr>
                 <w:rFonts w:asciiTheme="majorHAnsi" w:hAnsiTheme="majorHAnsi" w:cstheme="majorHAnsi"/>
@@ -13570,23 +13311,13 @@
                 <w:szCs w:val="20"/>
               </w:rPr>
             </w:pPr>
-            <w:proofErr w:type="gramStart"/>
-            <w:r>
-              <w:rPr>
-                <w:rFonts w:asciiTheme="majorHAnsi" w:hAnsiTheme="majorHAnsi" w:cstheme="majorHAnsi"/>
-                <w:sz w:val="20"/>
-                <w:szCs w:val="20"/>
-              </w:rPr>
-              <w:t>Faire</w:t>
-            </w:r>
-            <w:proofErr w:type="gramEnd"/>
-            <w:r>
-              <w:rPr>
-                <w:rFonts w:asciiTheme="majorHAnsi" w:hAnsiTheme="majorHAnsi" w:cstheme="majorHAnsi"/>
-                <w:sz w:val="20"/>
-                <w:szCs w:val="20"/>
-              </w:rPr>
-              <w:t xml:space="preserve"> un exercice personnel : </w:t>
+            <w:r>
+              <w:rPr>
+                <w:rFonts w:asciiTheme="majorHAnsi" w:hAnsiTheme="majorHAnsi" w:cstheme="majorHAnsi"/>
+                <w:sz w:val="20"/>
+                <w:szCs w:val="20"/>
+              </w:rPr>
+              <w:t xml:space="preserve">Faire un exercice personnel : </w:t>
             </w:r>
             <w:r>
               <w:rPr>
@@ -13716,6 +13447,7 @@
           <w:p>
             <w:pPr>
               <w:pStyle w:val="Titre2"/>
+              <w:pageBreakBefore/>
               <w:rPr>
                 <w:rFonts w:cstheme="majorHAnsi"/>
               </w:rPr>
@@ -13725,13 +13457,26 @@
               <w:rPr>
                 <w:rFonts w:cstheme="majorHAnsi"/>
               </w:rPr>
+              <w:lastRenderedPageBreak/>
               <w:t>Traitement des risques</w:t>
             </w:r>
             <w:r>
               <w:rPr>
                 <w:rFonts w:cstheme="majorHAnsi"/>
               </w:rPr>
-              <w:t xml:space="preserve"> (jour 1 après-midi)</w:t>
+              <w:t xml:space="preserve"> (jour </w:t>
+            </w:r>
+            <w:r>
+              <w:rPr>
+                <w:rFonts w:cstheme="majorHAnsi"/>
+              </w:rPr>
+              <w:t>2 matin</w:t>
+            </w:r>
+            <w:r>
+              <w:rPr>
+                <w:rFonts w:cstheme="majorHAnsi"/>
+              </w:rPr>
+              <w:t>)</w:t>
             </w:r>
             <w:bookmarkEnd w:id="15"/>
           </w:p>
@@ -14007,7 +13752,6 @@
                 <w:szCs w:val="20"/>
                 <w:u w:val="single"/>
               </w:rPr>
-              <w:lastRenderedPageBreak/>
               <w:t>Principal message</w:t>
             </w:r>
             <w:r>
@@ -14070,7 +13814,6 @@
                 <w:sz w:val="20"/>
                 <w:szCs w:val="20"/>
               </w:rPr>
-              <w:lastRenderedPageBreak/>
               <w:t>L’outil 13 : déterminer les mesures</w:t>
             </w:r>
           </w:p>
@@ -14260,7 +14003,6 @@
                 <w:szCs w:val="20"/>
               </w:rPr>
             </w:pPr>
-            <w:proofErr w:type="gramStart"/>
             <w:r>
               <w:rPr>
                 <w:rFonts w:asciiTheme="majorHAnsi" w:hAnsiTheme="majorHAnsi" w:cstheme="majorHAnsi"/>
@@ -14268,9 +14010,8 @@
                 <w:sz w:val="20"/>
                 <w:szCs w:val="20"/>
               </w:rPr>
-              <w:t>Faire</w:t>
-            </w:r>
-            <w:proofErr w:type="gramEnd"/>
+              <w:t xml:space="preserve">Faire un exercice collégial : priorisez les mesures identifiées dans les </w:t>
+            </w:r>
             <w:r>
               <w:rPr>
                 <w:rFonts w:asciiTheme="majorHAnsi" w:hAnsiTheme="majorHAnsi" w:cstheme="majorHAnsi"/>
@@ -14278,7 +14019,7 @@
                 <w:sz w:val="20"/>
                 <w:szCs w:val="20"/>
               </w:rPr>
-              <w:t xml:space="preserve"> un exercice collégial : priorisez les mesures identifiées dans les </w:t>
+              <w:t>étapes</w:t>
             </w:r>
             <w:r>
               <w:rPr>
@@ -14287,7 +14028,7 @@
                 <w:sz w:val="20"/>
                 <w:szCs w:val="20"/>
               </w:rPr>
-              <w:t>étapes</w:t>
+              <w:t xml:space="preserve"> précédent</w:t>
             </w:r>
             <w:r>
               <w:rPr>
@@ -14296,7 +14037,7 @@
                 <w:sz w:val="20"/>
                 <w:szCs w:val="20"/>
               </w:rPr>
-              <w:t xml:space="preserve"> précédent</w:t>
+              <w:t>e</w:t>
             </w:r>
             <w:r>
               <w:rPr>
@@ -14305,15 +14046,6 @@
                 <w:sz w:val="20"/>
                 <w:szCs w:val="20"/>
               </w:rPr>
-              <w:t>e</w:t>
-            </w:r>
-            <w:r>
-              <w:rPr>
-                <w:rFonts w:asciiTheme="majorHAnsi" w:hAnsiTheme="majorHAnsi" w:cstheme="majorHAnsi"/>
-                <w:iCs/>
-                <w:sz w:val="20"/>
-                <w:szCs w:val="20"/>
-              </w:rPr>
               <w:t>s et justifiez</w:t>
             </w:r>
           </w:p>
@@ -14340,7 +14072,6 @@
               </w:rPr>
               <w:t xml:space="preserve">[liste de mesures notées sur le </w:t>
             </w:r>
-            <w:proofErr w:type="spellStart"/>
             <w:r>
               <w:rPr>
                 <w:rFonts w:asciiTheme="majorHAnsi" w:hAnsiTheme="majorHAnsi" w:cstheme="majorHAnsi"/>
@@ -14349,31 +14080,8 @@
                 <w:sz w:val="20"/>
                 <w:szCs w:val="20"/>
               </w:rPr>
-              <w:t>paper</w:t>
-            </w:r>
-            <w:proofErr w:type="spellEnd"/>
-            <w:r>
-              <w:rPr>
-                <w:rFonts w:asciiTheme="majorHAnsi" w:hAnsiTheme="majorHAnsi" w:cstheme="majorHAnsi"/>
-                <w:i/>
-                <w:iCs/>
-                <w:sz w:val="20"/>
-                <w:szCs w:val="20"/>
-              </w:rPr>
-              <w:t xml:space="preserve"> </w:t>
-            </w:r>
-            <w:proofErr w:type="spellStart"/>
-            <w:r>
-              <w:rPr>
-                <w:rFonts w:asciiTheme="majorHAnsi" w:hAnsiTheme="majorHAnsi" w:cstheme="majorHAnsi"/>
-                <w:i/>
-                <w:iCs/>
-                <w:sz w:val="20"/>
-                <w:szCs w:val="20"/>
-              </w:rPr>
-              <w:t>board</w:t>
-            </w:r>
-            <w:proofErr w:type="spellEnd"/>
+              <w:t>paper board</w:t>
+            </w:r>
             <w:r>
               <w:rPr>
                 <w:rFonts w:asciiTheme="majorHAnsi" w:hAnsiTheme="majorHAnsi" w:cstheme="majorHAnsi"/>
@@ -14500,25 +14208,7 @@
                 <w:sz w:val="20"/>
                 <w:szCs w:val="20"/>
               </w:rPr>
-              <w:t xml:space="preserve">, et comment </w:t>
-            </w:r>
-            <w:proofErr w:type="spellStart"/>
-            <w:r>
-              <w:rPr>
-                <w:rFonts w:asciiTheme="majorHAnsi" w:hAnsiTheme="majorHAnsi" w:cstheme="majorHAnsi"/>
-                <w:sz w:val="20"/>
-                <w:szCs w:val="20"/>
-              </w:rPr>
-              <w:t>ré-estimer</w:t>
-            </w:r>
-            <w:proofErr w:type="spellEnd"/>
-            <w:r>
-              <w:rPr>
-                <w:rFonts w:asciiTheme="majorHAnsi" w:hAnsiTheme="majorHAnsi" w:cstheme="majorHAnsi"/>
-                <w:sz w:val="20"/>
-                <w:szCs w:val="20"/>
-              </w:rPr>
-              <w:t xml:space="preserve"> les risques et faire décider de leur acceptation</w:t>
+              <w:t>, et comment ré-estimer les risques et faire décider de leur acceptation</w:t>
             </w:r>
           </w:p>
           <w:p>
@@ -15001,23 +14691,13 @@
                 <w:szCs w:val="20"/>
               </w:rPr>
             </w:pPr>
-            <w:proofErr w:type="gramStart"/>
-            <w:r>
-              <w:rPr>
-                <w:rFonts w:asciiTheme="majorHAnsi" w:hAnsiTheme="majorHAnsi" w:cstheme="majorHAnsi"/>
-                <w:sz w:val="20"/>
-                <w:szCs w:val="20"/>
-              </w:rPr>
-              <w:t>Faire</w:t>
-            </w:r>
-            <w:proofErr w:type="gramEnd"/>
-            <w:r>
-              <w:rPr>
-                <w:rFonts w:asciiTheme="majorHAnsi" w:hAnsiTheme="majorHAnsi" w:cstheme="majorHAnsi"/>
-                <w:sz w:val="20"/>
-                <w:szCs w:val="20"/>
-              </w:rPr>
-              <w:t xml:space="preserve"> un exercice personnel : </w:t>
+            <w:r>
+              <w:rPr>
+                <w:rFonts w:asciiTheme="majorHAnsi" w:hAnsiTheme="majorHAnsi" w:cstheme="majorHAnsi"/>
+                <w:sz w:val="20"/>
+                <w:szCs w:val="20"/>
+              </w:rPr>
+              <w:t xml:space="preserve">Faire un exercice personnel : </w:t>
             </w:r>
             <w:r>
               <w:rPr>
@@ -15173,7 +14853,19 @@
               <w:rPr>
                 <w:rFonts w:cstheme="majorHAnsi"/>
               </w:rPr>
-              <w:t>Étude de cas (jour 2)</w:t>
+              <w:t>Étude de cas (jour 2</w:t>
+            </w:r>
+            <w:r>
+              <w:rPr>
+                <w:rFonts w:cstheme="majorHAnsi"/>
+              </w:rPr>
+              <w:t xml:space="preserve"> après-midi</w:t>
+            </w:r>
+            <w:r>
+              <w:rPr>
+                <w:rFonts w:cstheme="majorHAnsi"/>
+              </w:rPr>
+              <w:t>)</w:t>
             </w:r>
             <w:bookmarkEnd w:id="16"/>
             <w:bookmarkEnd w:id="17"/>
@@ -15799,6 +15491,7 @@
                 <w:sz w:val="20"/>
                 <w:szCs w:val="20"/>
               </w:rPr>
+              <w:lastRenderedPageBreak/>
               <w:t>Corriger l’exercice</w:t>
             </w:r>
           </w:p>
@@ -15863,7 +15556,23 @@
                 <w:sz w:val="20"/>
                 <w:szCs w:val="20"/>
               </w:rPr>
-              <w:t>Poursuivre l’étude de cas en groupes : établissez le lien entre les ER et les couples SR/OV</w:t>
+              <w:t xml:space="preserve">Poursuivre l’étude de cas </w:t>
+            </w:r>
+            <w:r>
+              <w:rPr>
+                <w:rFonts w:asciiTheme="majorHAnsi" w:hAnsiTheme="majorHAnsi" w:cstheme="majorHAnsi"/>
+                <w:sz w:val="20"/>
+                <w:szCs w:val="20"/>
+              </w:rPr>
+              <w:t>collégialement </w:t>
+            </w:r>
+            <w:r>
+              <w:rPr>
+                <w:rFonts w:asciiTheme="majorHAnsi" w:hAnsiTheme="majorHAnsi" w:cstheme="majorHAnsi"/>
+                <w:sz w:val="20"/>
+                <w:szCs w:val="20"/>
+              </w:rPr>
+              <w:t>: établissez le lien entre les ER et les couples SR/OV</w:t>
             </w:r>
           </w:p>
           <w:p>
@@ -15951,7 +15660,6 @@
                 <w:sz w:val="20"/>
                 <w:szCs w:val="20"/>
               </w:rPr>
-              <w:lastRenderedPageBreak/>
               <w:t>[diapositive 1</w:t>
             </w:r>
             <w:r>
@@ -15992,7 +15700,23 @@
                 <w:sz w:val="20"/>
                 <w:szCs w:val="20"/>
               </w:rPr>
-              <w:t>Poursuivre l’étude de cas en groupes : estimez la dangerosité des parties prenantes, en utilisant la technique proposée</w:t>
+              <w:t xml:space="preserve">Poursuivre l’étude de cas </w:t>
+            </w:r>
+            <w:r>
+              <w:rPr>
+                <w:rFonts w:asciiTheme="majorHAnsi" w:hAnsiTheme="majorHAnsi" w:cstheme="majorHAnsi"/>
+                <w:sz w:val="20"/>
+                <w:szCs w:val="20"/>
+              </w:rPr>
+              <w:t>collégialement </w:t>
+            </w:r>
+            <w:r>
+              <w:rPr>
+                <w:rFonts w:asciiTheme="majorHAnsi" w:hAnsiTheme="majorHAnsi" w:cstheme="majorHAnsi"/>
+                <w:sz w:val="20"/>
+                <w:szCs w:val="20"/>
+              </w:rPr>
+              <w:t>: estimez la dangerosité des parties prenantes, en utilisant la technique proposée</w:t>
             </w:r>
           </w:p>
           <w:p>
@@ -16160,7 +15884,23 @@
                 <w:sz w:val="20"/>
                 <w:szCs w:val="20"/>
               </w:rPr>
-              <w:t>Poursuivre l’étude de cas en groupes : élaborez des scénarios stratégiques</w:t>
+              <w:t xml:space="preserve">Poursuivre l’étude de cas </w:t>
+            </w:r>
+            <w:r>
+              <w:rPr>
+                <w:rFonts w:asciiTheme="majorHAnsi" w:hAnsiTheme="majorHAnsi" w:cstheme="majorHAnsi"/>
+                <w:sz w:val="20"/>
+                <w:szCs w:val="20"/>
+              </w:rPr>
+              <w:t>collégialement </w:t>
+            </w:r>
+            <w:r>
+              <w:rPr>
+                <w:rFonts w:asciiTheme="majorHAnsi" w:hAnsiTheme="majorHAnsi" w:cstheme="majorHAnsi"/>
+                <w:sz w:val="20"/>
+                <w:szCs w:val="20"/>
+              </w:rPr>
+              <w:t>: élaborez des scénarios stratégiques</w:t>
             </w:r>
           </w:p>
           <w:p>
@@ -16288,7 +16028,7 @@
                 <w:sz w:val="20"/>
                 <w:szCs w:val="20"/>
               </w:rPr>
-              <w:t>Poursuivre l’étude de cas en petits groupes : élaborez des scénarios opérationnels</w:t>
+              <w:t>Poursuivre l’étude de cas en groupes : élaborez des scénarios opérationnels</w:t>
             </w:r>
           </w:p>
           <w:p>
@@ -16506,7 +16246,6 @@
               </w:rPr>
               <w:t>[</w:t>
             </w:r>
-            <w:proofErr w:type="spellStart"/>
             <w:r>
               <w:rPr>
                 <w:rFonts w:asciiTheme="majorHAnsi" w:hAnsiTheme="majorHAnsi" w:cstheme="majorHAnsi"/>
@@ -16515,9 +16254,120 @@
                 <w:sz w:val="20"/>
                 <w:szCs w:val="20"/>
               </w:rPr>
-              <w:t>paper</w:t>
-            </w:r>
-            <w:proofErr w:type="spellEnd"/>
+              <w:t>paper board</w:t>
+            </w:r>
+            <w:r>
+              <w:rPr>
+                <w:rFonts w:asciiTheme="majorHAnsi" w:hAnsiTheme="majorHAnsi" w:cstheme="majorHAnsi"/>
+                <w:sz w:val="20"/>
+                <w:szCs w:val="20"/>
+              </w:rPr>
+              <w:t>]</w:t>
+            </w:r>
+          </w:p>
+          <w:p>
+            <w:pPr>
+              <w:pStyle w:val="Paragraphedeliste"/>
+              <w:numPr>
+                <w:ilvl w:val="0"/>
+                <w:numId w:val="8"/>
+              </w:numPr>
+              <w:ind w:left="460"/>
+              <w:jc w:val="left"/>
+              <w:rPr>
+                <w:rFonts w:asciiTheme="majorHAnsi" w:hAnsiTheme="majorHAnsi" w:cstheme="majorHAnsi"/>
+                <w:sz w:val="20"/>
+                <w:szCs w:val="20"/>
+              </w:rPr>
+            </w:pPr>
+            <w:r>
+              <w:rPr>
+                <w:rFonts w:asciiTheme="majorHAnsi" w:hAnsiTheme="majorHAnsi" w:cstheme="majorHAnsi"/>
+                <w:sz w:val="20"/>
+                <w:szCs w:val="20"/>
+              </w:rPr>
+              <w:t>Poursuivre l’étude de cas collégialement : déterminez les mesures les plus utiles pour traiter les risques et faites-en un plan d’action</w:t>
+            </w:r>
+          </w:p>
+          <w:p>
+            <w:pPr>
+              <w:pStyle w:val="Paragraphedeliste"/>
+              <w:numPr>
+                <w:ilvl w:val="1"/>
+                <w:numId w:val="8"/>
+              </w:numPr>
+              <w:ind w:left="886"/>
+              <w:jc w:val="left"/>
+              <w:rPr>
+                <w:rFonts w:asciiTheme="majorHAnsi" w:hAnsiTheme="majorHAnsi" w:cstheme="majorHAnsi"/>
+                <w:sz w:val="20"/>
+                <w:szCs w:val="20"/>
+              </w:rPr>
+            </w:pPr>
+            <w:r>
+              <w:rPr>
+                <w:rFonts w:asciiTheme="majorHAnsi" w:hAnsiTheme="majorHAnsi" w:cstheme="majorHAnsi"/>
+                <w:sz w:val="20"/>
+                <w:szCs w:val="20"/>
+              </w:rPr>
+              <w:t>[diapositive 1</w:t>
+            </w:r>
+            <w:r>
+              <w:rPr>
+                <w:rFonts w:asciiTheme="majorHAnsi" w:hAnsiTheme="majorHAnsi" w:cstheme="majorHAnsi"/>
+                <w:sz w:val="20"/>
+                <w:szCs w:val="20"/>
+              </w:rPr>
+              <w:t>50]</w:t>
+            </w:r>
+          </w:p>
+          <w:p>
+            <w:pPr>
+              <w:pStyle w:val="Paragraphedeliste"/>
+              <w:numPr>
+                <w:ilvl w:val="0"/>
+                <w:numId w:val="8"/>
+              </w:numPr>
+              <w:ind w:left="460"/>
+              <w:jc w:val="left"/>
+              <w:rPr>
+                <w:rFonts w:asciiTheme="majorHAnsi" w:hAnsiTheme="majorHAnsi" w:cstheme="majorHAnsi"/>
+                <w:sz w:val="20"/>
+                <w:szCs w:val="20"/>
+              </w:rPr>
+            </w:pPr>
+            <w:r>
+              <w:rPr>
+                <w:rFonts w:asciiTheme="majorHAnsi" w:hAnsiTheme="majorHAnsi" w:cstheme="majorHAnsi"/>
+                <w:sz w:val="20"/>
+                <w:szCs w:val="20"/>
+              </w:rPr>
+              <w:t>Corriger l’exercice</w:t>
+            </w:r>
+          </w:p>
+          <w:p>
+            <w:pPr>
+              <w:pStyle w:val="Paragraphedeliste"/>
+              <w:numPr>
+                <w:ilvl w:val="1"/>
+                <w:numId w:val="8"/>
+              </w:numPr>
+              <w:ind w:left="886"/>
+              <w:jc w:val="left"/>
+              <w:rPr>
+                <w:rFonts w:asciiTheme="majorHAnsi" w:hAnsiTheme="majorHAnsi" w:cstheme="majorHAnsi"/>
+                <w:sz w:val="20"/>
+                <w:szCs w:val="20"/>
+              </w:rPr>
+            </w:pPr>
+            <w:r>
+              <w:rPr>
+                <w:rFonts w:asciiTheme="majorHAnsi" w:hAnsiTheme="majorHAnsi" w:cstheme="majorHAnsi"/>
+                <w:sz w:val="20"/>
+                <w:szCs w:val="20"/>
+              </w:rPr>
+              <w:t>[</w:t>
+            </w:r>
             <w:r>
               <w:rPr>
                 <w:rFonts w:asciiTheme="majorHAnsi" w:hAnsiTheme="majorHAnsi" w:cstheme="majorHAnsi"/>
@@ -16526,166 +16376,8 @@
                 <w:sz w:val="20"/>
                 <w:szCs w:val="20"/>
               </w:rPr>
-              <w:t xml:space="preserve"> </w:t>
-            </w:r>
-            <w:proofErr w:type="spellStart"/>
-            <w:r>
-              <w:rPr>
-                <w:rFonts w:asciiTheme="majorHAnsi" w:hAnsiTheme="majorHAnsi" w:cstheme="majorHAnsi"/>
-                <w:i/>
-                <w:iCs/>
-                <w:sz w:val="20"/>
-                <w:szCs w:val="20"/>
-              </w:rPr>
-              <w:t>board</w:t>
-            </w:r>
-            <w:proofErr w:type="spellEnd"/>
-            <w:r>
-              <w:rPr>
-                <w:rFonts w:asciiTheme="majorHAnsi" w:hAnsiTheme="majorHAnsi" w:cstheme="majorHAnsi"/>
-                <w:sz w:val="20"/>
-                <w:szCs w:val="20"/>
-              </w:rPr>
-              <w:t>]</w:t>
-            </w:r>
-          </w:p>
-          <w:p>
-            <w:pPr>
-              <w:pStyle w:val="Paragraphedeliste"/>
-              <w:numPr>
-                <w:ilvl w:val="0"/>
-                <w:numId w:val="8"/>
-              </w:numPr>
-              <w:ind w:left="460"/>
-              <w:jc w:val="left"/>
-              <w:rPr>
-                <w:rFonts w:asciiTheme="majorHAnsi" w:hAnsiTheme="majorHAnsi" w:cstheme="majorHAnsi"/>
-                <w:sz w:val="20"/>
-                <w:szCs w:val="20"/>
-              </w:rPr>
-            </w:pPr>
-            <w:r>
-              <w:rPr>
-                <w:rFonts w:asciiTheme="majorHAnsi" w:hAnsiTheme="majorHAnsi" w:cstheme="majorHAnsi"/>
-                <w:sz w:val="20"/>
-                <w:szCs w:val="20"/>
-              </w:rPr>
-              <w:t>Poursuivre l’étude de cas collégialement : déterminez les mesures les plus utiles pour traiter les risques et faites-en un plan d’action</w:t>
-            </w:r>
-          </w:p>
-          <w:p>
-            <w:pPr>
-              <w:pStyle w:val="Paragraphedeliste"/>
-              <w:numPr>
-                <w:ilvl w:val="1"/>
-                <w:numId w:val="8"/>
-              </w:numPr>
-              <w:ind w:left="886"/>
-              <w:jc w:val="left"/>
-              <w:rPr>
-                <w:rFonts w:asciiTheme="majorHAnsi" w:hAnsiTheme="majorHAnsi" w:cstheme="majorHAnsi"/>
-                <w:sz w:val="20"/>
-                <w:szCs w:val="20"/>
-              </w:rPr>
-            </w:pPr>
-            <w:r>
-              <w:rPr>
-                <w:rFonts w:asciiTheme="majorHAnsi" w:hAnsiTheme="majorHAnsi" w:cstheme="majorHAnsi"/>
-                <w:sz w:val="20"/>
-                <w:szCs w:val="20"/>
-              </w:rPr>
-              <w:t>[diapositive 1</w:t>
-            </w:r>
-            <w:r>
-              <w:rPr>
-                <w:rFonts w:asciiTheme="majorHAnsi" w:hAnsiTheme="majorHAnsi" w:cstheme="majorHAnsi"/>
-                <w:sz w:val="20"/>
-                <w:szCs w:val="20"/>
-              </w:rPr>
-              <w:t>50]</w:t>
-            </w:r>
-          </w:p>
-          <w:p>
-            <w:pPr>
-              <w:pStyle w:val="Paragraphedeliste"/>
-              <w:numPr>
-                <w:ilvl w:val="0"/>
-                <w:numId w:val="8"/>
-              </w:numPr>
-              <w:ind w:left="460"/>
-              <w:jc w:val="left"/>
-              <w:rPr>
-                <w:rFonts w:asciiTheme="majorHAnsi" w:hAnsiTheme="majorHAnsi" w:cstheme="majorHAnsi"/>
-                <w:sz w:val="20"/>
-                <w:szCs w:val="20"/>
-              </w:rPr>
-            </w:pPr>
-            <w:r>
-              <w:rPr>
-                <w:rFonts w:asciiTheme="majorHAnsi" w:hAnsiTheme="majorHAnsi" w:cstheme="majorHAnsi"/>
-                <w:sz w:val="20"/>
-                <w:szCs w:val="20"/>
-              </w:rPr>
-              <w:t>Corriger l’exercice</w:t>
-            </w:r>
-          </w:p>
-          <w:p>
-            <w:pPr>
-              <w:pStyle w:val="Paragraphedeliste"/>
-              <w:numPr>
-                <w:ilvl w:val="1"/>
-                <w:numId w:val="8"/>
-              </w:numPr>
-              <w:ind w:left="886"/>
-              <w:jc w:val="left"/>
-              <w:rPr>
-                <w:rFonts w:asciiTheme="majorHAnsi" w:hAnsiTheme="majorHAnsi" w:cstheme="majorHAnsi"/>
-                <w:sz w:val="20"/>
-                <w:szCs w:val="20"/>
-              </w:rPr>
-            </w:pPr>
-            <w:r>
-              <w:rPr>
-                <w:rFonts w:asciiTheme="majorHAnsi" w:hAnsiTheme="majorHAnsi" w:cstheme="majorHAnsi"/>
-                <w:sz w:val="20"/>
-                <w:szCs w:val="20"/>
-              </w:rPr>
-              <w:t>[</w:t>
-            </w:r>
-            <w:proofErr w:type="spellStart"/>
-            <w:r>
-              <w:rPr>
-                <w:rFonts w:asciiTheme="majorHAnsi" w:hAnsiTheme="majorHAnsi" w:cstheme="majorHAnsi"/>
-                <w:i/>
-                <w:iCs/>
-                <w:sz w:val="20"/>
-                <w:szCs w:val="20"/>
-              </w:rPr>
-              <w:t>paper</w:t>
-            </w:r>
-            <w:proofErr w:type="spellEnd"/>
-            <w:r>
-              <w:rPr>
-                <w:rFonts w:asciiTheme="majorHAnsi" w:hAnsiTheme="majorHAnsi" w:cstheme="majorHAnsi"/>
-                <w:i/>
-                <w:iCs/>
-                <w:sz w:val="20"/>
-                <w:szCs w:val="20"/>
-              </w:rPr>
-              <w:t xml:space="preserve"> </w:t>
-            </w:r>
-            <w:proofErr w:type="spellStart"/>
-            <w:r>
-              <w:rPr>
-                <w:rFonts w:asciiTheme="majorHAnsi" w:hAnsiTheme="majorHAnsi" w:cstheme="majorHAnsi"/>
-                <w:i/>
-                <w:iCs/>
-                <w:sz w:val="20"/>
-                <w:szCs w:val="20"/>
-              </w:rPr>
-              <w:t>board</w:t>
-            </w:r>
-            <w:proofErr w:type="spellEnd"/>
+              <w:t>paper board</w:t>
+            </w:r>
             <w:r>
               <w:rPr>
                 <w:rFonts w:asciiTheme="majorHAnsi" w:hAnsiTheme="majorHAnsi" w:cstheme="majorHAnsi"/>
@@ -17763,7 +17455,6 @@
         <w:dataBinding w:prefixMappings="xmlns:ns0='http://purl.org/dc/elements/1.1/' xmlns:ns1='http://schemas.openxmlformats.org/package/2006/metadata/core-properties' " w:xpath="/ns1:coreProperties[1]/ns1:contentStatus[1]" w:storeItemID="{6C3C8BC8-F283-45AE-878A-BAB7291924A1}"/>
         <w:text/>
       </w:sdtPr>
-      <w:sdtEndPr/>
       <w:sdtContent>
         <w:r>
           <w:t>Amélioration continue</w:t>
@@ -18192,7 +17883,6 @@
         <w:dataBinding w:prefixMappings="xmlns:ns0='http://purl.org/dc/elements/1.1/' xmlns:ns1='http://schemas.openxmlformats.org/package/2006/metadata/core-properties' " w:xpath="/ns1:coreProperties[1]/ns1:contentStatus[1]" w:storeItemID="{6C3C8BC8-F283-45AE-878A-BAB7291924A1}"/>
         <w:text/>
       </w:sdtPr>
-      <w:sdtEndPr/>
       <w:sdtContent>
         <w:r>
           <w:t>Amélioration continue</w:t>
@@ -18216,10 +17906,9 @@
         <w:dataBinding w:prefixMappings="xmlns:ns0='http://schemas.microsoft.com/office/2006/metadata/properties' xmlns:ns1='http://www.w3.org/2001/XMLSchema-instance' xmlns:ns2='http://schemas.microsoft.com/office/infopath/2007/PartnerControls' xmlns:ns3='6d93d202-47fc-4405-873a-cab67cc5f1b2' xmlns:ns4='64acb2c5-0a2b-4bda-bd34-58e36cbb80d2' " w:xpath="/ns0:properties[1]/documentManagement[1]/ns3:TPAppVersion[1]" w:storeItemID="{2DF866C4-50CD-47D7-BED6-205C60F51F83}"/>
         <w:text/>
       </w:sdtPr>
-      <w:sdtEndPr/>
       <w:sdtContent>
         <w:r>
-          <w:t>21/10/2025</w:t>
+          <w:t>19/11/2025</w:t>
         </w:r>
       </w:sdtContent>
     </w:sdt>
@@ -18337,7 +18026,6 @@
         <w:dataBinding w:prefixMappings="xmlns:ns0='http://purl.org/dc/elements/1.1/' xmlns:ns1='http://schemas.openxmlformats.org/package/2006/metadata/core-properties' " w:xpath="/ns1:coreProperties[1]/ns0:title[1]" w:storeItemID="{6C3C8BC8-F283-45AE-878A-BAB7291924A1}"/>
         <w:text/>
       </w:sdtPr>
-      <w:sdtEndPr/>
       <w:sdtContent>
         <w:r>
           <w:rPr>
@@ -18379,30 +18067,13 @@
         <w:dataBinding w:prefixMappings="xmlns:ns0='http://purl.org/dc/elements/1.1/' xmlns:ns1='http://schemas.openxmlformats.org/package/2006/metadata/core-properties' " w:xpath="/ns1:coreProperties[1]/ns0:subject[1]" w:storeItemID="{6C3C8BC8-F283-45AE-878A-BAB7291924A1}"/>
         <w:text/>
       </w:sdtPr>
-      <w:sdtEndPr/>
       <w:sdtContent>
-        <w:proofErr w:type="spellStart"/>
         <w:r>
           <w:rPr>
             <w:lang w:val="en-US"/>
           </w:rPr>
-          <w:t>Livret</w:t>
+          <w:t>Livret formateur</w:t>
         </w:r>
-        <w:proofErr w:type="spellEnd"/>
-        <w:r>
-          <w:rPr>
-            <w:lang w:val="en-US"/>
-          </w:rPr>
-          <w:t xml:space="preserve"> </w:t>
-        </w:r>
-        <w:proofErr w:type="spellStart"/>
-        <w:r>
-          <w:rPr>
-            <w:lang w:val="en-US"/>
-          </w:rPr>
-          <w:t>formateur</w:t>
-        </w:r>
-        <w:proofErr w:type="spellEnd"/>
       </w:sdtContent>
     </w:sdt>
     <w:r>
@@ -18425,13 +18096,12 @@
         <w:dataBinding w:prefixMappings="xmlns:ns0='http://schemas.microsoft.com/office/2006/metadata/properties' xmlns:ns1='http://www.w3.org/2001/XMLSchema-instance' xmlns:ns2='http://schemas.microsoft.com/office/infopath/2007/PartnerControls' xmlns:ns3='6d93d202-47fc-4405-873a-cab67cc5f1b2' xmlns:ns4='64acb2c5-0a2b-4bda-bd34-58e36cbb80d2' " w:xpath="/ns0:properties[1]/documentManagement[1]/ns3:TPAppVersion[1]" w:storeItemID="{2DF866C4-50CD-47D7-BED6-205C60F51F83}"/>
         <w:text/>
       </w:sdtPr>
-      <w:sdtEndPr/>
       <w:sdtContent>
         <w:r>
           <w:rPr>
             <w:lang w:val="en-US"/>
           </w:rPr>
-          <w:t>21/10</w:t>
+          <w:t>19/11</w:t>
         </w:r>
         <w:r>
           <w:rPr>
@@ -22196,9 +21866,11 @@
     <w:rsid w:val="0087743C"/>
     <w:rsid w:val="008D635C"/>
     <w:rsid w:val="00912DB5"/>
+    <w:rsid w:val="009263CE"/>
     <w:rsid w:val="009B393D"/>
     <w:rsid w:val="009E232C"/>
     <w:rsid w:val="00A41199"/>
+    <w:rsid w:val="00A46C54"/>
     <w:rsid w:val="00AB247D"/>
     <w:rsid w:val="00AD06F8"/>
     <w:rsid w:val="00B35366"/>
@@ -23073,7 +22745,7 @@
     <Markets xmlns="6d93d202-47fc-4405-873a-cab67cc5f1b2"/>
     <OriginalSourceMarket xmlns="6d93d202-47fc-4405-873a-cab67cc5f1b2">english</OriginalSourceMarket>
     <TPInstallLocation xmlns="6d93d202-47fc-4405-873a-cab67cc5f1b2" xsi:nil="true"/>
-    <TPAppVersion xmlns="6d93d202-47fc-4405-873a-cab67cc5f1b2">21/10/2025</TPAppVersion>
+    <TPAppVersion xmlns="6d93d202-47fc-4405-873a-cab67cc5f1b2">19/11/2025</TPAppVersion>
     <TPCommandLine xmlns="6d93d202-47fc-4405-873a-cab67cc5f1b2" xsi:nil="true"/>
     <APAuthor xmlns="6d93d202-47fc-4405-873a-cab67cc5f1b2">
       <UserInfo>
@@ -23186,7 +22858,12 @@
 </file>
 
 <file path=customXml/item3.xml><?xml version="1.0" encoding="utf-8"?>
-<b:Sources xmlns:b="http://schemas.openxmlformats.org/officeDocument/2006/bibliography" xmlns="http://schemas.openxmlformats.org/officeDocument/2006/bibliography" SelectedStyle="\APASixthEditionOfficeOnline.xsl" StyleName="APA" Version="6"/>
+<?mso-contentType ?>
+<FormTemplates xmlns="http://schemas.microsoft.com/sharepoint/v3/contenttype/forms">
+  <Display>DocumentLibraryForm</Display>
+  <Edit>AssetEditForm</Edit>
+  <New>DocumentLibraryForm</New>
+</FormTemplates>
 </file>
 
 <file path=customXml/item4.xml><?xml version="1.0" encoding="utf-8"?>
@@ -24249,12 +23926,7 @@
 </file>
 
 <file path=customXml/item5.xml><?xml version="1.0" encoding="utf-8"?>
-<?mso-contentType ?>
-<FormTemplates xmlns="http://schemas.microsoft.com/sharepoint/v3/contenttype/forms">
-  <Display>DocumentLibraryForm</Display>
-  <Edit>AssetEditForm</Edit>
-  <New>DocumentLibraryForm</New>
-</FormTemplates>
+<b:Sources xmlns:b="http://schemas.openxmlformats.org/officeDocument/2006/bibliography" xmlns="http://schemas.openxmlformats.org/officeDocument/2006/bibliography" SelectedStyle="\APASixthEditionOfficeOnline.xsl" StyleName="APA" Version="6"/>
 </file>
 
 <file path=customXml/itemProps1.xml><?xml version="1.0" encoding="utf-8"?>
@@ -24268,24 +23940,18 @@
 <file path=customXml/itemProps2.xml><?xml version="1.0" encoding="utf-8"?>
 <ds:datastoreItem xmlns:ds="http://schemas.openxmlformats.org/officeDocument/2006/customXml" ds:itemID="{2DF866C4-50CD-47D7-BED6-205C60F51F83}">
   <ds:schemaRefs>
-    <ds:schemaRef ds:uri="6d93d202-47fc-4405-873a-cab67cc5f1b2"/>
-    <ds:schemaRef ds:uri="http://purl.org/dc/terms/"/>
-    <ds:schemaRef ds:uri="64acb2c5-0a2b-4bda-bd34-58e36cbb80d2"/>
-    <ds:schemaRef ds:uri="http://schemas.microsoft.com/office/2006/documentManagement/types"/>
-    <ds:schemaRef ds:uri="http://purl.org/dc/elements/1.1/"/>
     <ds:schemaRef ds:uri="http://schemas.microsoft.com/office/2006/metadata/properties"/>
     <ds:schemaRef ds:uri="http://schemas.microsoft.com/office/infopath/2007/PartnerControls"/>
-    <ds:schemaRef ds:uri="http://schemas.openxmlformats.org/package/2006/metadata/core-properties"/>
-    <ds:schemaRef ds:uri="http://www.w3.org/XML/1998/namespace"/>
-    <ds:schemaRef ds:uri="http://purl.org/dc/dcmitype/"/>
+    <ds:schemaRef ds:uri="6d93d202-47fc-4405-873a-cab67cc5f1b2"/>
+    <ds:schemaRef ds:uri="64acb2c5-0a2b-4bda-bd34-58e36cbb80d2"/>
   </ds:schemaRefs>
 </ds:datastoreItem>
 </file>
 
 <file path=customXml/itemProps3.xml><?xml version="1.0" encoding="utf-8"?>
-<ds:datastoreItem xmlns:ds="http://schemas.openxmlformats.org/officeDocument/2006/customXml" ds:itemID="{AB9AA636-D291-4B2E-BBD8-8A9285B3238E}">
+<ds:datastoreItem xmlns:ds="http://schemas.openxmlformats.org/officeDocument/2006/customXml" ds:itemID="{0997F6B8-5DA6-4A19-9077-FDDDE75F6343}">
   <ds:schemaRefs>
-    <ds:schemaRef ds:uri="http://schemas.openxmlformats.org/officeDocument/2006/bibliography"/>
+    <ds:schemaRef ds:uri="http://schemas.microsoft.com/sharepoint/v3/contenttype/forms"/>
   </ds:schemaRefs>
 </ds:datastoreItem>
 </file>
@@ -24310,9 +23976,9 @@
 </file>
 
 <file path=customXml/itemProps5.xml><?xml version="1.0" encoding="utf-8"?>
-<ds:datastoreItem xmlns:ds="http://schemas.openxmlformats.org/officeDocument/2006/customXml" ds:itemID="{0997F6B8-5DA6-4A19-9077-FDDDE75F6343}">
+<ds:datastoreItem xmlns:ds="http://schemas.openxmlformats.org/officeDocument/2006/customXml" ds:itemID="{AB9AA636-D291-4B2E-BBD8-8A9285B3238E}">
   <ds:schemaRefs>
-    <ds:schemaRef ds:uri="http://schemas.microsoft.com/sharepoint/v3/contenttype/forms"/>
+    <ds:schemaRef ds:uri="http://schemas.openxmlformats.org/officeDocument/2006/bibliography"/>
   </ds:schemaRefs>
 </ds:datastoreItem>
 </file>